--- a/docs/JM-CARE_테스터매뉴얼.docx
+++ b/docs/JM-CARE_테스터매뉴얼.docx
@@ -2,26 +2,23 @@
 <file path=word/document.xml><?xml version="1.0" encoding="utf-8"?>
 <w:document xmlns:wpc="http://schemas.microsoft.com/office/word/2010/wordprocessingCanvas" xmlns:mo="http://schemas.microsoft.com/office/mac/office/2008/main" xmlns:mc="http://schemas.openxmlformats.org/markup-compatibility/2006" xmlns:mv="urn:schemas-microsoft-com:mac:vml" xmlns:o="urn:schemas-microsoft-com:office:office" xmlns:r="http://schemas.openxmlformats.org/officeDocument/2006/relationships" xmlns:m="http://schemas.openxmlformats.org/officeDocument/2006/math" xmlns:v="urn:schemas-microsoft-com:vml" xmlns:wp14="http://schemas.microsoft.com/office/word/2010/wordprocessingDrawing" xmlns:wp="http://schemas.openxmlformats.org/drawingml/2006/wordprocessingDrawing" xmlns:w10="urn:schemas-microsoft-com:office:word" xmlns:w="http://schemas.openxmlformats.org/wordprocessingml/2006/main" xmlns:w14="http://schemas.microsoft.com/office/word/2010/wordml" xmlns:wpg="http://schemas.microsoft.com/office/word/2010/wordprocessingGroup" xmlns:wpi="http://schemas.microsoft.com/office/word/2010/wordprocessingInk" xmlns:wne="http://schemas.microsoft.com/office/word/2006/wordml" xmlns:wps="http://schemas.microsoft.com/office/word/2010/wordprocessingShape" mc:Ignorable="w14 wp14">
   <w:body>
-    <w:p/>
-    <w:p/>
-    <w:p/>
-    <w:p/>
     <w:p>
       <w:pPr>
+        <w:spacing w:before="1200"/>
         <w:jc w:val="center"/>
       </w:pPr>
       <w:r>
         <w:rPr>
           <w:rFonts w:ascii="맑은 고딕" w:hAnsi="맑은 고딕" w:eastAsia="맑은 고딕"/>
-          <w:b/>
-          <w:color w:val="B48A2E"/>
-          <w:sz w:val="28"/>
+          <w:color w:val="555555"/>
+          <w:sz w:val="26"/>
         </w:rPr>
         <w:t>종로엠스쿨 학생 종합관리 시스템</w:t>
       </w:r>
     </w:p>
     <w:p>
       <w:pPr>
+        <w:spacing w:before="120"/>
         <w:jc w:val="center"/>
       </w:pPr>
       <w:r>
@@ -29,67 +26,53 @@
           <w:rFonts w:ascii="맑은 고딕" w:hAnsi="맑은 고딕" w:eastAsia="맑은 고딕"/>
           <w:b/>
           <w:color w:val="1E293B"/>
-          <w:sz w:val="80"/>
+          <w:sz w:val="60"/>
         </w:rPr>
         <w:t>JM-CARE</w:t>
       </w:r>
     </w:p>
     <w:p>
       <w:pPr>
+        <w:spacing w:before="200"/>
         <w:jc w:val="center"/>
       </w:pPr>
       <w:r>
         <w:rPr>
           <w:rFonts w:ascii="맑은 고딕" w:hAnsi="맑은 고딕" w:eastAsia="맑은 고딕"/>
           <w:b/>
-          <w:color w:val="1E293B"/>
-          <w:sz w:val="48"/>
+          <w:sz w:val="30"/>
         </w:rPr>
-        <w:t>테스터용 실습 매뉴얼</w:t>
+        <w:t>테스터용 실습 매뉴얼 (스크린샷 포함)</w:t>
       </w:r>
     </w:p>
-    <w:p/>
-    <w:p/>
-    <w:p/>
-    <w:p/>
-    <w:p/>
-    <w:p/>
     <w:p>
       <w:pPr>
+        <w:spacing w:before="280"/>
         <w:jc w:val="center"/>
       </w:pPr>
       <w:r>
         <w:rPr>
           <w:rFonts w:ascii="맑은 고딕" w:hAnsi="맑은 고딕" w:eastAsia="맑은 고딕"/>
           <w:color w:val="555555"/>
-          <w:sz w:val="24"/>
+          <w:sz w:val="21"/>
         </w:rPr>
-        <w:t>처음 시스템을 사용해보는 테스터가 화면을 그대로 따라 클릭하며</w:t>
+        <w:t>처음 시스템을 사용해보는 테스터가 실제 화면 캡쳐를 그대로 따라가며</w:t>
         <w:br/>
         <w:t>전체 기능을 직접 검증해보는 실습형 가이드</w:t>
       </w:r>
     </w:p>
-    <w:p/>
-    <w:p/>
-    <w:p/>
-    <w:p/>
-    <w:p/>
-    <w:p/>
-    <w:p/>
-    <w:p/>
-    <w:p/>
-    <w:p/>
     <w:p>
       <w:pPr>
+        <w:spacing w:before="800"/>
         <w:jc w:val="center"/>
       </w:pPr>
       <w:r>
         <w:rPr>
           <w:rFonts w:ascii="맑은 고딕" w:hAnsi="맑은 고딕" w:eastAsia="맑은 고딕"/>
           <w:color w:val="555555"/>
-          <w:sz w:val="20"/>
+          <w:sz w:val="19"/>
         </w:rPr>
-        <w:t>문서 버전 1.0  |  2026년 9월</w:t>
+        <w:t>문서 버전 2.0 (스크린샷 포함)  |  2026년 9월</w:t>
       </w:r>
     </w:p>
     <w:p>
@@ -99,27 +82,29 @@
     </w:p>
     <w:p>
       <w:pPr>
-        <w:pStyle w:val="Heading1"/>
+        <w:spacing w:after="160" w:before="360"/>
+        <w:pBdr>
+          <w:bottom w:val="single" w:sz="6" w:space="4" w:color="1e293b"/>
+        </w:pBdr>
       </w:pPr>
       <w:r>
         <w:rPr>
           <w:rFonts w:ascii="맑은 고딕" w:hAnsi="맑은 고딕" w:eastAsia="맑은 고딕"/>
           <w:b/>
           <w:color w:val="1E293B"/>
-          <w:sz w:val="36"/>
+          <w:sz w:val="32"/>
         </w:rPr>
         <w:t>목차</w:t>
       </w:r>
     </w:p>
     <w:p>
       <w:pPr>
-        <w:spacing w:after="80"/>
+        <w:spacing w:after="80" w:before="0"/>
       </w:pPr>
       <w:r>
         <w:rPr>
           <w:rFonts w:ascii="맑은 고딕" w:hAnsi="맑은 고딕" w:eastAsia="맑은 고딕"/>
-          <w:b/>
-          <w:i w:val="0"/>
+          <w:b w:val="0"/>
           <w:sz w:val="21"/>
         </w:rPr>
         <w:t>1. 이 문서 사용법</w:t>
@@ -127,13 +112,12 @@
     </w:p>
     <w:p>
       <w:pPr>
-        <w:spacing w:after="80"/>
+        <w:spacing w:after="80" w:before="0"/>
       </w:pPr>
       <w:r>
         <w:rPr>
           <w:rFonts w:ascii="맑은 고딕" w:hAnsi="맑은 고딕" w:eastAsia="맑은 고딕"/>
-          <w:b/>
-          <w:i w:val="0"/>
+          <w:b w:val="0"/>
           <w:sz w:val="21"/>
         </w:rPr>
         <w:t>2. 테스트 준비 사항</w:t>
@@ -141,13 +125,12 @@
     </w:p>
     <w:p>
       <w:pPr>
-        <w:spacing w:after="80"/>
+        <w:spacing w:after="80" w:before="0"/>
       </w:pPr>
       <w:r>
         <w:rPr>
           <w:rFonts w:ascii="맑은 고딕" w:hAnsi="맑은 고딕" w:eastAsia="맑은 고딕"/>
-          <w:b/>
-          <w:i w:val="0"/>
+          <w:b w:val="0"/>
           <w:sz w:val="21"/>
         </w:rPr>
         <w:t>3. 전체 테스트 흐름 지도</w:t>
@@ -155,148 +138,129 @@
     </w:p>
     <w:p>
       <w:pPr>
-        <w:spacing w:after="80"/>
-        <w:ind w:left="567"/>
+        <w:spacing w:after="80" w:before="0"/>
       </w:pPr>
       <w:r>
         <w:rPr>
           <w:rFonts w:ascii="맑은 고딕" w:hAnsi="맑은 고딕" w:eastAsia="맑은 고딕"/>
           <w:b w:val="0"/>
-          <w:i w:val="0"/>
-          <w:sz w:val="20"/>
+          <w:sz w:val="21"/>
         </w:rPr>
         <w:t>시나리오 1 — 원장 계정 준비 (가입 → 관리자 승인)</w:t>
       </w:r>
     </w:p>
     <w:p>
       <w:pPr>
-        <w:spacing w:after="80"/>
-        <w:ind w:left="567"/>
+        <w:spacing w:after="80" w:before="0"/>
       </w:pPr>
       <w:r>
         <w:rPr>
           <w:rFonts w:ascii="맑은 고딕" w:hAnsi="맑은 고딕" w:eastAsia="맑은 고딕"/>
           <w:b w:val="0"/>
-          <w:i w:val="0"/>
-          <w:sz w:val="20"/>
+          <w:sz w:val="21"/>
         </w:rPr>
         <w:t>시나리오 2 — 강사 계정 준비 (가입 → 원장 승인)</w:t>
       </w:r>
     </w:p>
     <w:p>
       <w:pPr>
-        <w:spacing w:after="80"/>
-        <w:ind w:left="567"/>
+        <w:spacing w:after="80" w:before="0"/>
       </w:pPr>
       <w:r>
         <w:rPr>
           <w:rFonts w:ascii="맑은 고딕" w:hAnsi="맑은 고딕" w:eastAsia="맑은 고딕"/>
           <w:b w:val="0"/>
-          <w:i w:val="0"/>
-          <w:sz w:val="20"/>
+          <w:sz w:val="21"/>
         </w:rPr>
         <w:t>시나리오 3 — 학생 등록</w:t>
       </w:r>
     </w:p>
     <w:p>
       <w:pPr>
-        <w:spacing w:after="80"/>
-        <w:ind w:left="567"/>
+        <w:spacing w:after="80" w:before="0"/>
       </w:pPr>
       <w:r>
         <w:rPr>
           <w:rFonts w:ascii="맑은 고딕" w:hAnsi="맑은 고딕" w:eastAsia="맑은 고딕"/>
           <w:b w:val="0"/>
-          <w:i w:val="0"/>
-          <w:sz w:val="20"/>
+          <w:sz w:val="21"/>
         </w:rPr>
         <w:t>시나리오 4 — 학부모 계정 준비 (가입 → 원장 승인, 자녀 연결)</w:t>
       </w:r>
     </w:p>
     <w:p>
       <w:pPr>
-        <w:spacing w:after="80"/>
-        <w:ind w:left="567"/>
+        <w:spacing w:after="80" w:before="0"/>
       </w:pPr>
       <w:r>
         <w:rPr>
           <w:rFonts w:ascii="맑은 고딕" w:hAnsi="맑은 고딕" w:eastAsia="맑은 고딕"/>
           <w:b w:val="0"/>
-          <w:i w:val="0"/>
-          <w:sz w:val="20"/>
+          <w:sz w:val="21"/>
         </w:rPr>
         <w:t>시나리오 5 — 학생 종합 정보 입력 (목표 · 성적 · 상담)</w:t>
       </w:r>
     </w:p>
     <w:p>
       <w:pPr>
-        <w:spacing w:after="80"/>
-        <w:ind w:left="567"/>
+        <w:spacing w:after="80" w:before="0"/>
       </w:pPr>
       <w:r>
         <w:rPr>
           <w:rFonts w:ascii="맑은 고딕" w:hAnsi="맑은 고딕" w:eastAsia="맑은 고딕"/>
           <w:b w:val="0"/>
-          <w:i w:val="0"/>
-          <w:sz w:val="20"/>
+          <w:sz w:val="21"/>
         </w:rPr>
         <w:t>시나리오 6 — 원장 화면에서 반영 확인 + 학부모 리포트 발송</w:t>
       </w:r>
     </w:p>
     <w:p>
       <w:pPr>
-        <w:spacing w:after="80"/>
-        <w:ind w:left="567"/>
+        <w:spacing w:after="80" w:before="0"/>
       </w:pPr>
       <w:r>
         <w:rPr>
           <w:rFonts w:ascii="맑은 고딕" w:hAnsi="맑은 고딕" w:eastAsia="맑은 고딕"/>
           <w:b w:val="0"/>
-          <w:i w:val="0"/>
-          <w:sz w:val="20"/>
+          <w:sz w:val="21"/>
         </w:rPr>
         <w:t>시나리오 7 — 학부모 화면에서 리포트 확인</w:t>
       </w:r>
     </w:p>
     <w:p>
       <w:pPr>
-        <w:spacing w:after="80"/>
-        <w:ind w:left="567"/>
+        <w:spacing w:after="80" w:before="0"/>
       </w:pPr>
       <w:r>
         <w:rPr>
           <w:rFonts w:ascii="맑은 고딕" w:hAnsi="맑은 고딕" w:eastAsia="맑은 고딕"/>
           <w:b w:val="0"/>
-          <w:i w:val="0"/>
-          <w:sz w:val="20"/>
+          <w:sz w:val="21"/>
         </w:rPr>
         <w:t>시나리오 8 — 상담 예약 요청 (학부모 ↔ 강사)</w:t>
       </w:r>
     </w:p>
     <w:p>
       <w:pPr>
-        <w:spacing w:after="80"/>
-        <w:ind w:left="567"/>
+        <w:spacing w:after="80" w:before="0"/>
       </w:pPr>
       <w:r>
         <w:rPr>
           <w:rFonts w:ascii="맑은 고딕" w:hAnsi="맑은 고딕" w:eastAsia="맑은 고딕"/>
           <w:b w:val="0"/>
-          <w:i w:val="0"/>
-          <w:sz w:val="20"/>
+          <w:sz w:val="21"/>
         </w:rPr>
         <w:t>시나리오 9 — 관리자(본사) 화면 훑어보기 (선택)</w:t>
       </w:r>
     </w:p>
     <w:p>
       <w:pPr>
-        <w:spacing w:after="80"/>
+        <w:spacing w:after="80" w:before="0"/>
       </w:pPr>
       <w:r>
         <w:rPr>
           <w:rFonts w:ascii="맑은 고딕" w:hAnsi="맑은 고딕" w:eastAsia="맑은 고딕"/>
-          <w:b/>
-          <w:i w:val="0"/>
+          <w:b w:val="0"/>
           <w:sz w:val="21"/>
         </w:rPr>
         <w:t>4. 최종 점검 체크리스트</w:t>
@@ -304,13 +268,12 @@
     </w:p>
     <w:p>
       <w:pPr>
-        <w:spacing w:after="80"/>
+        <w:spacing w:after="80" w:before="0"/>
       </w:pPr>
       <w:r>
         <w:rPr>
           <w:rFonts w:ascii="맑은 고딕" w:hAnsi="맑은 고딕" w:eastAsia="맑은 고딕"/>
-          <w:b/>
-          <w:i w:val="0"/>
+          <w:b w:val="0"/>
           <w:sz w:val="21"/>
         </w:rPr>
         <w:t>5. 자주 발생하는 문제와 해결 방법</w:t>
@@ -318,13 +281,12 @@
     </w:p>
     <w:p>
       <w:pPr>
-        <w:spacing w:after="80"/>
+        <w:spacing w:after="80" w:before="0"/>
       </w:pPr>
       <w:r>
         <w:rPr>
           <w:rFonts w:ascii="맑은 고딕" w:hAnsi="맑은 고딕" w:eastAsia="맑은 고딕"/>
-          <w:b/>
-          <w:i w:val="0"/>
+          <w:b w:val="0"/>
           <w:sz w:val="21"/>
         </w:rPr>
         <w:t>6. 테스트 종료 후 정리</w:t>
@@ -337,76 +299,74 @@
     </w:p>
     <w:p>
       <w:pPr>
-        <w:pStyle w:val="Heading1"/>
+        <w:spacing w:after="160" w:before="360"/>
+        <w:pBdr>
+          <w:bottom w:val="single" w:sz="6" w:space="4" w:color="1e293b"/>
+        </w:pBdr>
       </w:pPr>
       <w:r>
         <w:rPr>
           <w:rFonts w:ascii="맑은 고딕" w:hAnsi="맑은 고딕" w:eastAsia="맑은 고딕"/>
           <w:b/>
           <w:color w:val="1E293B"/>
-          <w:sz w:val="36"/>
+          <w:sz w:val="32"/>
         </w:rPr>
         <w:t>1. 이 문서 사용법</w:t>
       </w:r>
     </w:p>
     <w:p>
       <w:pPr>
-        <w:spacing w:after="120"/>
+        <w:spacing w:after="120" w:before="0"/>
       </w:pPr>
       <w:r>
         <w:rPr>
           <w:rFonts w:ascii="맑은 고딕" w:hAnsi="맑은 고딕" w:eastAsia="맑은 고딕"/>
           <w:b w:val="0"/>
-          <w:i w:val="0"/>
           <w:sz w:val="21"/>
         </w:rPr>
-        <w:t>이 매뉴얼은 JM-CARE를 처음 사용해보는 테스터가 실제 화면을 그대로 따라 클릭하면서 주요 기능이 정상 동작하는지 직접 확인해볼 수 있도록 만든 실습형 가이드입니다.</w:t>
+        <w:t>이 매뉴얼은 JM-CARE를 처음 사용해보는 테스터가 실제 화면 캡쳐를 그대로 보면서 주요 기능이 정상 동작하는지 직접 확인해볼 수 있도록 만든 실습형 가이드입니다.</w:t>
       </w:r>
     </w:p>
     <w:p>
       <w:pPr>
-        <w:spacing w:after="120"/>
+        <w:spacing w:after="120" w:before="0"/>
       </w:pPr>
       <w:r>
         <w:rPr>
           <w:rFonts w:ascii="맑은 고딕" w:hAnsi="맑은 고딕" w:eastAsia="맑은 고딕"/>
           <w:b w:val="0"/>
-          <w:i w:val="0"/>
           <w:sz w:val="21"/>
         </w:rPr>
-        <w:t>번호가 매겨진 항목은 "실행 단계"이고, ☐ 표시가 붙은 항목은 "결과 확인 포인트"입니다. 각 시나리오를 순서대로 따라가면 회원가입부터 승인, 학생 데이터 입력, 리포트 발송, 상담 예약까지 시스템의 전체 흐름을 한 번씩 경험하게 됩니다.</w:t>
+        <w:t>번호가 매겨진 항목은 “실행 단계”이고, ☐ 표시가 붙은 항목은 “결과 확인 포인트”입니다. 각 단계 아래에는 실제 화면 스크린샷이 함께 제공되므로, 화면이 캡쳐와 동일하게 보이는지 비교하며 진행하세요.</w:t>
       </w:r>
     </w:p>
     <w:p>
       <w:pPr>
-        <w:spacing w:after="120"/>
-        <w:ind w:left="227"/>
+        <w:spacing w:after="160" w:before="0"/>
       </w:pPr>
       <w:r>
         <w:rPr>
           <w:rFonts w:ascii="맑은 고딕" w:hAnsi="맑은 고딕" w:eastAsia="맑은 고딕"/>
-          <w:i/>
-          <w:color w:val="B02A2A"/>
+          <w:b w:val="0"/>
+          <w:color w:val="555555"/>
           <w:sz w:val="19"/>
         </w:rPr>
         <w:t>※ 이 문서에는 실제 계정 비밀번호가 포함되어 있지 않습니다. 관리자 계정 정보는 문서 담당자에게 별도로 전달받아 사용하세요. 테스트용으로 새로 만드는 계정은 아이디 앞에 test_ 등 구분되는 이름을 사용해 실제 운영 데이터와 혼동되지 않게 해주세요.</w:t>
       </w:r>
     </w:p>
     <w:p>
-      <w:r>
-        <w:br w:type="page"/>
-      </w:r>
-    </w:p>
-    <w:p>
-      <w:pPr>
-        <w:pStyle w:val="Heading1"/>
+      <w:pPr>
+        <w:spacing w:after="160" w:before="360"/>
+        <w:pBdr>
+          <w:bottom w:val="single" w:sz="6" w:space="4" w:color="1e293b"/>
+        </w:pBdr>
       </w:pPr>
       <w:r>
         <w:rPr>
           <w:rFonts w:ascii="맑은 고딕" w:hAnsi="맑은 고딕" w:eastAsia="맑은 고딕"/>
           <w:b/>
           <w:color w:val="1E293B"/>
-          <w:sz w:val="36"/>
+          <w:sz w:val="32"/>
         </w:rPr>
         <w:t>2. 테스트 준비 사항</w:t>
       </w:r>
@@ -419,14 +379,14 @@
         <w:tblLook w:firstColumn="1" w:firstRow="1" w:lastColumn="0" w:lastRow="0" w:noHBand="0" w:noVBand="1" w:val="04A0"/>
       </w:tblPr>
       <w:tblGrid>
-        <w:gridCol w:w="4873"/>
-        <w:gridCol w:w="4873"/>
+        <w:gridCol w:w="4986"/>
+        <w:gridCol w:w="4986"/>
       </w:tblGrid>
       <w:tr>
         <w:tc>
           <w:tcPr>
-            <w:tcW w:type="dxa" w:w="1984"/>
-            <w:shd w:val="clear" w:color="auto" w:fill="1e293b"/>
+            <w:tcW w:type="dxa" w:w="4986"/>
+            <w:shd w:val="clear" w:fill="1e293b"/>
           </w:tcPr>
           <w:p>
             <w:pPr>
@@ -446,8 +406,8 @@
         </w:tc>
         <w:tc>
           <w:tcPr>
-            <w:tcW w:type="dxa" w:w="7087"/>
-            <w:shd w:val="clear" w:color="auto" w:fill="1e293b"/>
+            <w:tcW w:type="dxa" w:w="4986"/>
+            <w:shd w:val="clear" w:fill="1e293b"/>
           </w:tcPr>
           <w:p>
             <w:pPr>
@@ -469,7 +429,7 @@
       <w:tr>
         <w:tc>
           <w:tcPr>
-            <w:tcW w:type="dxa" w:w="1984"/>
+            <w:tcW w:type="dxa" w:w="4986"/>
           </w:tcPr>
           <w:p>
             <w:r/>
@@ -484,7 +444,7 @@
         </w:tc>
         <w:tc>
           <w:tcPr>
-            <w:tcW w:type="dxa" w:w="7087"/>
+            <w:tcW w:type="dxa" w:w="4986"/>
           </w:tcPr>
           <w:p>
             <w:r/>
@@ -501,7 +461,7 @@
       <w:tr>
         <w:tc>
           <w:tcPr>
-            <w:tcW w:type="dxa" w:w="1984"/>
+            <w:tcW w:type="dxa" w:w="4986"/>
           </w:tcPr>
           <w:p>
             <w:r/>
@@ -516,7 +476,7 @@
         </w:tc>
         <w:tc>
           <w:tcPr>
-            <w:tcW w:type="dxa" w:w="7087"/>
+            <w:tcW w:type="dxa" w:w="4986"/>
           </w:tcPr>
           <w:p>
             <w:r/>
@@ -533,7 +493,7 @@
       <w:tr>
         <w:tc>
           <w:tcPr>
-            <w:tcW w:type="dxa" w:w="1984"/>
+            <w:tcW w:type="dxa" w:w="4986"/>
           </w:tcPr>
           <w:p>
             <w:r/>
@@ -548,7 +508,7 @@
         </w:tc>
         <w:tc>
           <w:tcPr>
-            <w:tcW w:type="dxa" w:w="7087"/>
+            <w:tcW w:type="dxa" w:w="4986"/>
           </w:tcPr>
           <w:p>
             <w:r/>
@@ -565,7 +525,7 @@
       <w:tr>
         <w:tc>
           <w:tcPr>
-            <w:tcW w:type="dxa" w:w="1984"/>
+            <w:tcW w:type="dxa" w:w="4986"/>
           </w:tcPr>
           <w:p>
             <w:r/>
@@ -580,7 +540,7 @@
         </w:tc>
         <w:tc>
           <w:tcPr>
-            <w:tcW w:type="dxa" w:w="7087"/>
+            <w:tcW w:type="dxa" w:w="4986"/>
           </w:tcPr>
           <w:p>
             <w:r/>
@@ -597,7 +557,7 @@
       <w:tr>
         <w:tc>
           <w:tcPr>
-            <w:tcW w:type="dxa" w:w="1984"/>
+            <w:tcW w:type="dxa" w:w="4986"/>
           </w:tcPr>
           <w:p>
             <w:r/>
@@ -612,7 +572,7 @@
         </w:tc>
         <w:tc>
           <w:tcPr>
-            <w:tcW w:type="dxa" w:w="7087"/>
+            <w:tcW w:type="dxa" w:w="4986"/>
           </w:tcPr>
           <w:p>
             <w:r/>
@@ -621,7 +581,7 @@
                 <w:rFonts w:ascii="맑은 고딕" w:hAnsi="맑은 고딕" w:eastAsia="맑은 고딕"/>
                 <w:sz w:val="19"/>
               </w:rPr>
-              <w:t>역할별로 여러 계정을 오가며 테스트하므로, 로그아웃 후 다시 로그인하는 과정이 반복됩니다.</w:t>
+              <w:t>역할별로 여러 계정을 오가며 테스트하므로, 로그아웃 후 다시 로그인하는 과정이 반복됩니다. 브라우저 창을 2개 띄워두고(또는 일반 창 + 시크릿 창) 번갈아 로그인하면 화면 전환이 훨씬 수월합니다.</w:t>
             </w:r>
           </w:p>
         </w:tc>
@@ -634,46 +594,29 @@
     </w:p>
     <w:p>
       <w:pPr>
-        <w:spacing w:after="120"/>
-      </w:pPr>
-      <w:r>
-        <w:rPr>
-          <w:rFonts w:ascii="맑은 고딕" w:hAnsi="맑은 고딕" w:eastAsia="맑은 고딕"/>
-          <w:b w:val="0"/>
-          <w:i w:val="0"/>
-          <w:sz w:val="21"/>
-        </w:rPr>
-        <w:t>권장 방법: 브라우저 창을 2개 띄워두고(또는 일반 창 + 시크릿 창), 한쪽은 방금 만든 테스트 계정, 다른 한쪽은 승인 처리를 위한 원장/관리자 계정으로 번갈아 로그인하면 화면 전환이 훨씬 수월합니다.</w:t>
-      </w:r>
-    </w:p>
-    <w:p>
-      <w:r>
-        <w:br w:type="page"/>
-      </w:r>
-    </w:p>
-    <w:p>
-      <w:pPr>
-        <w:pStyle w:val="Heading1"/>
+        <w:spacing w:after="160" w:before="360"/>
+        <w:pBdr>
+          <w:bottom w:val="single" w:sz="6" w:space="4" w:color="1e293b"/>
+        </w:pBdr>
       </w:pPr>
       <w:r>
         <w:rPr>
           <w:rFonts w:ascii="맑은 고딕" w:hAnsi="맑은 고딕" w:eastAsia="맑은 고딕"/>
           <w:b/>
           <w:color w:val="1E293B"/>
-          <w:sz w:val="36"/>
+          <w:sz w:val="32"/>
         </w:rPr>
         <w:t>3. 전체 테스트 흐름 지도</w:t>
       </w:r>
     </w:p>
     <w:p>
       <w:pPr>
-        <w:spacing w:after="120"/>
+        <w:spacing w:after="120" w:before="0"/>
       </w:pPr>
       <w:r>
         <w:rPr>
           <w:rFonts w:ascii="맑은 고딕" w:hAnsi="맑은 고딕" w:eastAsia="맑은 고딕"/>
           <w:b w:val="0"/>
-          <w:i w:val="0"/>
           <w:sz w:val="21"/>
         </w:rPr>
         <w:t>아래 9개 시나리오는 실제 운영 흐름 순서대로 설계되어 있습니다. 처음이라면 1번부터 순서대로 진행하는 것을 권장하며, 특정 기능만 확인하고 싶다면 해당 시나리오만 골라 진행해도 됩니다.</w:t>
@@ -687,15 +630,15 @@
         <w:tblLook w:firstColumn="1" w:firstRow="1" w:lastColumn="0" w:lastRow="0" w:noHBand="0" w:noVBand="1" w:val="04A0"/>
       </w:tblPr>
       <w:tblGrid>
-        <w:gridCol w:w="3249"/>
-        <w:gridCol w:w="3249"/>
-        <w:gridCol w:w="3249"/>
+        <w:gridCol w:w="3324"/>
+        <w:gridCol w:w="3324"/>
+        <w:gridCol w:w="3324"/>
       </w:tblGrid>
       <w:tr>
         <w:tc>
           <w:tcPr>
-            <w:tcW w:type="dxa" w:w="850"/>
-            <w:shd w:val="clear" w:color="auto" w:fill="1e293b"/>
+            <w:tcW w:type="dxa" w:w="3324"/>
+            <w:shd w:val="clear" w:fill="1e293b"/>
           </w:tcPr>
           <w:p>
             <w:pPr>
@@ -715,8 +658,8 @@
         </w:tc>
         <w:tc>
           <w:tcPr>
-            <w:tcW w:type="dxa" w:w="2835"/>
-            <w:shd w:val="clear" w:color="auto" w:fill="1e293b"/>
+            <w:tcW w:type="dxa" w:w="3324"/>
+            <w:shd w:val="clear" w:fill="1e293b"/>
           </w:tcPr>
           <w:p>
             <w:pPr>
@@ -736,8 +679,8 @@
         </w:tc>
         <w:tc>
           <w:tcPr>
-            <w:tcW w:type="dxa" w:w="5386"/>
-            <w:shd w:val="clear" w:color="auto" w:fill="1e293b"/>
+            <w:tcW w:type="dxa" w:w="3324"/>
+            <w:shd w:val="clear" w:fill="1e293b"/>
           </w:tcPr>
           <w:p>
             <w:pPr>
@@ -759,7 +702,7 @@
       <w:tr>
         <w:tc>
           <w:tcPr>
-            <w:tcW w:type="dxa" w:w="850"/>
+            <w:tcW w:type="dxa" w:w="3324"/>
           </w:tcPr>
           <w:p>
             <w:r/>
@@ -774,7 +717,7 @@
         </w:tc>
         <w:tc>
           <w:tcPr>
-            <w:tcW w:type="dxa" w:w="2835"/>
+            <w:tcW w:type="dxa" w:w="3324"/>
           </w:tcPr>
           <w:p>
             <w:r/>
@@ -789,7 +732,7 @@
         </w:tc>
         <w:tc>
           <w:tcPr>
-            <w:tcW w:type="dxa" w:w="5386"/>
+            <w:tcW w:type="dxa" w:w="3324"/>
           </w:tcPr>
           <w:p>
             <w:r/>
@@ -806,7 +749,7 @@
       <w:tr>
         <w:tc>
           <w:tcPr>
-            <w:tcW w:type="dxa" w:w="850"/>
+            <w:tcW w:type="dxa" w:w="3324"/>
           </w:tcPr>
           <w:p>
             <w:r/>
@@ -821,7 +764,7 @@
         </w:tc>
         <w:tc>
           <w:tcPr>
-            <w:tcW w:type="dxa" w:w="2835"/>
+            <w:tcW w:type="dxa" w:w="3324"/>
           </w:tcPr>
           <w:p>
             <w:r/>
@@ -836,7 +779,7 @@
         </w:tc>
         <w:tc>
           <w:tcPr>
-            <w:tcW w:type="dxa" w:w="5386"/>
+            <w:tcW w:type="dxa" w:w="3324"/>
           </w:tcPr>
           <w:p>
             <w:r/>
@@ -853,7 +796,7 @@
       <w:tr>
         <w:tc>
           <w:tcPr>
-            <w:tcW w:type="dxa" w:w="850"/>
+            <w:tcW w:type="dxa" w:w="3324"/>
           </w:tcPr>
           <w:p>
             <w:r/>
@@ -868,7 +811,7 @@
         </w:tc>
         <w:tc>
           <w:tcPr>
-            <w:tcW w:type="dxa" w:w="2835"/>
+            <w:tcW w:type="dxa" w:w="3324"/>
           </w:tcPr>
           <w:p>
             <w:r/>
@@ -883,7 +826,7 @@
         </w:tc>
         <w:tc>
           <w:tcPr>
-            <w:tcW w:type="dxa" w:w="5386"/>
+            <w:tcW w:type="dxa" w:w="3324"/>
           </w:tcPr>
           <w:p>
             <w:r/>
@@ -900,7 +843,7 @@
       <w:tr>
         <w:tc>
           <w:tcPr>
-            <w:tcW w:type="dxa" w:w="850"/>
+            <w:tcW w:type="dxa" w:w="3324"/>
           </w:tcPr>
           <w:p>
             <w:r/>
@@ -915,7 +858,7 @@
         </w:tc>
         <w:tc>
           <w:tcPr>
-            <w:tcW w:type="dxa" w:w="2835"/>
+            <w:tcW w:type="dxa" w:w="3324"/>
           </w:tcPr>
           <w:p>
             <w:r/>
@@ -930,7 +873,7 @@
         </w:tc>
         <w:tc>
           <w:tcPr>
-            <w:tcW w:type="dxa" w:w="5386"/>
+            <w:tcW w:type="dxa" w:w="3324"/>
           </w:tcPr>
           <w:p>
             <w:r/>
@@ -947,7 +890,7 @@
       <w:tr>
         <w:tc>
           <w:tcPr>
-            <w:tcW w:type="dxa" w:w="850"/>
+            <w:tcW w:type="dxa" w:w="3324"/>
           </w:tcPr>
           <w:p>
             <w:r/>
@@ -962,7 +905,7 @@
         </w:tc>
         <w:tc>
           <w:tcPr>
-            <w:tcW w:type="dxa" w:w="2835"/>
+            <w:tcW w:type="dxa" w:w="3324"/>
           </w:tcPr>
           <w:p>
             <w:r/>
@@ -977,7 +920,7 @@
         </w:tc>
         <w:tc>
           <w:tcPr>
-            <w:tcW w:type="dxa" w:w="5386"/>
+            <w:tcW w:type="dxa" w:w="3324"/>
           </w:tcPr>
           <w:p>
             <w:r/>
@@ -994,7 +937,7 @@
       <w:tr>
         <w:tc>
           <w:tcPr>
-            <w:tcW w:type="dxa" w:w="850"/>
+            <w:tcW w:type="dxa" w:w="3324"/>
           </w:tcPr>
           <w:p>
             <w:r/>
@@ -1009,7 +952,7 @@
         </w:tc>
         <w:tc>
           <w:tcPr>
-            <w:tcW w:type="dxa" w:w="2835"/>
+            <w:tcW w:type="dxa" w:w="3324"/>
           </w:tcPr>
           <w:p>
             <w:r/>
@@ -1024,7 +967,7 @@
         </w:tc>
         <w:tc>
           <w:tcPr>
-            <w:tcW w:type="dxa" w:w="5386"/>
+            <w:tcW w:type="dxa" w:w="3324"/>
           </w:tcPr>
           <w:p>
             <w:r/>
@@ -1041,7 +984,7 @@
       <w:tr>
         <w:tc>
           <w:tcPr>
-            <w:tcW w:type="dxa" w:w="850"/>
+            <w:tcW w:type="dxa" w:w="3324"/>
           </w:tcPr>
           <w:p>
             <w:r/>
@@ -1056,7 +999,7 @@
         </w:tc>
         <w:tc>
           <w:tcPr>
-            <w:tcW w:type="dxa" w:w="2835"/>
+            <w:tcW w:type="dxa" w:w="3324"/>
           </w:tcPr>
           <w:p>
             <w:r/>
@@ -1071,7 +1014,7 @@
         </w:tc>
         <w:tc>
           <w:tcPr>
-            <w:tcW w:type="dxa" w:w="5386"/>
+            <w:tcW w:type="dxa" w:w="3324"/>
           </w:tcPr>
           <w:p>
             <w:r/>
@@ -1088,7 +1031,7 @@
       <w:tr>
         <w:tc>
           <w:tcPr>
-            <w:tcW w:type="dxa" w:w="850"/>
+            <w:tcW w:type="dxa" w:w="3324"/>
           </w:tcPr>
           <w:p>
             <w:r/>
@@ -1103,7 +1046,7 @@
         </w:tc>
         <w:tc>
           <w:tcPr>
-            <w:tcW w:type="dxa" w:w="2835"/>
+            <w:tcW w:type="dxa" w:w="3324"/>
           </w:tcPr>
           <w:p>
             <w:r/>
@@ -1118,7 +1061,7 @@
         </w:tc>
         <w:tc>
           <w:tcPr>
-            <w:tcW w:type="dxa" w:w="5386"/>
+            <w:tcW w:type="dxa" w:w="3324"/>
           </w:tcPr>
           <w:p>
             <w:r/>
@@ -1135,7 +1078,7 @@
       <w:tr>
         <w:tc>
           <w:tcPr>
-            <w:tcW w:type="dxa" w:w="850"/>
+            <w:tcW w:type="dxa" w:w="3324"/>
           </w:tcPr>
           <w:p>
             <w:r/>
@@ -1150,7 +1093,7 @@
         </w:tc>
         <w:tc>
           <w:tcPr>
-            <w:tcW w:type="dxa" w:w="2835"/>
+            <w:tcW w:type="dxa" w:w="3324"/>
           </w:tcPr>
           <w:p>
             <w:r/>
@@ -1165,7 +1108,7 @@
         </w:tc>
         <w:tc>
           <w:tcPr>
-            <w:tcW w:type="dxa" w:w="5386"/>
+            <w:tcW w:type="dxa" w:w="3324"/>
           </w:tcPr>
           <w:p>
             <w:r/>
@@ -1192,409 +1135,423 @@
     </w:p>
     <w:p>
       <w:pPr>
-        <w:pStyle w:val="Heading2"/>
+        <w:spacing w:after="120" w:before="280"/>
       </w:pPr>
       <w:r>
         <w:rPr>
           <w:rFonts w:ascii="맑은 고딕" w:hAnsi="맑은 고딕" w:eastAsia="맑은 고딕"/>
           <w:b/>
           <w:color w:val="1E293B"/>
-          <w:sz w:val="28"/>
+          <w:sz w:val="26"/>
         </w:rPr>
         <w:t>시나리오 1. 원장 계정 준비 (가입 → 관리자 승인)</w:t>
       </w:r>
     </w:p>
     <w:p>
       <w:pPr>
-        <w:spacing w:after="120"/>
+        <w:spacing w:after="160" w:before="0"/>
       </w:pPr>
       <w:r>
         <w:rPr>
           <w:rFonts w:ascii="맑은 고딕" w:hAnsi="맑은 고딕" w:eastAsia="맑은 고딕"/>
           <w:b w:val="0"/>
-          <w:i w:val="0"/>
-          <w:sz w:val="21"/>
+          <w:color w:val="555555"/>
+          <w:sz w:val="19"/>
         </w:rPr>
-        <w:t>이미 사용할 원장 계정이 있다면 이 시나리오는 건너뛰고 시나리오 2부터 진행해도 됩니다.</w:t>
+        <w:t>이미 사용할 원장 계정이 있다면 이 시나리오는 건너뛰고 시나리오 2부터 진행해도 됩니다. 아래 화면 캡쳐는 실제 테스트에서 강사 역할로 가입한 예시이며, 원장 가입도 “역할 선택”에서 “원장” 카드를 선택하는 것 외에는 동일한 화면·흐름입니다.</w:t>
       </w:r>
     </w:p>
     <w:p>
       <w:pPr>
-        <w:spacing w:after="80"/>
-        <w:ind w:left="227"/>
-      </w:pPr>
-      <w:r>
-        <w:rPr>
-          <w:rFonts w:ascii="맑은 고딕" w:hAnsi="맑은 고딕" w:eastAsia="맑은 고딕"/>
-          <w:b/>
-          <w:color w:val="B48A2E"/>
-          <w:sz w:val="21"/>
-        </w:rPr>
-        <w:t xml:space="preserve">1.  </w:t>
-      </w:r>
+        <w:spacing w:after="60"/>
+        <w:ind w:left="283"/>
+      </w:pPr>
       <w:r>
         <w:rPr>
           <w:rFonts w:ascii="맑은 고딕" w:hAnsi="맑은 고딕" w:eastAsia="맑은 고딕"/>
           <w:sz w:val="21"/>
         </w:rPr>
-        <w:t>브라우저에서 접속 주소 + /sign-up 페이지로 이동합니다.</w:t>
+        <w:t>1.  브라우저에서 접속 주소 + /sign-up 페이지로 이동합니다.</w:t>
       </w:r>
     </w:p>
     <w:p>
       <w:pPr>
-        <w:spacing w:after="80"/>
-        <w:ind w:left="227"/>
-      </w:pPr>
-      <w:r>
-        <w:rPr>
-          <w:rFonts w:ascii="맑은 고딕" w:hAnsi="맑은 고딕" w:eastAsia="맑은 고딕"/>
-          <w:b/>
-          <w:color w:val="B48A2E"/>
-          <w:sz w:val="21"/>
-        </w:rPr>
-        <w:t xml:space="preserve">2.  </w:t>
-      </w:r>
+        <w:spacing w:after="60"/>
+        <w:ind w:left="283"/>
+      </w:pPr>
       <w:r>
         <w:rPr>
           <w:rFonts w:ascii="맑은 고딕" w:hAnsi="맑은 고딕" w:eastAsia="맑은 고딕"/>
           <w:sz w:val="21"/>
         </w:rPr>
-        <w:t>아이디(예: test_director_001), 이름, 비밀번호(8자 이상), 전화번호를 입력합니다.</w:t>
+        <w:t>2.  아이디(예: test_director_001), 이름, 비밀번호(8자 이상), 전화번호를 입력합니다.</w:t>
       </w:r>
     </w:p>
     <w:p>
       <w:pPr>
-        <w:spacing w:after="80"/>
-        <w:ind w:left="227"/>
-      </w:pPr>
-      <w:r>
-        <w:rPr>
-          <w:rFonts w:ascii="맑은 고딕" w:hAnsi="맑은 고딕" w:eastAsia="맑은 고딕"/>
-          <w:b/>
-          <w:color w:val="B48A2E"/>
-          <w:sz w:val="21"/>
-        </w:rPr>
-        <w:t xml:space="preserve">3.  </w:t>
-      </w:r>
+        <w:spacing w:after="60"/>
+        <w:ind w:left="283"/>
+      </w:pPr>
       <w:r>
         <w:rPr>
           <w:rFonts w:ascii="맑은 고딕" w:hAnsi="맑은 고딕" w:eastAsia="맑은 고딕"/>
           <w:sz w:val="21"/>
         </w:rPr>
-        <w:t>아이디 입력 후 [중복확인] 버튼을 눌러 사용 가능한 아이디인지 확인합니다.</w:t>
+        <w:t>3.  아이디 입력 후 [중복확인] 버튼을 눌러 사용 가능한 아이디인지 확인합니다.</w:t>
       </w:r>
     </w:p>
     <w:p>
       <w:pPr>
-        <w:spacing w:after="80"/>
-        <w:ind w:left="227"/>
-      </w:pPr>
-      <w:r>
-        <w:rPr>
-          <w:rFonts w:ascii="맑은 고딕" w:hAnsi="맑은 고딕" w:eastAsia="맑은 고딕"/>
-          <w:b/>
-          <w:color w:val="B48A2E"/>
-          <w:sz w:val="21"/>
-        </w:rPr>
-        <w:t xml:space="preserve">4.  </w:t>
-      </w:r>
+        <w:spacing w:after="60"/>
+        <w:ind w:left="283"/>
+      </w:pPr>
       <w:r>
         <w:rPr>
           <w:rFonts w:ascii="맑은 고딕" w:hAnsi="맑은 고딕" w:eastAsia="맑은 고딕"/>
           <w:sz w:val="21"/>
         </w:rPr>
-        <w:t>소속 지점을 드롭다운에서 선택합니다.</w:t>
+        <w:t>4.  소속 지점을 드롭다운에서 선택합니다.</w:t>
       </w:r>
     </w:p>
     <w:p>
       <w:pPr>
-        <w:spacing w:after="80"/>
-        <w:ind w:left="227"/>
-      </w:pPr>
-      <w:r>
-        <w:rPr>
-          <w:rFonts w:ascii="맑은 고딕" w:hAnsi="맑은 고딕" w:eastAsia="맑은 고딕"/>
-          <w:b/>
-          <w:color w:val="B48A2E"/>
-          <w:sz w:val="21"/>
-        </w:rPr>
-        <w:t xml:space="preserve">5.  </w:t>
-      </w:r>
+        <w:spacing w:after="60"/>
+        <w:ind w:left="283"/>
+      </w:pPr>
       <w:r>
         <w:rPr>
           <w:rFonts w:ascii="맑은 고딕" w:hAnsi="맑은 고딕" w:eastAsia="맑은 고딕"/>
           <w:sz w:val="21"/>
         </w:rPr>
-        <w:t>역할 선택 카드에서 "원장"을 클릭합니다.</w:t>
+        <w:t>5.  역할 선택 카드에서 “원장”을 클릭합니다.</w:t>
       </w:r>
     </w:p>
     <w:p>
       <w:pPr>
-        <w:spacing w:after="80"/>
-        <w:ind w:left="227"/>
-      </w:pPr>
-      <w:r>
-        <w:rPr>
-          <w:rFonts w:ascii="맑은 고딕" w:hAnsi="맑은 고딕" w:eastAsia="맑은 고딕"/>
-          <w:b/>
-          <w:color w:val="B48A2E"/>
-          <w:sz w:val="21"/>
-        </w:rPr>
-        <w:t xml:space="preserve">6.  </w:t>
-      </w:r>
+        <w:spacing w:after="60"/>
+        <w:ind w:left="283"/>
+      </w:pPr>
       <w:r>
         <w:rPr>
           <w:rFonts w:ascii="맑은 고딕" w:hAnsi="맑은 고딕" w:eastAsia="맑은 고딕"/>
           <w:sz w:val="21"/>
         </w:rPr>
-        <w:t>하단 텍스트란에 가입 사유를 간단히 입력합니다.</w:t>
+        <w:t>6.  하단 텍스트란에 가입 사유를 간단히 입력합니다.</w:t>
       </w:r>
     </w:p>
     <w:p>
       <w:pPr>
-        <w:spacing w:after="80"/>
-        <w:ind w:left="227"/>
-      </w:pPr>
-      <w:r>
-        <w:rPr>
-          <w:rFonts w:ascii="맑은 고딕" w:hAnsi="맑은 고딕" w:eastAsia="맑은 고딕"/>
-          <w:b/>
-          <w:color w:val="B48A2E"/>
-          <w:sz w:val="21"/>
-        </w:rPr>
-        <w:t xml:space="preserve">7.  </w:t>
-      </w:r>
+        <w:spacing w:after="60"/>
+        <w:ind w:left="283"/>
+      </w:pPr>
       <w:r>
         <w:rPr>
           <w:rFonts w:ascii="맑은 고딕" w:hAnsi="맑은 고딕" w:eastAsia="맑은 고딕"/>
           <w:sz w:val="21"/>
         </w:rPr>
-        <w:t>[가입 신청하기] 버튼을 클릭합니다.</w:t>
+        <w:t>7.  [가입 신청하기] 버튼을 클릭합니다.</w:t>
       </w:r>
     </w:p>
     <w:p>
       <w:pPr>
-        <w:spacing w:after="60"/>
-        <w:ind w:left="454"/>
+        <w:spacing w:before="80" w:after="40"/>
+        <w:jc w:val="center"/>
       </w:pPr>
       <w:r>
-        <w:rPr>
-          <w:rFonts w:ascii="맑은 고딕" w:hAnsi="맑은 고딕" w:eastAsia="맑은 고딕"/>
-          <w:b/>
-          <w:color w:val="1E7A4A"/>
-          <w:sz w:val="20"/>
-        </w:rPr>
-        <w:t xml:space="preserve">☐  </w:t>
+        <w:drawing>
+          <wp:inline xmlns:a="http://schemas.openxmlformats.org/drawingml/2006/main" xmlns:pic="http://schemas.openxmlformats.org/drawingml/2006/picture">
+            <wp:extent cx="5760720" cy="2975234"/>
+            <wp:docPr id="1" name="Picture 1"/>
+            <wp:cNvGraphicFramePr>
+              <a:graphicFrameLocks noChangeAspect="1"/>
+            </wp:cNvGraphicFramePr>
+            <a:graphic>
+              <a:graphicData uri="http://schemas.openxmlformats.org/drawingml/2006/picture">
+                <pic:pic>
+                  <pic:nvPicPr>
+                    <pic:cNvPr id="0" name="01_signup_form.jpg"/>
+                    <pic:cNvPicPr/>
+                  </pic:nvPicPr>
+                  <pic:blipFill>
+                    <a:blip r:embed="rId9"/>
+                    <a:stretch>
+                      <a:fillRect/>
+                    </a:stretch>
+                  </pic:blipFill>
+                  <pic:spPr>
+                    <a:xfrm>
+                      <a:off x="0" y="0"/>
+                      <a:ext cx="5760720" cy="2975234"/>
+                    </a:xfrm>
+                    <a:prstGeom prst="rect"/>
+                  </pic:spPr>
+                </pic:pic>
+              </a:graphicData>
+            </a:graphic>
+          </wp:inline>
+        </w:drawing>
       </w:r>
+    </w:p>
+    <w:p>
+      <w:pPr>
+        <w:spacing w:after="240"/>
+        <w:jc w:val="center"/>
+      </w:pPr>
       <w:r>
         <w:rPr>
           <w:rFonts w:ascii="맑은 고딕" w:hAnsi="맑은 고딕" w:eastAsia="맑은 고딕"/>
           <w:color w:val="555555"/>
-          <w:sz w:val="20"/>
+          <w:sz w:val="18"/>
         </w:rPr>
-        <w:t>자동으로 /pending(승인 대기 안내) 화면으로 이동한다.</w:t>
+        <w:t>▸ 가입 신청 화면 — 아이디 중복확인, 지점 선택, 역할 선택 카드, 가입 사유까지 입력을 마친 상태</w:t>
       </w:r>
     </w:p>
     <w:p>
       <w:pPr>
         <w:spacing w:after="60"/>
-        <w:ind w:left="454"/>
+        <w:ind w:left="283"/>
       </w:pPr>
       <w:r>
         <w:rPr>
           <w:rFonts w:ascii="맑은 고딕" w:hAnsi="맑은 고딕" w:eastAsia="맑은 고딕"/>
-          <w:b/>
-          <w:color w:val="1E7A4A"/>
-          <w:sz w:val="20"/>
+          <w:i w:val="0"/>
+          <w:color w:val="3A5A2A"/>
+          <w:sz w:val="21"/>
         </w:rPr>
-        <w:t xml:space="preserve">☐  </w:t>
+        <w:t>☐  자동으로 /pending(승인 대기 안내) 화면으로 이동한다.</w:t>
       </w:r>
+    </w:p>
+    <w:p>
+      <w:pPr>
+        <w:spacing w:after="60"/>
+        <w:ind w:left="283"/>
+      </w:pPr>
+      <w:r>
+        <w:rPr>
+          <w:rFonts w:ascii="맑은 고딕" w:hAnsi="맑은 고딕" w:eastAsia="맑은 고딕"/>
+          <w:i w:val="0"/>
+          <w:color w:val="3A5A2A"/>
+          <w:sz w:val="21"/>
+        </w:rPr>
+        <w:t>☐  “가입 신청이 접수되었습니다”와 함께 방금 입력한 이름이 표시된다.</w:t>
+      </w:r>
+    </w:p>
+    <w:p>
+      <w:pPr>
+        <w:spacing w:before="80" w:after="40"/>
+        <w:jc w:val="center"/>
+      </w:pPr>
+      <w:r>
+        <w:drawing>
+          <wp:inline xmlns:a="http://schemas.openxmlformats.org/drawingml/2006/main" xmlns:pic="http://schemas.openxmlformats.org/drawingml/2006/picture">
+            <wp:extent cx="5760720" cy="2975234"/>
+            <wp:docPr id="2" name="Picture 2"/>
+            <wp:cNvGraphicFramePr>
+              <a:graphicFrameLocks noChangeAspect="1"/>
+            </wp:cNvGraphicFramePr>
+            <a:graphic>
+              <a:graphicData uri="http://schemas.openxmlformats.org/drawingml/2006/picture">
+                <pic:pic>
+                  <pic:nvPicPr>
+                    <pic:cNvPr id="0" name="02_pending.jpg"/>
+                    <pic:cNvPicPr/>
+                  </pic:nvPicPr>
+                  <pic:blipFill>
+                    <a:blip r:embed="rId10"/>
+                    <a:stretch>
+                      <a:fillRect/>
+                    </a:stretch>
+                  </pic:blipFill>
+                  <pic:spPr>
+                    <a:xfrm>
+                      <a:off x="0" y="0"/>
+                      <a:ext cx="5760720" cy="2975234"/>
+                    </a:xfrm>
+                    <a:prstGeom prst="rect"/>
+                  </pic:spPr>
+                </pic:pic>
+              </a:graphicData>
+            </a:graphic>
+          </wp:inline>
+        </w:drawing>
+      </w:r>
+    </w:p>
+    <w:p>
+      <w:pPr>
+        <w:spacing w:after="240"/>
+        <w:jc w:val="center"/>
+      </w:pPr>
       <w:r>
         <w:rPr>
           <w:rFonts w:ascii="맑은 고딕" w:hAnsi="맑은 고딕" w:eastAsia="맑은 고딕"/>
           <w:color w:val="555555"/>
-          <w:sz w:val="20"/>
+          <w:sz w:val="18"/>
         </w:rPr>
-        <w:t>"가입 신청이 접수되었습니다"와 함께 방금 입력한 이름이 표시된다.</w:t>
+        <w:t>▸ 가입 신청 접수 완료 — 승인 대기 안내 화면</w:t>
       </w:r>
     </w:p>
     <w:p>
       <w:pPr>
-        <w:spacing w:after="80"/>
-        <w:ind w:left="227"/>
-      </w:pPr>
-      <w:r>
-        <w:rPr>
-          <w:rFonts w:ascii="맑은 고딕" w:hAnsi="맑은 고딕" w:eastAsia="맑은 고딕"/>
-          <w:b/>
-          <w:color w:val="B48A2E"/>
-          <w:sz w:val="21"/>
-        </w:rPr>
-        <w:t xml:space="preserve">8.  </w:t>
-      </w:r>
+        <w:spacing w:after="60"/>
+        <w:ind w:left="283"/>
+      </w:pPr>
       <w:r>
         <w:rPr>
           <w:rFonts w:ascii="맑은 고딕" w:hAnsi="맑은 고딕" w:eastAsia="맑은 고딕"/>
           <w:sz w:val="21"/>
         </w:rPr>
-        <w:t>관리자 계정으로 로그인합니다 (별도 시크릿 창 권장).</w:t>
+        <w:t>8.  관리자 계정으로 로그인합니다 (별도 시크릿 창 권장).</w:t>
       </w:r>
     </w:p>
     <w:p>
       <w:pPr>
-        <w:spacing w:after="80"/>
-        <w:ind w:left="227"/>
-      </w:pPr>
-      <w:r>
-        <w:rPr>
-          <w:rFonts w:ascii="맑은 고딕" w:hAnsi="맑은 고딕" w:eastAsia="맑은 고딕"/>
-          <w:b/>
-          <w:color w:val="B48A2E"/>
-          <w:sz w:val="21"/>
-        </w:rPr>
-        <w:t xml:space="preserve">9.  </w:t>
-      </w:r>
+        <w:spacing w:after="60"/>
+        <w:ind w:left="283"/>
+      </w:pPr>
       <w:r>
         <w:rPr>
           <w:rFonts w:ascii="맑은 고딕" w:hAnsi="맑은 고딕" w:eastAsia="맑은 고딕"/>
           <w:sz w:val="21"/>
         </w:rPr>
-        <w:t>상단 메뉴에서 "본사 관리"로 이동 후 [지점·계정 관리] 탭을 클릭합니다.</w:t>
+        <w:t>9.  상단 메뉴에서 “본사 관리”로 이동 후 [지점·계정 관리] 탭을 클릭합니다.</w:t>
       </w:r>
     </w:p>
     <w:p>
       <w:pPr>
-        <w:spacing w:after="80"/>
-        <w:ind w:left="227"/>
-      </w:pPr>
-      <w:r>
-        <w:rPr>
-          <w:rFonts w:ascii="맑은 고딕" w:hAnsi="맑은 고딕" w:eastAsia="맑은 고딕"/>
-          <w:b/>
-          <w:color w:val="B48A2E"/>
-          <w:sz w:val="21"/>
-        </w:rPr>
-        <w:t xml:space="preserve">10.  </w:t>
-      </w:r>
+        <w:spacing w:after="60"/>
+        <w:ind w:left="283"/>
+      </w:pPr>
       <w:r>
         <w:rPr>
           <w:rFonts w:ascii="맑은 고딕" w:hAnsi="맑은 고딕" w:eastAsia="맑은 고딕"/>
           <w:sz w:val="21"/>
         </w:rPr>
-        <w:t>"신규 가입 신청" 테이블에서 방금 신청한 원장 건을 찾습니다.</w:t>
+        <w:t>10.  “신규 가입 신청” 목록에서 방금 신청한 건을 찾습니다.</w:t>
       </w:r>
     </w:p>
     <w:p>
       <w:pPr>
-        <w:spacing w:after="80"/>
-        <w:ind w:left="227"/>
-      </w:pPr>
-      <w:r>
-        <w:rPr>
-          <w:rFonts w:ascii="맑은 고딕" w:hAnsi="맑은 고딕" w:eastAsia="맑은 고딕"/>
-          <w:b/>
-          <w:color w:val="B48A2E"/>
-          <w:sz w:val="21"/>
-        </w:rPr>
-        <w:t xml:space="preserve">11.  </w:t>
-      </w:r>
+        <w:spacing w:after="60"/>
+        <w:ind w:left="283"/>
+      </w:pPr>
       <w:r>
         <w:rPr>
           <w:rFonts w:ascii="맑은 고딕" w:hAnsi="맑은 고딕" w:eastAsia="맑은 고딕"/>
           <w:sz w:val="21"/>
         </w:rPr>
-        <w:t>[승인] 버튼을 클릭합니다.</w:t>
+        <w:t>11.  [승인] 버튼을 클릭합니다.</w:t>
       </w:r>
     </w:p>
     <w:p>
       <w:pPr>
-        <w:spacing w:after="60"/>
-        <w:ind w:left="454"/>
+        <w:spacing w:before="80" w:after="40"/>
+        <w:jc w:val="center"/>
       </w:pPr>
       <w:r>
-        <w:rPr>
-          <w:rFonts w:ascii="맑은 고딕" w:hAnsi="맑은 고딕" w:eastAsia="맑은 고딕"/>
-          <w:b/>
-          <w:color w:val="1E7A4A"/>
-          <w:sz w:val="20"/>
-        </w:rPr>
-        <w:t xml:space="preserve">☐  </w:t>
+        <w:drawing>
+          <wp:inline xmlns:a="http://schemas.openxmlformats.org/drawingml/2006/main" xmlns:pic="http://schemas.openxmlformats.org/drawingml/2006/picture">
+            <wp:extent cx="5760720" cy="2516668"/>
+            <wp:docPr id="3" name="Picture 3"/>
+            <wp:cNvGraphicFramePr>
+              <a:graphicFrameLocks noChangeAspect="1"/>
+            </wp:cNvGraphicFramePr>
+            <a:graphic>
+              <a:graphicData uri="http://schemas.openxmlformats.org/drawingml/2006/picture">
+                <pic:pic>
+                  <pic:nvPicPr>
+                    <pic:cNvPr id="0" name="03_approval_queue.jpg"/>
+                    <pic:cNvPicPr/>
+                  </pic:nvPicPr>
+                  <pic:blipFill>
+                    <a:blip r:embed="rId11"/>
+                    <a:stretch>
+                      <a:fillRect/>
+                    </a:stretch>
+                  </pic:blipFill>
+                  <pic:spPr>
+                    <a:xfrm>
+                      <a:off x="0" y="0"/>
+                      <a:ext cx="5760720" cy="2516668"/>
+                    </a:xfrm>
+                    <a:prstGeom prst="rect"/>
+                  </pic:spPr>
+                </pic:pic>
+              </a:graphicData>
+            </a:graphic>
+          </wp:inline>
+        </w:drawing>
       </w:r>
+    </w:p>
+    <w:p>
+      <w:pPr>
+        <w:spacing w:after="240"/>
+        <w:jc w:val="center"/>
+      </w:pPr>
       <w:r>
         <w:rPr>
           <w:rFonts w:ascii="맑은 고딕" w:hAnsi="맑은 고딕" w:eastAsia="맑은 고딕"/>
           <w:color w:val="555555"/>
-          <w:sz w:val="20"/>
+          <w:sz w:val="18"/>
         </w:rPr>
-        <w:t>목록에서 해당 신청 건이 사라진다(처리 완료).</w:t>
+        <w:t>▸ 가입 승인 화면 — 대기 중인 신청 건에 [승인]/[거절] 버튼이 표시된 상태</w:t>
       </w:r>
     </w:p>
     <w:p>
       <w:pPr>
-        <w:spacing w:after="80"/>
-        <w:ind w:left="227"/>
+        <w:spacing w:after="60"/>
+        <w:ind w:left="283"/>
       </w:pPr>
       <w:r>
         <w:rPr>
           <w:rFonts w:ascii="맑은 고딕" w:hAnsi="맑은 고딕" w:eastAsia="맑은 고딕"/>
-          <w:b/>
-          <w:color w:val="B48A2E"/>
+          <w:i w:val="0"/>
+          <w:color w:val="3A5A2A"/>
           <w:sz w:val="21"/>
         </w:rPr>
-        <w:t xml:space="preserve">12.  </w:t>
+        <w:t>☐  목록에서 해당 신청 건이 사라진다(처리 완료).</w:t>
       </w:r>
+    </w:p>
+    <w:p>
+      <w:pPr>
+        <w:spacing w:after="60"/>
+        <w:ind w:left="283"/>
+      </w:pPr>
       <w:r>
         <w:rPr>
           <w:rFonts w:ascii="맑은 고딕" w:hAnsi="맑은 고딕" w:eastAsia="맑은 고딕"/>
           <w:sz w:val="21"/>
         </w:rPr>
-        <w:t>원장 계정 창으로 돌아가 로그아웃 후, 방금 만든 아이디/비밀번호로 다시 로그인합니다.</w:t>
+        <w:t>12.  원장 계정 창으로 돌아가 로그아웃 후, 방금 만든 아이디/비밀번호로 다시 로그인합니다.</w:t>
       </w:r>
     </w:p>
     <w:p>
       <w:pPr>
         <w:spacing w:after="60"/>
-        <w:ind w:left="454"/>
+        <w:ind w:left="283"/>
       </w:pPr>
       <w:r>
         <w:rPr>
           <w:rFonts w:ascii="맑은 고딕" w:hAnsi="맑은 고딕" w:eastAsia="맑은 고딕"/>
-          <w:b/>
-          <w:color w:val="1E7A4A"/>
-          <w:sz w:val="20"/>
+          <w:i w:val="0"/>
+          <w:color w:val="3A5A2A"/>
+          <w:sz w:val="21"/>
         </w:rPr>
-        <w:t xml:space="preserve">☐  </w:t>
+        <w:t>☐  로그인 즉시 “학생 종합 현황”(/director) 화면으로 자동 이동한다.</w:t>
       </w:r>
+    </w:p>
+    <w:p>
+      <w:pPr>
+        <w:spacing w:after="60"/>
+        <w:ind w:left="283"/>
+      </w:pPr>
       <w:r>
         <w:rPr>
           <w:rFonts w:ascii="맑은 고딕" w:hAnsi="맑은 고딕" w:eastAsia="맑은 고딕"/>
-          <w:color w:val="555555"/>
-          <w:sz w:val="20"/>
+          <w:i w:val="0"/>
+          <w:color w:val="3A5A2A"/>
+          <w:sz w:val="21"/>
         </w:rPr>
-        <w:t>로그인 즉시 "학생 종합 현황"(/director) 화면으로 자동 이동한다.</w:t>
-      </w:r>
-    </w:p>
-    <w:p>
-      <w:pPr>
-        <w:spacing w:after="60"/>
-        <w:ind w:left="454"/>
-      </w:pPr>
-      <w:r>
-        <w:rPr>
-          <w:rFonts w:ascii="맑은 고딕" w:hAnsi="맑은 고딕" w:eastAsia="맑은 고딕"/>
-          <w:b/>
-          <w:color w:val="1E7A4A"/>
-          <w:sz w:val="20"/>
-        </w:rPr>
-        <w:t xml:space="preserve">☐  </w:t>
-      </w:r>
-      <w:r>
-        <w:rPr>
-          <w:rFonts w:ascii="맑은 고딕" w:hAnsi="맑은 고딕" w:eastAsia="맑은 고딕"/>
-          <w:color w:val="555555"/>
-          <w:sz w:val="20"/>
-        </w:rPr>
-        <w:t>담당 학생이 아직 없으므로 학생 카드 영역이 비어 있거나 안내 문구가 표시된다.</w:t>
+        <w:t>☐  담당 학생이 아직 없으면 학생 카드 영역이 비어 있거나 안내 문구가 표시된다.</w:t>
       </w:r>
     </w:p>
     <w:p>
@@ -1604,308 +1561,251 @@
     </w:p>
     <w:p>
       <w:pPr>
-        <w:pStyle w:val="Heading2"/>
+        <w:spacing w:after="120" w:before="280"/>
       </w:pPr>
       <w:r>
         <w:rPr>
           <w:rFonts w:ascii="맑은 고딕" w:hAnsi="맑은 고딕" w:eastAsia="맑은 고딕"/>
           <w:b/>
           <w:color w:val="1E293B"/>
-          <w:sz w:val="28"/>
+          <w:sz w:val="26"/>
         </w:rPr>
         <w:t>시나리오 2. 강사 계정 준비 (가입 → 원장 승인)</w:t>
       </w:r>
     </w:p>
     <w:p>
       <w:pPr>
-        <w:spacing w:after="80"/>
-        <w:ind w:left="227"/>
-      </w:pPr>
-      <w:r>
-        <w:rPr>
-          <w:rFonts w:ascii="맑은 고딕" w:hAnsi="맑은 고딕" w:eastAsia="맑은 고딕"/>
-          <w:b/>
-          <w:color w:val="B48A2E"/>
-          <w:sz w:val="21"/>
-        </w:rPr>
-        <w:t xml:space="preserve">1.  </w:t>
-      </w:r>
+        <w:spacing w:after="60"/>
+        <w:ind w:left="283"/>
+      </w:pPr>
       <w:r>
         <w:rPr>
           <w:rFonts w:ascii="맑은 고딕" w:hAnsi="맑은 고딕" w:eastAsia="맑은 고딕"/>
           <w:sz w:val="21"/>
         </w:rPr>
-        <w:t>새 시크릿 창에서 /sign-up 페이지로 이동합니다.</w:t>
+        <w:t>1.  새 시크릿 창에서 /sign-up 페이지로 이동합니다.</w:t>
       </w:r>
     </w:p>
     <w:p>
       <w:pPr>
-        <w:spacing w:after="80"/>
-        <w:ind w:left="227"/>
-      </w:pPr>
-      <w:r>
-        <w:rPr>
-          <w:rFonts w:ascii="맑은 고딕" w:hAnsi="맑은 고딕" w:eastAsia="맑은 고딕"/>
-          <w:b/>
-          <w:color w:val="B48A2E"/>
-          <w:sz w:val="21"/>
-        </w:rPr>
-        <w:t xml:space="preserve">2.  </w:t>
-      </w:r>
+        <w:spacing w:after="60"/>
+        <w:ind w:left="283"/>
+      </w:pPr>
       <w:r>
         <w:rPr>
           <w:rFonts w:ascii="맑은 고딕" w:hAnsi="맑은 고딕" w:eastAsia="맑은 고딕"/>
           <w:sz w:val="21"/>
         </w:rPr>
-        <w:t>아이디(예: test_instructor_001) 등 정보를 입력하고, 소속 지점은 시나리오 1과 "동일한 지점"으로 선택합니다.</w:t>
+        <w:t>2.  아이디(예: test_instructor_001) 등 정보를 입력하고, 소속 지점은 시나리오 1과 “동일한 지점”으로 선택합니다.</w:t>
       </w:r>
     </w:p>
     <w:p>
       <w:pPr>
-        <w:spacing w:after="80"/>
-        <w:ind w:left="227"/>
-      </w:pPr>
-      <w:r>
-        <w:rPr>
-          <w:rFonts w:ascii="맑은 고딕" w:hAnsi="맑은 고딕" w:eastAsia="맑은 고딕"/>
-          <w:b/>
-          <w:color w:val="B48A2E"/>
-          <w:sz w:val="21"/>
-        </w:rPr>
-        <w:t xml:space="preserve">3.  </w:t>
-      </w:r>
+        <w:spacing w:after="60"/>
+        <w:ind w:left="283"/>
+      </w:pPr>
       <w:r>
         <w:rPr>
           <w:rFonts w:ascii="맑은 고딕" w:hAnsi="맑은 고딕" w:eastAsia="맑은 고딕"/>
           <w:sz w:val="21"/>
         </w:rPr>
-        <w:t>역할 선택 카드에서 "강사"를 클릭한 뒤 가입 사유를 입력하고 [가입 신청하기]를 클릭합니다.</w:t>
+        <w:t>3.  역할 선택 카드에서 “강사”를 클릭한 뒤 가입 사유를 입력하고 [가입 신청하기]를 클릭합니다.</w:t>
       </w:r>
     </w:p>
     <w:p>
       <w:pPr>
         <w:spacing w:after="60"/>
-        <w:ind w:left="454"/>
+        <w:ind w:left="283"/>
       </w:pPr>
       <w:r>
         <w:rPr>
           <w:rFonts w:ascii="맑은 고딕" w:hAnsi="맑은 고딕" w:eastAsia="맑은 고딕"/>
-          <w:b/>
-          <w:color w:val="1E7A4A"/>
-          <w:sz w:val="20"/>
+          <w:i w:val="0"/>
+          <w:color w:val="3A5A2A"/>
+          <w:sz w:val="21"/>
         </w:rPr>
-        <w:t xml:space="preserve">☐  </w:t>
-      </w:r>
-      <w:r>
-        <w:rPr>
-          <w:rFonts w:ascii="맑은 고딕" w:hAnsi="맑은 고딕" w:eastAsia="맑은 고딕"/>
-          <w:color w:val="555555"/>
-          <w:sz w:val="20"/>
-        </w:rPr>
-        <w:t>/pending 화면으로 이동한다.</w:t>
+        <w:t>☐  /pending 화면으로 이동한다. (화면은 시나리오 1의 스크린샷과 동일합니다.)</w:t>
       </w:r>
     </w:p>
     <w:p>
       <w:pPr>
-        <w:spacing w:after="80"/>
-        <w:ind w:left="227"/>
-      </w:pPr>
-      <w:r>
-        <w:rPr>
-          <w:rFonts w:ascii="맑은 고딕" w:hAnsi="맑은 고딕" w:eastAsia="맑은 고딕"/>
-          <w:b/>
-          <w:color w:val="B48A2E"/>
-          <w:sz w:val="21"/>
-        </w:rPr>
-        <w:t xml:space="preserve">4.  </w:t>
-      </w:r>
+        <w:spacing w:after="60"/>
+        <w:ind w:left="283"/>
+      </w:pPr>
       <w:r>
         <w:rPr>
           <w:rFonts w:ascii="맑은 고딕" w:hAnsi="맑은 고딕" w:eastAsia="맑은 고딕"/>
           <w:sz w:val="21"/>
         </w:rPr>
-        <w:t>시나리오 1에서 만든 원장 계정으로 로그인합니다.</w:t>
+        <w:t>4.  시나리오 1에서 만든 원장 계정으로 로그인합니다.</w:t>
       </w:r>
     </w:p>
     <w:p>
       <w:pPr>
-        <w:spacing w:after="80"/>
-        <w:ind w:left="227"/>
-      </w:pPr>
-      <w:r>
-        <w:rPr>
-          <w:rFonts w:ascii="맑은 고딕" w:hAnsi="맑은 고딕" w:eastAsia="맑은 고딕"/>
-          <w:b/>
-          <w:color w:val="B48A2E"/>
-          <w:sz w:val="21"/>
-        </w:rPr>
-        <w:t xml:space="preserve">5.  </w:t>
-      </w:r>
+        <w:spacing w:after="60"/>
+        <w:ind w:left="283"/>
+      </w:pPr>
       <w:r>
         <w:rPr>
           <w:rFonts w:ascii="맑은 고딕" w:hAnsi="맑은 고딕" w:eastAsia="맑은 고딕"/>
           <w:sz w:val="21"/>
         </w:rPr>
-        <w:t>상단 메뉴에서 "가입 승인"(/director/users)으로 이동합니다.</w:t>
+        <w:t>5.  상단 메뉴에서 “가입 승인”(/director/users)으로 이동합니다.</w:t>
       </w:r>
     </w:p>
     <w:p>
       <w:pPr>
         <w:spacing w:after="60"/>
-        <w:ind w:left="454"/>
+        <w:ind w:left="283"/>
       </w:pPr>
       <w:r>
         <w:rPr>
           <w:rFonts w:ascii="맑은 고딕" w:hAnsi="맑은 고딕" w:eastAsia="맑은 고딕"/>
-          <w:b/>
-          <w:color w:val="1E7A4A"/>
-          <w:sz w:val="20"/>
+          <w:i w:val="0"/>
+          <w:color w:val="3A5A2A"/>
+          <w:sz w:val="21"/>
         </w:rPr>
-        <w:t xml:space="preserve">☐  </w:t>
-      </w:r>
-      <w:r>
-        <w:rPr>
-          <w:rFonts w:ascii="맑은 고딕" w:hAnsi="맑은 고딕" w:eastAsia="맑은 고딕"/>
-          <w:color w:val="555555"/>
-          <w:sz w:val="20"/>
-        </w:rPr>
-        <w:t>방금 신청한 강사 건이 목록에 보인다.</w:t>
+        <w:t>☐  방금 신청한 강사 건이 목록에 보인다.</w:t>
       </w:r>
     </w:p>
     <w:p>
       <w:pPr>
-        <w:spacing w:after="80"/>
-        <w:ind w:left="227"/>
-      </w:pPr>
-      <w:r>
-        <w:rPr>
-          <w:rFonts w:ascii="맑은 고딕" w:hAnsi="맑은 고딕" w:eastAsia="맑은 고딕"/>
-          <w:b/>
-          <w:color w:val="B48A2E"/>
-          <w:sz w:val="21"/>
-        </w:rPr>
-        <w:t xml:space="preserve">6.  </w:t>
-      </w:r>
+        <w:spacing w:after="60"/>
+        <w:ind w:left="283"/>
+      </w:pPr>
       <w:r>
         <w:rPr>
           <w:rFonts w:ascii="맑은 고딕" w:hAnsi="맑은 고딕" w:eastAsia="맑은 고딕"/>
           <w:sz w:val="21"/>
         </w:rPr>
-        <w:t>[승인] 버튼을 클릭합니다.</w:t>
+        <w:t>6.  [승인] 버튼을 클릭합니다.</w:t>
       </w:r>
     </w:p>
     <w:p>
       <w:pPr>
         <w:spacing w:after="60"/>
-        <w:ind w:left="454"/>
+        <w:ind w:left="283"/>
       </w:pPr>
       <w:r>
         <w:rPr>
           <w:rFonts w:ascii="맑은 고딕" w:hAnsi="맑은 고딕" w:eastAsia="맑은 고딕"/>
-          <w:b/>
-          <w:color w:val="1E7A4A"/>
-          <w:sz w:val="20"/>
+          <w:i w:val="0"/>
+          <w:color w:val="3A5A2A"/>
+          <w:sz w:val="21"/>
         </w:rPr>
-        <w:t xml:space="preserve">☐  </w:t>
-      </w:r>
-      <w:r>
-        <w:rPr>
-          <w:rFonts w:ascii="맑은 고딕" w:hAnsi="맑은 고딕" w:eastAsia="맑은 고딕"/>
-          <w:color w:val="555555"/>
-          <w:sz w:val="20"/>
-        </w:rPr>
-        <w:t>목록에서 해당 신청 건이 사라진다.</w:t>
+        <w:t>☐  목록에서 해당 신청 건이 사라진다.</w:t>
       </w:r>
     </w:p>
     <w:p>
       <w:pPr>
-        <w:spacing w:after="80"/>
-        <w:ind w:left="227"/>
-      </w:pPr>
-      <w:r>
-        <w:rPr>
-          <w:rFonts w:ascii="맑은 고딕" w:hAnsi="맑은 고딕" w:eastAsia="맑은 고딕"/>
-          <w:b/>
-          <w:color w:val="B48A2E"/>
-          <w:sz w:val="21"/>
-        </w:rPr>
-        <w:t xml:space="preserve">7.  </w:t>
-      </w:r>
+        <w:spacing w:after="60"/>
+        <w:ind w:left="283"/>
+      </w:pPr>
       <w:r>
         <w:rPr>
           <w:rFonts w:ascii="맑은 고딕" w:hAnsi="맑은 고딕" w:eastAsia="맑은 고딕"/>
           <w:sz w:val="21"/>
         </w:rPr>
-        <w:t>강사 계정으로 로그인합니다.</w:t>
+        <w:t>7.  강사 계정으로 로그인합니다.</w:t>
       </w:r>
     </w:p>
     <w:p>
       <w:pPr>
-        <w:spacing w:after="60"/>
-        <w:ind w:left="454"/>
+        <w:spacing w:before="80" w:after="40"/>
+        <w:jc w:val="center"/>
       </w:pPr>
       <w:r>
-        <w:rPr>
-          <w:rFonts w:ascii="맑은 고딕" w:hAnsi="맑은 고딕" w:eastAsia="맑은 고딕"/>
-          <w:b/>
-          <w:color w:val="1E7A4A"/>
-          <w:sz w:val="20"/>
-        </w:rPr>
-        <w:t xml:space="preserve">☐  </w:t>
+        <w:drawing>
+          <wp:inline xmlns:a="http://schemas.openxmlformats.org/drawingml/2006/main" xmlns:pic="http://schemas.openxmlformats.org/drawingml/2006/picture">
+            <wp:extent cx="5760720" cy="2516668"/>
+            <wp:docPr id="4" name="Picture 4"/>
+            <wp:cNvGraphicFramePr>
+              <a:graphicFrameLocks noChangeAspect="1"/>
+            </wp:cNvGraphicFramePr>
+            <a:graphic>
+              <a:graphicData uri="http://schemas.openxmlformats.org/drawingml/2006/picture">
+                <pic:pic>
+                  <pic:nvPicPr>
+                    <pic:cNvPr id="0" name="07_instructor_empty.jpg"/>
+                    <pic:cNvPicPr/>
+                  </pic:nvPicPr>
+                  <pic:blipFill>
+                    <a:blip r:embed="rId12"/>
+                    <a:stretch>
+                      <a:fillRect/>
+                    </a:stretch>
+                  </pic:blipFill>
+                  <pic:spPr>
+                    <a:xfrm>
+                      <a:off x="0" y="0"/>
+                      <a:ext cx="5760720" cy="2516668"/>
+                    </a:xfrm>
+                    <a:prstGeom prst="rect"/>
+                  </pic:spPr>
+                </pic:pic>
+              </a:graphicData>
+            </a:graphic>
+          </wp:inline>
+        </w:drawing>
       </w:r>
+    </w:p>
+    <w:p>
+      <w:pPr>
+        <w:spacing w:after="240"/>
+        <w:jc w:val="center"/>
+      </w:pPr>
       <w:r>
         <w:rPr>
           <w:rFonts w:ascii="맑은 고딕" w:hAnsi="맑은 고딕" w:eastAsia="맑은 고딕"/>
           <w:color w:val="555555"/>
-          <w:sz w:val="20"/>
+          <w:sz w:val="18"/>
         </w:rPr>
-        <w:t>"오늘의 업무" 화면(/instructor)으로 자동 이동한다.</w:t>
+        <w:t>▸ 강사 최초 로그인 — “오늘의 업무” 화면, 담당 학생 0명이라 모든 카드가 정직하게 0으로 표시된 상태</w:t>
       </w:r>
     </w:p>
     <w:p>
       <w:pPr>
         <w:spacing w:after="60"/>
-        <w:ind w:left="454"/>
+        <w:ind w:left="283"/>
       </w:pPr>
       <w:r>
         <w:rPr>
           <w:rFonts w:ascii="맑은 고딕" w:hAnsi="맑은 고딕" w:eastAsia="맑은 고딕"/>
-          <w:b/>
-          <w:color w:val="1E7A4A"/>
-          <w:sz w:val="20"/>
+          <w:i w:val="0"/>
+          <w:color w:val="3A5A2A"/>
+          <w:sz w:val="21"/>
         </w:rPr>
-        <w:t xml:space="preserve">☐  </w:t>
+        <w:t>☐  “오늘의 업무” 화면(/instructor)으로 자동 이동한다.</w:t>
       </w:r>
+    </w:p>
+    <w:p>
+      <w:pPr>
+        <w:spacing w:after="60"/>
+        <w:ind w:left="283"/>
+      </w:pPr>
       <w:r>
         <w:rPr>
           <w:rFonts w:ascii="맑은 고딕" w:hAnsi="맑은 고딕" w:eastAsia="맑은 고딕"/>
-          <w:color w:val="555555"/>
-          <w:sz w:val="20"/>
+          <w:i w:val="0"/>
+          <w:color w:val="3A5A2A"/>
+          <w:sz w:val="21"/>
         </w:rPr>
-        <w:t>담당 학생 0명이므로 "긴급/위험 신호/오늘 일정/진행 중 액션" 카드가 모두 0으로 표시된다 (임의의 값으로 채워지지 않고 정직하게 빈 상태로 보이는지가 핵심 확인 포인트).</w:t>
+        <w:t>☐  담당 학생 0명이므로 “긴급/위험 신호/오늘 일정/진행 중 액션” 카드가 모두 0으로 표시된다 (임의의 값으로 채워지지 않고 정직하게 빈 상태로 보이는지가 핵심 확인 포인트).</w:t>
       </w:r>
     </w:p>
     <w:p>
       <w:pPr>
         <w:spacing w:after="60"/>
-        <w:ind w:left="454"/>
+        <w:ind w:left="283"/>
       </w:pPr>
       <w:r>
         <w:rPr>
           <w:rFonts w:ascii="맑은 고딕" w:hAnsi="맑은 고딕" w:eastAsia="맑은 고딕"/>
-          <w:b/>
-          <w:color w:val="1E7A4A"/>
-          <w:sz w:val="20"/>
+          <w:i w:val="0"/>
+          <w:color w:val="3A5A2A"/>
+          <w:sz w:val="21"/>
         </w:rPr>
-        <w:t xml:space="preserve">☐  </w:t>
-      </w:r>
-      <w:r>
-        <w:rPr>
-          <w:rFonts w:ascii="맑은 고딕" w:hAnsi="맑은 고딕" w:eastAsia="맑은 고딕"/>
-          <w:color w:val="555555"/>
-          <w:sz w:val="20"/>
-        </w:rPr>
-        <w:t>"상담 예약 요청" 섹션에 "등록된 예약 요청이 없습니다"가 표시된다.</w:t>
+        <w:t>☐  “상담 예약 요청” 섹션에 “등록된 예약 요청이 없습니다”가 표시된다.</w:t>
       </w:r>
     </w:p>
     <w:p>
@@ -1915,172 +1815,219 @@
     </w:p>
     <w:p>
       <w:pPr>
-        <w:pStyle w:val="Heading2"/>
+        <w:spacing w:after="120" w:before="280"/>
       </w:pPr>
       <w:r>
         <w:rPr>
           <w:rFonts w:ascii="맑은 고딕" w:hAnsi="맑은 고딕" w:eastAsia="맑은 고딕"/>
           <w:b/>
           <w:color w:val="1E293B"/>
-          <w:sz w:val="28"/>
+          <w:sz w:val="26"/>
         </w:rPr>
         <w:t>시나리오 3. 학생 등록</w:t>
       </w:r>
     </w:p>
     <w:p>
       <w:pPr>
-        <w:spacing w:after="80"/>
-        <w:ind w:left="227"/>
-      </w:pPr>
-      <w:r>
-        <w:rPr>
-          <w:rFonts w:ascii="맑은 고딕" w:hAnsi="맑은 고딕" w:eastAsia="맑은 고딕"/>
-          <w:b/>
-          <w:color w:val="B48A2E"/>
-          <w:sz w:val="21"/>
-        </w:rPr>
-        <w:t xml:space="preserve">1.  </w:t>
-      </w:r>
+        <w:spacing w:after="60"/>
+        <w:ind w:left="283"/>
+      </w:pPr>
       <w:r>
         <w:rPr>
           <w:rFonts w:ascii="맑은 고딕" w:hAnsi="맑은 고딕" w:eastAsia="맑은 고딕"/>
           <w:sz w:val="21"/>
         </w:rPr>
-        <w:t>원장 또는 강사 계정으로 로그인한 상태에서 /students/new 로 이동합니다 (또는 화면 내 "학생 추가"·"담당 학생 전체 보기" 경로로 진입).</w:t>
+        <w:t>1.  원장 또는 강사 계정으로 로그인한 상태에서 /students/new 로 이동합니다 (또는 화면 내 “학생 추가” 경로로 진입).</w:t>
       </w:r>
     </w:p>
     <w:p>
       <w:pPr>
-        <w:spacing w:after="80"/>
-        <w:ind w:left="227"/>
-      </w:pPr>
-      <w:r>
-        <w:rPr>
-          <w:rFonts w:ascii="맑은 고딕" w:hAnsi="맑은 고딕" w:eastAsia="맑은 고딕"/>
-          <w:b/>
-          <w:color w:val="B48A2E"/>
-          <w:sz w:val="21"/>
-        </w:rPr>
-        <w:t xml:space="preserve">2.  </w:t>
-      </w:r>
+        <w:spacing w:after="60"/>
+        <w:ind w:left="283"/>
+      </w:pPr>
       <w:r>
         <w:rPr>
           <w:rFonts w:ascii="맑은 고딕" w:hAnsi="맑은 고딕" w:eastAsia="맑은 고딕"/>
           <w:sz w:val="21"/>
         </w:rPr>
-        <w:t>학생 이름(예: 테스트학생), 학년, 학교를 입력합니다.</w:t>
+        <w:t>2.  학생 이름, 학년, 학교를 입력합니다.</w:t>
       </w:r>
     </w:p>
     <w:p>
       <w:pPr>
-        <w:spacing w:after="80"/>
-        <w:ind w:left="227"/>
-      </w:pPr>
-      <w:r>
-        <w:rPr>
-          <w:rFonts w:ascii="맑은 고딕" w:hAnsi="맑은 고딕" w:eastAsia="맑은 고딕"/>
-          <w:b/>
-          <w:color w:val="B48A2E"/>
-          <w:sz w:val="21"/>
-        </w:rPr>
-        <w:t xml:space="preserve">3.  </w:t>
-      </w:r>
+        <w:spacing w:after="60"/>
+        <w:ind w:left="283"/>
+      </w:pPr>
       <w:r>
         <w:rPr>
           <w:rFonts w:ascii="맑은 고딕" w:hAnsi="맑은 고딕" w:eastAsia="맑은 고딕"/>
           <w:sz w:val="21"/>
         </w:rPr>
-        <w:t>담임 강사 드롭다운에서 시나리오 2에서 만든 강사 계정을 선택합니다.</w:t>
+        <w:t>3.  담임 강사 드롭다운에서 시나리오 2에서 만든 강사 계정을 선택합니다.</w:t>
       </w:r>
     </w:p>
     <w:p>
       <w:pPr>
-        <w:spacing w:after="80"/>
-        <w:ind w:left="227"/>
-      </w:pPr>
-      <w:r>
-        <w:rPr>
-          <w:rFonts w:ascii="맑은 고딕" w:hAnsi="맑은 고딕" w:eastAsia="맑은 고딕"/>
-          <w:b/>
-          <w:color w:val="B48A2E"/>
-          <w:sz w:val="21"/>
-        </w:rPr>
-        <w:t xml:space="preserve">4.  </w:t>
-      </w:r>
+        <w:spacing w:after="60"/>
+        <w:ind w:left="283"/>
+      </w:pPr>
       <w:r>
         <w:rPr>
           <w:rFonts w:ascii="맑은 고딕" w:hAnsi="맑은 고딕" w:eastAsia="맑은 고딕"/>
           <w:sz w:val="21"/>
         </w:rPr>
-        <w:t>최종 목표(학교/상세/트랙), 중간 목표(학교/상세/트랙)를 입력합니다(비워도 등록은 가능).</w:t>
+        <w:t>4.  최종 목표(학교/상세/트랙), 중간 목표(학교/상세/트랙)를 입력합니다(비워도 등록은 가능).</w:t>
       </w:r>
     </w:p>
     <w:p>
       <w:pPr>
-        <w:spacing w:after="80"/>
-        <w:ind w:left="227"/>
-      </w:pPr>
-      <w:r>
-        <w:rPr>
-          <w:rFonts w:ascii="맑은 고딕" w:hAnsi="맑은 고딕" w:eastAsia="맑은 고딕"/>
-          <w:b/>
-          <w:color w:val="B48A2E"/>
-          <w:sz w:val="21"/>
-        </w:rPr>
-        <w:t xml:space="preserve">5.  </w:t>
-      </w:r>
+        <w:spacing w:after="60"/>
+        <w:ind w:left="283"/>
+      </w:pPr>
       <w:r>
         <w:rPr>
           <w:rFonts w:ascii="맑은 고딕" w:hAnsi="맑은 고딕" w:eastAsia="맑은 고딕"/>
           <w:sz w:val="21"/>
         </w:rPr>
-        <w:t>[학생 등록] 버튼을 클릭합니다.</w:t>
+        <w:t>5.  [학생 등록] 버튼을 클릭합니다.</w:t>
       </w:r>
     </w:p>
     <w:p>
       <w:pPr>
-        <w:spacing w:after="60"/>
-        <w:ind w:left="454"/>
+        <w:spacing w:before="80" w:after="40"/>
+        <w:jc w:val="center"/>
       </w:pPr>
       <w:r>
-        <w:rPr>
-          <w:rFonts w:ascii="맑은 고딕" w:hAnsi="맑은 고딕" w:eastAsia="맑은 고딕"/>
-          <w:b/>
-          <w:color w:val="1E7A4A"/>
-          <w:sz w:val="20"/>
-        </w:rPr>
-        <w:t xml:space="preserve">☐  </w:t>
+        <w:drawing>
+          <wp:inline xmlns:a="http://schemas.openxmlformats.org/drawingml/2006/main" xmlns:pic="http://schemas.openxmlformats.org/drawingml/2006/picture">
+            <wp:extent cx="5760720" cy="2516668"/>
+            <wp:docPr id="5" name="Picture 5"/>
+            <wp:cNvGraphicFramePr>
+              <a:graphicFrameLocks noChangeAspect="1"/>
+            </wp:cNvGraphicFramePr>
+            <a:graphic>
+              <a:graphicData uri="http://schemas.openxmlformats.org/drawingml/2006/picture">
+                <pic:pic>
+                  <pic:nvPicPr>
+                    <pic:cNvPr id="0" name="04_student_new.jpg"/>
+                    <pic:cNvPicPr/>
+                  </pic:nvPicPr>
+                  <pic:blipFill>
+                    <a:blip r:embed="rId13"/>
+                    <a:stretch>
+                      <a:fillRect/>
+                    </a:stretch>
+                  </pic:blipFill>
+                  <pic:spPr>
+                    <a:xfrm>
+                      <a:off x="0" y="0"/>
+                      <a:ext cx="5760720" cy="2516668"/>
+                    </a:xfrm>
+                    <a:prstGeom prst="rect"/>
+                  </pic:spPr>
+                </pic:pic>
+              </a:graphicData>
+            </a:graphic>
+          </wp:inline>
+        </w:drawing>
       </w:r>
+    </w:p>
+    <w:p>
+      <w:pPr>
+        <w:spacing w:after="240"/>
+        <w:jc w:val="center"/>
+      </w:pPr>
       <w:r>
         <w:rPr>
           <w:rFonts w:ascii="맑은 고딕" w:hAnsi="맑은 고딕" w:eastAsia="맑은 고딕"/>
           <w:color w:val="555555"/>
-          <w:sz w:val="20"/>
+          <w:sz w:val="18"/>
         </w:rPr>
-        <w:t>"학생 종합 현황"(/director) 화면으로 이동하며, 방금 등록한 학생 이름이 상단 학생 카드에 보인다.</w:t>
+        <w:t>▸ 학생 등록 화면 — 기본 정보와 목표 설정까지 입력을 마친 상태</w:t>
       </w:r>
     </w:p>
     <w:p>
       <w:pPr>
         <w:spacing w:after="60"/>
-        <w:ind w:left="454"/>
+        <w:ind w:left="283"/>
       </w:pPr>
       <w:r>
         <w:rPr>
           <w:rFonts w:ascii="맑은 고딕" w:hAnsi="맑은 고딕" w:eastAsia="맑은 고딕"/>
-          <w:b/>
-          <w:color w:val="1E7A4A"/>
-          <w:sz w:val="20"/>
+          <w:i w:val="0"/>
+          <w:color w:val="3A5A2A"/>
+          <w:sz w:val="21"/>
         </w:rPr>
-        <w:t xml:space="preserve">☐  </w:t>
+        <w:t>☐  “학생 종합 현황”(/director) 화면으로 이동하며, 방금 등록한 학생 이름이 상단 학생 카드에 보인다.</w:t>
       </w:r>
+    </w:p>
+    <w:p>
+      <w:pPr>
+        <w:spacing w:after="60"/>
+        <w:ind w:left="283"/>
+      </w:pPr>
+      <w:r>
+        <w:rPr>
+          <w:rFonts w:ascii="맑은 고딕" w:hAnsi="맑은 고딕" w:eastAsia="맑은 고딕"/>
+          <w:i w:val="0"/>
+          <w:color w:val="3A5A2A"/>
+          <w:sz w:val="21"/>
+        </w:rPr>
+        <w:t>☐  STAGE READINESS 카드에는 아직 준비도를 입력하지 않았으므로 값이 비어 있다.</w:t>
+      </w:r>
+    </w:p>
+    <w:p>
+      <w:pPr>
+        <w:spacing w:before="80" w:after="40"/>
+        <w:jc w:val="center"/>
+      </w:pPr>
+      <w:r>
+        <w:drawing>
+          <wp:inline xmlns:a="http://schemas.openxmlformats.org/drawingml/2006/main" xmlns:pic="http://schemas.openxmlformats.org/drawingml/2006/picture">
+            <wp:extent cx="5760720" cy="2516668"/>
+            <wp:docPr id="6" name="Picture 6"/>
+            <wp:cNvGraphicFramePr>
+              <a:graphicFrameLocks noChangeAspect="1"/>
+            </wp:cNvGraphicFramePr>
+            <a:graphic>
+              <a:graphicData uri="http://schemas.openxmlformats.org/drawingml/2006/picture">
+                <pic:pic>
+                  <pic:nvPicPr>
+                    <pic:cNvPr id="0" name="05_student_added_dashboard.jpg"/>
+                    <pic:cNvPicPr/>
+                  </pic:nvPicPr>
+                  <pic:blipFill>
+                    <a:blip r:embed="rId14"/>
+                    <a:stretch>
+                      <a:fillRect/>
+                    </a:stretch>
+                  </pic:blipFill>
+                  <pic:spPr>
+                    <a:xfrm>
+                      <a:off x="0" y="0"/>
+                      <a:ext cx="5760720" cy="2516668"/>
+                    </a:xfrm>
+                    <a:prstGeom prst="rect"/>
+                  </pic:spPr>
+                </pic:pic>
+              </a:graphicData>
+            </a:graphic>
+          </wp:inline>
+        </w:drawing>
+      </w:r>
+    </w:p>
+    <w:p>
+      <w:pPr>
+        <w:spacing w:after="240"/>
+        <w:jc w:val="center"/>
+      </w:pPr>
       <w:r>
         <w:rPr>
           <w:rFonts w:ascii="맑은 고딕" w:hAnsi="맑은 고딕" w:eastAsia="맑은 고딕"/>
           <w:color w:val="555555"/>
-          <w:sz w:val="20"/>
+          <w:sz w:val="18"/>
         </w:rPr>
-        <w:t>학생 카드 클릭 → [학생 변경] 팝업의 검색 목록에서도 방금 등록한 학생이 검색된다.</w:t>
+        <w:t>▸ 학생 등록 직후 원장 화면 — 방금 등록한 학생으로 자동 전환되고, 아직 입력하지 않은 값은 정직하게 빈 상태로 표시됨</w:t>
       </w:r>
     </w:p>
     <w:p>
@@ -2090,329 +2037,262 @@
     </w:p>
     <w:p>
       <w:pPr>
-        <w:pStyle w:val="Heading2"/>
+        <w:spacing w:after="120" w:before="280"/>
       </w:pPr>
       <w:r>
         <w:rPr>
           <w:rFonts w:ascii="맑은 고딕" w:hAnsi="맑은 고딕" w:eastAsia="맑은 고딕"/>
           <w:b/>
           <w:color w:val="1E293B"/>
-          <w:sz w:val="28"/>
+          <w:sz w:val="26"/>
         </w:rPr>
         <w:t>시나리오 4. 학부모 계정 준비 (가입 → 원장 승인, 자녀 연결)</w:t>
       </w:r>
     </w:p>
     <w:p>
       <w:pPr>
-        <w:spacing w:after="80"/>
-        <w:ind w:left="227"/>
-      </w:pPr>
-      <w:r>
-        <w:rPr>
-          <w:rFonts w:ascii="맑은 고딕" w:hAnsi="맑은 고딕" w:eastAsia="맑은 고딕"/>
-          <w:b/>
-          <w:color w:val="B48A2E"/>
-          <w:sz w:val="21"/>
-        </w:rPr>
-        <w:t xml:space="preserve">1.  </w:t>
-      </w:r>
+        <w:spacing w:after="60"/>
+        <w:ind w:left="283"/>
+      </w:pPr>
       <w:r>
         <w:rPr>
           <w:rFonts w:ascii="맑은 고딕" w:hAnsi="맑은 고딕" w:eastAsia="맑은 고딕"/>
           <w:sz w:val="21"/>
         </w:rPr>
-        <w:t>새 시크릿 창에서 /sign-up 으로 이동합니다.</w:t>
+        <w:t>1.  새 시크릿 창에서 /sign-up 으로 이동합니다.</w:t>
       </w:r>
     </w:p>
     <w:p>
       <w:pPr>
-        <w:spacing w:after="80"/>
-        <w:ind w:left="227"/>
-      </w:pPr>
-      <w:r>
-        <w:rPr>
-          <w:rFonts w:ascii="맑은 고딕" w:hAnsi="맑은 고딕" w:eastAsia="맑은 고딕"/>
-          <w:b/>
-          <w:color w:val="B48A2E"/>
-          <w:sz w:val="21"/>
-        </w:rPr>
-        <w:t xml:space="preserve">2.  </w:t>
-      </w:r>
+        <w:spacing w:after="60"/>
+        <w:ind w:left="283"/>
+      </w:pPr>
       <w:r>
         <w:rPr>
           <w:rFonts w:ascii="맑은 고딕" w:hAnsi="맑은 고딕" w:eastAsia="맑은 고딕"/>
           <w:sz w:val="21"/>
         </w:rPr>
-        <w:t>아이디(예: test_parent_001) 등을 입력하고, 소속 지점은 시나리오 1·2와 동일하게 선택합니다.</w:t>
+        <w:t>2.  아이디(예: test_parent_001) 등을 입력하고, 소속 지점은 시나리오 1·2와 동일하게 선택합니다.</w:t>
       </w:r>
     </w:p>
     <w:p>
       <w:pPr>
-        <w:spacing w:after="80"/>
-        <w:ind w:left="227"/>
-      </w:pPr>
-      <w:r>
-        <w:rPr>
-          <w:rFonts w:ascii="맑은 고딕" w:hAnsi="맑은 고딕" w:eastAsia="맑은 고딕"/>
-          <w:b/>
-          <w:color w:val="B48A2E"/>
-          <w:sz w:val="21"/>
-        </w:rPr>
-        <w:t xml:space="preserve">3.  </w:t>
-      </w:r>
+        <w:spacing w:after="60"/>
+        <w:ind w:left="283"/>
+      </w:pPr>
       <w:r>
         <w:rPr>
           <w:rFonts w:ascii="맑은 고딕" w:hAnsi="맑은 고딕" w:eastAsia="맑은 고딕"/>
           <w:sz w:val="21"/>
         </w:rPr>
-        <w:t>역할 선택 카드에서 "학부모"를 클릭합니다.</w:t>
+        <w:t>3.  역할 선택 카드에서 “학부모”를 클릭합니다.</w:t>
       </w:r>
     </w:p>
     <w:p>
       <w:pPr>
-        <w:spacing w:after="80"/>
-        <w:ind w:left="227"/>
-      </w:pPr>
-      <w:r>
-        <w:rPr>
-          <w:rFonts w:ascii="맑은 고딕" w:hAnsi="맑은 고딕" w:eastAsia="맑은 고딕"/>
-          <w:b/>
-          <w:color w:val="B48A2E"/>
-          <w:sz w:val="21"/>
-        </w:rPr>
-        <w:t xml:space="preserve">4.  </w:t>
-      </w:r>
+        <w:spacing w:after="60"/>
+        <w:ind w:left="283"/>
+      </w:pPr>
       <w:r>
         <w:rPr>
           <w:rFonts w:ascii="맑은 고딕" w:hAnsi="맑은 고딕" w:eastAsia="맑은 고딕"/>
           <w:sz w:val="21"/>
         </w:rPr>
-        <w:t>"자녀 정보" 입력란에 시나리오 3에서 등록한 학생 이름을 적습니다.</w:t>
+        <w:t>4.  “자녀 정보” 입력란에 시나리오 3에서 등록한 학생 이름을 적습니다.</w:t>
       </w:r>
     </w:p>
     <w:p>
       <w:pPr>
-        <w:spacing w:after="80"/>
-        <w:ind w:left="227"/>
-      </w:pPr>
-      <w:r>
-        <w:rPr>
-          <w:rFonts w:ascii="맑은 고딕" w:hAnsi="맑은 고딕" w:eastAsia="맑은 고딕"/>
-          <w:b/>
-          <w:color w:val="B48A2E"/>
-          <w:sz w:val="21"/>
-        </w:rPr>
-        <w:t xml:space="preserve">5.  </w:t>
-      </w:r>
+        <w:spacing w:after="60"/>
+        <w:ind w:left="283"/>
+      </w:pPr>
       <w:r>
         <w:rPr>
           <w:rFonts w:ascii="맑은 고딕" w:hAnsi="맑은 고딕" w:eastAsia="맑은 고딕"/>
           <w:sz w:val="21"/>
         </w:rPr>
-        <w:t>[가입 신청하기] 버튼을 클릭합니다.</w:t>
+        <w:t>5.  [가입 신청하기] 버튼을 클릭합니다.</w:t>
       </w:r>
     </w:p>
     <w:p>
       <w:pPr>
         <w:spacing w:after="60"/>
-        <w:ind w:left="454"/>
+        <w:ind w:left="283"/>
       </w:pPr>
       <w:r>
         <w:rPr>
           <w:rFonts w:ascii="맑은 고딕" w:hAnsi="맑은 고딕" w:eastAsia="맑은 고딕"/>
-          <w:b/>
-          <w:color w:val="1E7A4A"/>
-          <w:sz w:val="20"/>
+          <w:i w:val="0"/>
+          <w:color w:val="3A5A2A"/>
+          <w:sz w:val="21"/>
         </w:rPr>
-        <w:t xml:space="preserve">☐  </w:t>
-      </w:r>
-      <w:r>
-        <w:rPr>
-          <w:rFonts w:ascii="맑은 고딕" w:hAnsi="맑은 고딕" w:eastAsia="맑은 고딕"/>
-          <w:color w:val="555555"/>
-          <w:sz w:val="20"/>
-        </w:rPr>
-        <w:t>/pending 화면으로 이동한다.</w:t>
+        <w:t>☐  /pending 화면으로 이동한다. (화면은 시나리오 1의 스크린샷과 동일합니다.)</w:t>
       </w:r>
     </w:p>
     <w:p>
       <w:pPr>
-        <w:spacing w:after="80"/>
-        <w:ind w:left="227"/>
-      </w:pPr>
-      <w:r>
-        <w:rPr>
-          <w:rFonts w:ascii="맑은 고딕" w:hAnsi="맑은 고딕" w:eastAsia="맑은 고딕"/>
-          <w:b/>
-          <w:color w:val="B48A2E"/>
-          <w:sz w:val="21"/>
-        </w:rPr>
-        <w:t xml:space="preserve">6.  </w:t>
-      </w:r>
+        <w:spacing w:after="60"/>
+        <w:ind w:left="283"/>
+      </w:pPr>
       <w:r>
         <w:rPr>
           <w:rFonts w:ascii="맑은 고딕" w:hAnsi="맑은 고딕" w:eastAsia="맑은 고딕"/>
           <w:sz w:val="21"/>
         </w:rPr>
-        <w:t>원장 계정으로 로그인 후 "가입 승인"(/director/users)으로 이동합니다.</w:t>
+        <w:t>6.  원장 계정으로 로그인 후 “가입 승인”(/director/users)으로 이동합니다.</w:t>
       </w:r>
     </w:p>
     <w:p>
       <w:pPr>
         <w:spacing w:after="60"/>
-        <w:ind w:left="454"/>
+        <w:ind w:left="283"/>
       </w:pPr>
       <w:r>
         <w:rPr>
           <w:rFonts w:ascii="맑은 고딕" w:hAnsi="맑은 고딕" w:eastAsia="맑은 고딕"/>
-          <w:b/>
-          <w:color w:val="1E7A4A"/>
-          <w:sz w:val="20"/>
+          <w:i w:val="0"/>
+          <w:color w:val="3A5A2A"/>
+          <w:sz w:val="21"/>
         </w:rPr>
-        <w:t xml:space="preserve">☐  </w:t>
-      </w:r>
-      <w:r>
-        <w:rPr>
-          <w:rFonts w:ascii="맑은 고딕" w:hAnsi="맑은 고딕" w:eastAsia="맑은 고딕"/>
-          <w:color w:val="555555"/>
-          <w:sz w:val="20"/>
-        </w:rPr>
-        <w:t>방금 신청한 학부모 건이 목록에 보이고, "연결할 학생" 선택 UI가 함께 표시된다.</w:t>
+        <w:t>☐  방금 신청한 학부모 건이 목록에 보이고, “연결할 학생” 선택 UI가 함께 표시된다. (구성은 시나리오 1의 가입 승인 화면과 동일하되, 학부모 신청 건에는 자녀 연결 체크박스가 추가로 표시됩니다.)</w:t>
       </w:r>
     </w:p>
     <w:p>
       <w:pPr>
-        <w:spacing w:after="80"/>
-        <w:ind w:left="227"/>
-      </w:pPr>
-      <w:r>
-        <w:rPr>
-          <w:rFonts w:ascii="맑은 고딕" w:hAnsi="맑은 고딕" w:eastAsia="맑은 고딕"/>
-          <w:b/>
-          <w:color w:val="B48A2E"/>
-          <w:sz w:val="21"/>
-        </w:rPr>
-        <w:t xml:space="preserve">7.  </w:t>
-      </w:r>
+        <w:spacing w:after="60"/>
+        <w:ind w:left="283"/>
+      </w:pPr>
       <w:r>
         <w:rPr>
           <w:rFonts w:ascii="맑은 고딕" w:hAnsi="맑은 고딕" w:eastAsia="맑은 고딕"/>
           <w:sz w:val="21"/>
         </w:rPr>
-        <w:t>"연결할 학생" 목록에서 시나리오 3의 학생을 체크합니다.</w:t>
+        <w:t>7.  “연결할 학생” 목록에서 시나리오 3의 학생을 체크합니다.</w:t>
       </w:r>
     </w:p>
     <w:p>
       <w:pPr>
         <w:spacing w:after="60"/>
-        <w:ind w:left="454"/>
+        <w:ind w:left="283"/>
       </w:pPr>
       <w:r>
         <w:rPr>
           <w:rFonts w:ascii="맑은 고딕" w:hAnsi="맑은 고딕" w:eastAsia="맑은 고딕"/>
-          <w:b/>
-          <w:color w:val="1E7A4A"/>
-          <w:sz w:val="20"/>
+          <w:i w:val="0"/>
+          <w:color w:val="3A5A2A"/>
+          <w:sz w:val="21"/>
         </w:rPr>
-        <w:t xml:space="preserve">☐  </w:t>
-      </w:r>
-      <w:r>
-        <w:rPr>
-          <w:rFonts w:ascii="맑은 고딕" w:hAnsi="맑은 고딕" w:eastAsia="맑은 고딕"/>
-          <w:color w:val="555555"/>
-          <w:sz w:val="20"/>
-        </w:rPr>
-        <w:t>학생을 선택하기 전에는 [승인] 버튼이 비활성화되어 있다가, 선택 후 활성화된다.</w:t>
+        <w:t>☐  학생을 선택하기 전에는 [승인] 버튼이 비활성화되어 있다가, 선택 후 활성화된다.</w:t>
       </w:r>
     </w:p>
     <w:p>
       <w:pPr>
-        <w:spacing w:after="80"/>
-        <w:ind w:left="227"/>
-      </w:pPr>
-      <w:r>
-        <w:rPr>
-          <w:rFonts w:ascii="맑은 고딕" w:hAnsi="맑은 고딕" w:eastAsia="맑은 고딕"/>
-          <w:b/>
-          <w:color w:val="B48A2E"/>
-          <w:sz w:val="21"/>
-        </w:rPr>
-        <w:t xml:space="preserve">8.  </w:t>
-      </w:r>
+        <w:spacing w:after="60"/>
+        <w:ind w:left="283"/>
+      </w:pPr>
       <w:r>
         <w:rPr>
           <w:rFonts w:ascii="맑은 고딕" w:hAnsi="맑은 고딕" w:eastAsia="맑은 고딕"/>
           <w:sz w:val="21"/>
         </w:rPr>
-        <w:t>[승인] 버튼을 클릭합니다.</w:t>
+        <w:t>8.  [승인] 버튼을 클릭합니다.</w:t>
       </w:r>
     </w:p>
     <w:p>
       <w:pPr>
-        <w:spacing w:after="80"/>
-        <w:ind w:left="227"/>
-      </w:pPr>
-      <w:r>
-        <w:rPr>
-          <w:rFonts w:ascii="맑은 고딕" w:hAnsi="맑은 고딕" w:eastAsia="맑은 고딕"/>
-          <w:b/>
-          <w:color w:val="B48A2E"/>
-          <w:sz w:val="21"/>
-        </w:rPr>
-        <w:t xml:space="preserve">9.  </w:t>
-      </w:r>
+        <w:spacing w:after="60"/>
+        <w:ind w:left="283"/>
+      </w:pPr>
       <w:r>
         <w:rPr>
           <w:rFonts w:ascii="맑은 고딕" w:hAnsi="맑은 고딕" w:eastAsia="맑은 고딕"/>
           <w:sz w:val="21"/>
         </w:rPr>
-        <w:t>학부모 계정으로 로그인합니다.</w:t>
+        <w:t>9.  학부모 계정으로 로그인합니다.</w:t>
       </w:r>
     </w:p>
     <w:p>
       <w:pPr>
-        <w:spacing w:after="60"/>
-        <w:ind w:left="454"/>
+        <w:spacing w:before="80" w:after="40"/>
+        <w:jc w:val="center"/>
       </w:pPr>
       <w:r>
-        <w:rPr>
-          <w:rFonts w:ascii="맑은 고딕" w:hAnsi="맑은 고딕" w:eastAsia="맑은 고딕"/>
-          <w:b/>
-          <w:color w:val="1E7A4A"/>
-          <w:sz w:val="20"/>
-        </w:rPr>
-        <w:t xml:space="preserve">☐  </w:t>
+        <w:drawing>
+          <wp:inline xmlns:a="http://schemas.openxmlformats.org/drawingml/2006/main" xmlns:pic="http://schemas.openxmlformats.org/drawingml/2006/picture">
+            <wp:extent cx="5760720" cy="2516668"/>
+            <wp:docPr id="7" name="Picture 7"/>
+            <wp:cNvGraphicFramePr>
+              <a:graphicFrameLocks noChangeAspect="1"/>
+            </wp:cNvGraphicFramePr>
+            <a:graphic>
+              <a:graphicData uri="http://schemas.openxmlformats.org/drawingml/2006/picture">
+                <pic:pic>
+                  <pic:nvPicPr>
+                    <pic:cNvPr id="0" name="16_parent_dashboard.jpg"/>
+                    <pic:cNvPicPr/>
+                  </pic:nvPicPr>
+                  <pic:blipFill>
+                    <a:blip r:embed="rId15"/>
+                    <a:stretch>
+                      <a:fillRect/>
+                    </a:stretch>
+                  </pic:blipFill>
+                  <pic:spPr>
+                    <a:xfrm>
+                      <a:off x="0" y="0"/>
+                      <a:ext cx="5760720" cy="2516668"/>
+                    </a:xfrm>
+                    <a:prstGeom prst="rect"/>
+                  </pic:spPr>
+                </pic:pic>
+              </a:graphicData>
+            </a:graphic>
+          </wp:inline>
+        </w:drawing>
       </w:r>
+    </w:p>
+    <w:p>
+      <w:pPr>
+        <w:spacing w:after="240"/>
+        <w:jc w:val="center"/>
+      </w:pPr>
       <w:r>
         <w:rPr>
           <w:rFonts w:ascii="맑은 고딕" w:hAnsi="맑은 고딕" w:eastAsia="맑은 고딕"/>
           <w:color w:val="555555"/>
-          <w:sz w:val="20"/>
+          <w:sz w:val="18"/>
         </w:rPr>
-        <w:t>"{자녀 이름} 학생이 종로엠스쿨과 함께한 지 ~" 문구와 함께 /parent 화면이 정상적으로 뜬다.</w:t>
+        <w:t>▸ 학부모 최초 로그인 — 자녀의 최종 진학 목표와 현재 단계 준비도가 담임 강사 메시지와 함께 표시된 상태</w:t>
       </w:r>
     </w:p>
     <w:p>
       <w:pPr>
         <w:spacing w:after="60"/>
-        <w:ind w:left="454"/>
+        <w:ind w:left="283"/>
       </w:pPr>
       <w:r>
         <w:rPr>
           <w:rFonts w:ascii="맑은 고딕" w:hAnsi="맑은 고딕" w:eastAsia="맑은 고딕"/>
-          <w:b/>
-          <w:color w:val="1E7A4A"/>
-          <w:sz w:val="20"/>
+          <w:i w:val="0"/>
+          <w:color w:val="3A5A2A"/>
+          <w:sz w:val="21"/>
         </w:rPr>
-        <w:t xml:space="preserve">☐  </w:t>
+        <w:t>☐  “{자녀 이름} 학생이 종로엠스쿨과 함께한 지 ~” 문구와 함께 /parent 화면이 정상적으로 뜬다.</w:t>
       </w:r>
+    </w:p>
+    <w:p>
+      <w:pPr>
+        <w:spacing w:after="60"/>
+        <w:ind w:left="283"/>
+      </w:pPr>
       <w:r>
         <w:rPr>
           <w:rFonts w:ascii="맑은 고딕" w:hAnsi="맑은 고딕" w:eastAsia="맑은 고딕"/>
-          <w:color w:val="555555"/>
-          <w:sz w:val="20"/>
+          <w:i w:val="0"/>
+          <w:color w:val="3A5A2A"/>
+          <w:sz w:val="21"/>
         </w:rPr>
-        <w:t>아직 성적·상담·리포트가 없으므로 "목표 미설정", "등록된 ~가 없습니다", "발송된 리포트가 없습니다" 등 정직한 빈 상태 문구들이 표시된다 (임의의 숫자나 가짜 내용이 채워지지 않아야 함).</w:t>
+        <w:t>☐  성적·상담·리포트를 아직 입력하지 않은 항목은 임의의 숫자가 아닌 정직한 빈 상태 문구로 표시된다.</w:t>
       </w:r>
     </w:p>
     <w:p>
@@ -2422,364 +2302,503 @@
     </w:p>
     <w:p>
       <w:pPr>
-        <w:pStyle w:val="Heading2"/>
+        <w:spacing w:after="120" w:before="280"/>
       </w:pPr>
       <w:r>
         <w:rPr>
           <w:rFonts w:ascii="맑은 고딕" w:hAnsi="맑은 고딕" w:eastAsia="맑은 고딕"/>
           <w:b/>
           <w:color w:val="1E293B"/>
-          <w:sz w:val="28"/>
+          <w:sz w:val="26"/>
         </w:rPr>
         <w:t>시나리오 5. 학생 종합 정보 입력 (목표 · 성적 · 상담)</w:t>
       </w:r>
     </w:p>
     <w:p>
       <w:pPr>
-        <w:spacing w:after="120"/>
+        <w:spacing w:after="160" w:before="0"/>
       </w:pPr>
       <w:r>
         <w:rPr>
           <w:rFonts w:ascii="맑은 고딕" w:hAnsi="맑은 고딕" w:eastAsia="맑은 고딕"/>
           <w:b w:val="0"/>
-          <w:i w:val="0"/>
-          <w:sz w:val="21"/>
+          <w:color w:val="555555"/>
+          <w:sz w:val="19"/>
         </w:rPr>
         <w:t>강사 계정으로 진행합니다 (원장 계정으로 진행해도 동일하게 동작합니다).</w:t>
       </w:r>
     </w:p>
     <w:p>
       <w:pPr>
-        <w:spacing w:after="80"/>
-        <w:ind w:left="227"/>
-      </w:pPr>
-      <w:r>
-        <w:rPr>
-          <w:rFonts w:ascii="맑은 고딕" w:hAnsi="맑은 고딕" w:eastAsia="맑은 고딕"/>
-          <w:b/>
-          <w:color w:val="B48A2E"/>
-          <w:sz w:val="21"/>
-        </w:rPr>
-        <w:t xml:space="preserve">1.  </w:t>
-      </w:r>
+        <w:spacing w:after="60"/>
+        <w:ind w:left="283"/>
+      </w:pPr>
       <w:r>
         <w:rPr>
           <w:rFonts w:ascii="맑은 고딕" w:hAnsi="맑은 고딕" w:eastAsia="맑은 고딕"/>
           <w:sz w:val="21"/>
         </w:rPr>
-        <w:t>강사 계정으로 로그인 후 "담당 학생 전체 보기"(/students)로 이동합니다.</w:t>
+        <w:t>1.  강사 계정으로 로그인 후 “담당 학생 전체 보기”(/students)로 이동합니다.</w:t>
       </w:r>
     </w:p>
     <w:p>
       <w:pPr>
-        <w:spacing w:after="60"/>
-        <w:ind w:left="454"/>
+        <w:spacing w:before="80" w:after="40"/>
+        <w:jc w:val="center"/>
       </w:pPr>
       <w:r>
-        <w:rPr>
-          <w:rFonts w:ascii="맑은 고딕" w:hAnsi="맑은 고딕" w:eastAsia="맑은 고딕"/>
-          <w:b/>
-          <w:color w:val="1E7A4A"/>
-          <w:sz w:val="20"/>
-        </w:rPr>
-        <w:t xml:space="preserve">☐  </w:t>
+        <w:drawing>
+          <wp:inline xmlns:a="http://schemas.openxmlformats.org/drawingml/2006/main" xmlns:pic="http://schemas.openxmlformats.org/drawingml/2006/picture">
+            <wp:extent cx="5760720" cy="2516668"/>
+            <wp:docPr id="8" name="Picture 8"/>
+            <wp:cNvGraphicFramePr>
+              <a:graphicFrameLocks noChangeAspect="1"/>
+            </wp:cNvGraphicFramePr>
+            <a:graphic>
+              <a:graphicData uri="http://schemas.openxmlformats.org/drawingml/2006/picture">
+                <pic:pic>
+                  <pic:nvPicPr>
+                    <pic:cNvPr id="0" name="08_my_students.jpg"/>
+                    <pic:cNvPicPr/>
+                  </pic:nvPicPr>
+                  <pic:blipFill>
+                    <a:blip r:embed="rId16"/>
+                    <a:stretch>
+                      <a:fillRect/>
+                    </a:stretch>
+                  </pic:blipFill>
+                  <pic:spPr>
+                    <a:xfrm>
+                      <a:off x="0" y="0"/>
+                      <a:ext cx="5760720" cy="2516668"/>
+                    </a:xfrm>
+                    <a:prstGeom prst="rect"/>
+                  </pic:spPr>
+                </pic:pic>
+              </a:graphicData>
+            </a:graphic>
+          </wp:inline>
+        </w:drawing>
       </w:r>
+    </w:p>
+    <w:p>
+      <w:pPr>
+        <w:spacing w:after="240"/>
+        <w:jc w:val="center"/>
+      </w:pPr>
       <w:r>
         <w:rPr>
           <w:rFonts w:ascii="맑은 고딕" w:hAnsi="맑은 고딕" w:eastAsia="맑은 고딕"/>
           <w:color w:val="555555"/>
-          <w:sz w:val="20"/>
+          <w:sz w:val="18"/>
         </w:rPr>
-        <w:t>시나리오 3의 학생이 목록에 보인다.</w:t>
+        <w:t>▸ 담당 학생 전체 보기 — 시나리오 3의 학생이 목록에 표시됨</w:t>
       </w:r>
     </w:p>
     <w:p>
       <w:pPr>
-        <w:spacing w:after="80"/>
-        <w:ind w:left="227"/>
+        <w:spacing w:after="60"/>
+        <w:ind w:left="283"/>
       </w:pPr>
       <w:r>
         <w:rPr>
           <w:rFonts w:ascii="맑은 고딕" w:hAnsi="맑은 고딕" w:eastAsia="맑은 고딕"/>
-          <w:b/>
-          <w:color w:val="B48A2E"/>
+          <w:i w:val="0"/>
+          <w:color w:val="3A5A2A"/>
           <w:sz w:val="21"/>
         </w:rPr>
-        <w:t xml:space="preserve">2.  </w:t>
+        <w:t>☐  시나리오 3의 학생이 목록에 보인다.</w:t>
       </w:r>
+    </w:p>
+    <w:p>
+      <w:pPr>
+        <w:spacing w:after="60"/>
+        <w:ind w:left="283"/>
+      </w:pPr>
       <w:r>
         <w:rPr>
           <w:rFonts w:ascii="맑은 고딕" w:hAnsi="맑은 고딕" w:eastAsia="맑은 고딕"/>
           <w:sz w:val="21"/>
         </w:rPr>
-        <w:t>학생을 클릭해 종합 현황 입력 팝업을 엽니다.</w:t>
+        <w:t>2.  학생을 클릭해 종합 현황 입력 팝업을 엽니다.</w:t>
       </w:r>
     </w:p>
     <w:p>
       <w:pPr>
-        <w:spacing w:after="80"/>
-        <w:ind w:left="227"/>
-      </w:pPr>
-      <w:r>
-        <w:rPr>
-          <w:rFonts w:ascii="맑은 고딕" w:hAnsi="맑은 고딕" w:eastAsia="맑은 고딕"/>
-          <w:b/>
-          <w:color w:val="B48A2E"/>
-          <w:sz w:val="21"/>
-        </w:rPr>
-        <w:t xml:space="preserve">3.  </w:t>
-      </w:r>
+        <w:spacing w:after="60"/>
+        <w:ind w:left="283"/>
+      </w:pPr>
       <w:r>
         <w:rPr>
           <w:rFonts w:ascii="맑은 고딕" w:hAnsi="맑은 고딕" w:eastAsia="맑은 고딕"/>
           <w:sz w:val="21"/>
         </w:rPr>
-        <w:t>준비도(%), 과목별 목표 점수(국어/영어/수학/과학), 장기 로드맵 현재 단계 등을 입력하고 저장합니다.</w:t>
+        <w:t>3.  준비도(%), 과목별 목표 점수(국어/영어/수학/과학), 장기 로드맵 현재 단계 등을 입력하고 저장합니다.</w:t>
       </w:r>
     </w:p>
     <w:p>
       <w:pPr>
-        <w:spacing w:after="60"/>
-        <w:ind w:left="454"/>
+        <w:spacing w:before="80" w:after="40"/>
+        <w:jc w:val="center"/>
       </w:pPr>
       <w:r>
-        <w:rPr>
-          <w:rFonts w:ascii="맑은 고딕" w:hAnsi="맑은 고딕" w:eastAsia="맑은 고딕"/>
-          <w:b/>
-          <w:color w:val="1E7A4A"/>
-          <w:sz w:val="20"/>
-        </w:rPr>
-        <w:t xml:space="preserve">☐  </w:t>
+        <w:drawing>
+          <wp:inline xmlns:a="http://schemas.openxmlformats.org/drawingml/2006/main" xmlns:pic="http://schemas.openxmlformats.org/drawingml/2006/picture">
+            <wp:extent cx="5760720" cy="2516668"/>
+            <wp:docPr id="9" name="Picture 9"/>
+            <wp:cNvGraphicFramePr>
+              <a:graphicFrameLocks noChangeAspect="1"/>
+            </wp:cNvGraphicFramePr>
+            <a:graphic>
+              <a:graphicData uri="http://schemas.openxmlformats.org/drawingml/2006/picture">
+                <pic:pic>
+                  <pic:nvPicPr>
+                    <pic:cNvPr id="0" name="09_status_input.jpg"/>
+                    <pic:cNvPicPr/>
+                  </pic:nvPicPr>
+                  <pic:blipFill>
+                    <a:blip r:embed="rId17"/>
+                    <a:stretch>
+                      <a:fillRect/>
+                    </a:stretch>
+                  </pic:blipFill>
+                  <pic:spPr>
+                    <a:xfrm>
+                      <a:off x="0" y="0"/>
+                      <a:ext cx="5760720" cy="2516668"/>
+                    </a:xfrm>
+                    <a:prstGeom prst="rect"/>
+                  </pic:spPr>
+                </pic:pic>
+              </a:graphicData>
+            </a:graphic>
+          </wp:inline>
+        </w:drawing>
       </w:r>
+    </w:p>
+    <w:p>
+      <w:pPr>
+        <w:spacing w:after="240"/>
+        <w:jc w:val="center"/>
+      </w:pPr>
       <w:r>
         <w:rPr>
           <w:rFonts w:ascii="맑은 고딕" w:hAnsi="맑은 고딕" w:eastAsia="맑은 고딕"/>
           <w:color w:val="555555"/>
-          <w:sz w:val="20"/>
+          <w:sz w:val="18"/>
         </w:rPr>
-        <w:t>저장 후 팝업이 닫히고 오류 없이 처리된다.</w:t>
+        <w:t>▸ 학생 종합 현황 입력 팝업 — 준비도, 과목별 목표 점수, 장기 로드맵 단계, 위험 신호까지 입력한 상태</w:t>
       </w:r>
     </w:p>
     <w:p>
       <w:pPr>
-        <w:spacing w:after="80"/>
-        <w:ind w:left="227"/>
+        <w:spacing w:after="60"/>
+        <w:ind w:left="283"/>
       </w:pPr>
       <w:r>
         <w:rPr>
           <w:rFonts w:ascii="맑은 고딕" w:hAnsi="맑은 고딕" w:eastAsia="맑은 고딕"/>
-          <w:b/>
-          <w:color w:val="B48A2E"/>
+          <w:i w:val="0"/>
+          <w:color w:val="3A5A2A"/>
           <w:sz w:val="21"/>
         </w:rPr>
-        <w:t xml:space="preserve">4.  </w:t>
+        <w:t>☐  저장 후 팝업이 닫히고 오류 없이 처리된다.</w:t>
       </w:r>
+    </w:p>
+    <w:p>
+      <w:pPr>
+        <w:spacing w:after="60"/>
+        <w:ind w:left="283"/>
+      </w:pPr>
       <w:r>
         <w:rPr>
           <w:rFonts w:ascii="맑은 고딕" w:hAnsi="맑은 고딕" w:eastAsia="맑은 고딕"/>
           <w:sz w:val="21"/>
         </w:rPr>
-        <w:t>학생 상세의 "목표 관리" 화면(/students/[학생ID]/goals)으로 이동합니다.</w:t>
+        <w:t>4.  학생 상세의 “목표 관리” 화면(/students/[학생ID]/goals)으로 이동합니다.</w:t>
       </w:r>
     </w:p>
     <w:p>
       <w:pPr>
-        <w:spacing w:after="80"/>
-        <w:ind w:left="227"/>
-      </w:pPr>
-      <w:r>
-        <w:rPr>
-          <w:rFonts w:ascii="맑은 고딕" w:hAnsi="맑은 고딕" w:eastAsia="맑은 고딕"/>
-          <w:b/>
-          <w:color w:val="B48A2E"/>
-          <w:sz w:val="21"/>
-        </w:rPr>
-        <w:t xml:space="preserve">5.  </w:t>
-      </w:r>
+        <w:spacing w:after="60"/>
+        <w:ind w:left="283"/>
+      </w:pPr>
       <w:r>
         <w:rPr>
           <w:rFonts w:ascii="맑은 고딕" w:hAnsi="맑은 고딕" w:eastAsia="맑은 고딕"/>
           <w:sz w:val="21"/>
         </w:rPr>
-        <w:t>최종 목표와 중간 목표(학교/상세/트랙)를 입력하고 변경 사유를 적은 뒤 저장합니다.</w:t>
+        <w:t>5.  최종 목표와 중간 목표(학교/상세/트랙)를 입력하고 변경 사유를 적은 뒤 저장합니다.</w:t>
       </w:r>
     </w:p>
     <w:p>
       <w:pPr>
-        <w:spacing w:after="60"/>
-        <w:ind w:left="454"/>
+        <w:spacing w:before="80" w:after="40"/>
+        <w:jc w:val="center"/>
       </w:pPr>
       <w:r>
-        <w:rPr>
-          <w:rFonts w:ascii="맑은 고딕" w:hAnsi="맑은 고딕" w:eastAsia="맑은 고딕"/>
-          <w:b/>
-          <w:color w:val="1E7A4A"/>
-          <w:sz w:val="20"/>
-        </w:rPr>
-        <w:t xml:space="preserve">☐  </w:t>
+        <w:drawing>
+          <wp:inline xmlns:a="http://schemas.openxmlformats.org/drawingml/2006/main" xmlns:pic="http://schemas.openxmlformats.org/drawingml/2006/picture">
+            <wp:extent cx="5760720" cy="2516668"/>
+            <wp:docPr id="10" name="Picture 10"/>
+            <wp:cNvGraphicFramePr>
+              <a:graphicFrameLocks noChangeAspect="1"/>
+            </wp:cNvGraphicFramePr>
+            <a:graphic>
+              <a:graphicData uri="http://schemas.openxmlformats.org/drawingml/2006/picture">
+                <pic:pic>
+                  <pic:nvPicPr>
+                    <pic:cNvPr id="0" name="10_goals_edit.jpg"/>
+                    <pic:cNvPicPr/>
+                  </pic:nvPicPr>
+                  <pic:blipFill>
+                    <a:blip r:embed="rId18"/>
+                    <a:stretch>
+                      <a:fillRect/>
+                    </a:stretch>
+                  </pic:blipFill>
+                  <pic:spPr>
+                    <a:xfrm>
+                      <a:off x="0" y="0"/>
+                      <a:ext cx="5760720" cy="2516668"/>
+                    </a:xfrm>
+                    <a:prstGeom prst="rect"/>
+                  </pic:spPr>
+                </pic:pic>
+              </a:graphicData>
+            </a:graphic>
+          </wp:inline>
+        </w:drawing>
       </w:r>
+    </w:p>
+    <w:p>
+      <w:pPr>
+        <w:spacing w:after="240"/>
+        <w:jc w:val="center"/>
+      </w:pPr>
       <w:r>
         <w:rPr>
           <w:rFonts w:ascii="맑은 고딕" w:hAnsi="맑은 고딕" w:eastAsia="맑은 고딕"/>
           <w:color w:val="555555"/>
-          <w:sz w:val="20"/>
+          <w:sz w:val="18"/>
         </w:rPr>
-        <w:t>"목표 변경 히스토리"에 방금 입력한 항목이 "현재" 배지와 함께 새로 추가된다.</w:t>
+        <w:t>▸ 목표 관리 화면 — 중간 목표 수정과 변경 사유 입력</w:t>
       </w:r>
     </w:p>
     <w:p>
       <w:pPr>
-        <w:spacing w:after="80"/>
-        <w:ind w:left="227"/>
+        <w:spacing w:after="60"/>
+        <w:ind w:left="283"/>
       </w:pPr>
       <w:r>
         <w:rPr>
           <w:rFonts w:ascii="맑은 고딕" w:hAnsi="맑은 고딕" w:eastAsia="맑은 고딕"/>
-          <w:b/>
-          <w:color w:val="B48A2E"/>
+          <w:i w:val="0"/>
+          <w:color w:val="3A5A2A"/>
           <w:sz w:val="21"/>
         </w:rPr>
-        <w:t xml:space="preserve">6.  </w:t>
+        <w:t>☐  “목표 변경 히스토리”에 방금 입력한 항목이 “현재” 배지와 함께 새로 추가된다.</w:t>
       </w:r>
+    </w:p>
+    <w:p>
+      <w:pPr>
+        <w:spacing w:after="60"/>
+        <w:ind w:left="283"/>
+      </w:pPr>
       <w:r>
         <w:rPr>
           <w:rFonts w:ascii="맑은 고딕" w:hAnsi="맑은 고딕" w:eastAsia="맑은 고딕"/>
           <w:sz w:val="21"/>
         </w:rPr>
-        <w:t>"모의고사 점수 입력" 화면(/students/[학생ID]/exams/new)으로 이동합니다.</w:t>
+        <w:t>6.  “모의고사 점수 입력” 화면(/students/[학생ID]/exams/new)으로 이동합니다.</w:t>
       </w:r>
     </w:p>
     <w:p>
       <w:pPr>
-        <w:spacing w:after="80"/>
-        <w:ind w:left="227"/>
-      </w:pPr>
-      <w:r>
-        <w:rPr>
-          <w:rFonts w:ascii="맑은 고딕" w:hAnsi="맑은 고딕" w:eastAsia="맑은 고딕"/>
-          <w:b/>
-          <w:color w:val="B48A2E"/>
-          <w:sz w:val="21"/>
-        </w:rPr>
-        <w:t xml:space="preserve">7.  </w:t>
-      </w:r>
+        <w:spacing w:after="60"/>
+        <w:ind w:left="283"/>
+      </w:pPr>
       <w:r>
         <w:rPr>
           <w:rFonts w:ascii="맑은 고딕" w:hAnsi="맑은 고딕" w:eastAsia="맑은 고딕"/>
           <w:sz w:val="21"/>
         </w:rPr>
-        <w:t>회차명, 날짜, 국어/영어/수학/과학 점수를 입력합니다.</w:t>
+        <w:t>7.  회차명, 날짜, 국어/영어/수학/과학 점수를 입력합니다.</w:t>
       </w:r>
     </w:p>
     <w:p>
       <w:pPr>
-        <w:spacing w:after="60"/>
-        <w:ind w:left="454"/>
+        <w:spacing w:before="80" w:after="40"/>
+        <w:jc w:val="center"/>
       </w:pPr>
       <w:r>
-        <w:rPr>
-          <w:rFonts w:ascii="맑은 고딕" w:hAnsi="맑은 고딕" w:eastAsia="맑은 고딕"/>
-          <w:b/>
-          <w:color w:val="1E7A4A"/>
-          <w:sz w:val="20"/>
-        </w:rPr>
-        <w:t xml:space="preserve">☐  </w:t>
+        <w:drawing>
+          <wp:inline xmlns:a="http://schemas.openxmlformats.org/drawingml/2006/main" xmlns:pic="http://schemas.openxmlformats.org/drawingml/2006/picture">
+            <wp:extent cx="5760720" cy="2516668"/>
+            <wp:docPr id="11" name="Picture 11"/>
+            <wp:cNvGraphicFramePr>
+              <a:graphicFrameLocks noChangeAspect="1"/>
+            </wp:cNvGraphicFramePr>
+            <a:graphic>
+              <a:graphicData uri="http://schemas.openxmlformats.org/drawingml/2006/picture">
+                <pic:pic>
+                  <pic:nvPicPr>
+                    <pic:cNvPr id="0" name="11_exam_input.jpg"/>
+                    <pic:cNvPicPr/>
+                  </pic:nvPicPr>
+                  <pic:blipFill>
+                    <a:blip r:embed="rId19"/>
+                    <a:stretch>
+                      <a:fillRect/>
+                    </a:stretch>
+                  </pic:blipFill>
+                  <pic:spPr>
+                    <a:xfrm>
+                      <a:off x="0" y="0"/>
+                      <a:ext cx="5760720" cy="2516668"/>
+                    </a:xfrm>
+                    <a:prstGeom prst="rect"/>
+                  </pic:spPr>
+                </pic:pic>
+              </a:graphicData>
+            </a:graphic>
+          </wp:inline>
+        </w:drawing>
       </w:r>
+    </w:p>
+    <w:p>
+      <w:pPr>
+        <w:spacing w:after="240"/>
+        <w:jc w:val="center"/>
+      </w:pPr>
       <w:r>
         <w:rPr>
           <w:rFonts w:ascii="맑은 고딕" w:hAnsi="맑은 고딕" w:eastAsia="맑은 고딕"/>
           <w:color w:val="555555"/>
-          <w:sz w:val="20"/>
+          <w:sz w:val="18"/>
         </w:rPr>
-        <w:t>점수 입력 시 평균이 자동으로 계산되어 화면에 표시된다.</w:t>
+        <w:t>▸ 모의고사 점수 입력 화면 — 4과목 점수 입력 시 평균이 자동 계산되어 표시됨</w:t>
       </w:r>
     </w:p>
     <w:p>
       <w:pPr>
-        <w:spacing w:after="80"/>
-        <w:ind w:left="227"/>
+        <w:spacing w:after="60"/>
+        <w:ind w:left="283"/>
       </w:pPr>
       <w:r>
         <w:rPr>
           <w:rFonts w:ascii="맑은 고딕" w:hAnsi="맑은 고딕" w:eastAsia="맑은 고딕"/>
-          <w:b/>
-          <w:color w:val="B48A2E"/>
+          <w:i w:val="0"/>
+          <w:color w:val="3A5A2A"/>
           <w:sz w:val="21"/>
         </w:rPr>
-        <w:t xml:space="preserve">8.  </w:t>
+        <w:t>☐  점수 입력 시 평균이 자동으로 계산되어 화면에 표시된다.</w:t>
       </w:r>
+    </w:p>
+    <w:p>
+      <w:pPr>
+        <w:spacing w:after="60"/>
+        <w:ind w:left="283"/>
+      </w:pPr>
       <w:r>
         <w:rPr>
           <w:rFonts w:ascii="맑은 고딕" w:hAnsi="맑은 고딕" w:eastAsia="맑은 고딕"/>
           <w:sz w:val="21"/>
         </w:rPr>
-        <w:t>[저장] 버튼을 클릭합니다.</w:t>
+        <w:t>8.  [저장] 버튼을 클릭합니다.</w:t>
       </w:r>
     </w:p>
     <w:p>
       <w:pPr>
-        <w:spacing w:after="80"/>
-        <w:ind w:left="227"/>
-      </w:pPr>
-      <w:r>
-        <w:rPr>
-          <w:rFonts w:ascii="맑은 고딕" w:hAnsi="맑은 고딕" w:eastAsia="맑은 고딕"/>
-          <w:b/>
-          <w:color w:val="B48A2E"/>
-          <w:sz w:val="21"/>
-        </w:rPr>
-        <w:t xml:space="preserve">9.  </w:t>
-      </w:r>
+        <w:spacing w:after="60"/>
+        <w:ind w:left="283"/>
+      </w:pPr>
       <w:r>
         <w:rPr>
           <w:rFonts w:ascii="맑은 고딕" w:hAnsi="맑은 고딕" w:eastAsia="맑은 고딕"/>
           <w:sz w:val="21"/>
         </w:rPr>
-        <w:t>"상담 기록 작성" 화면(/students/[학생ID]/counseling/new) 또는 [상담 기록 +] 버튼으로 상담 기록 입력 팝업을 엽니다.</w:t>
+        <w:t>9.  “상담 기록 작성” 화면 또는 [상담 기록 +] 버튼으로 상담 기록 입력 팝업을 엽니다.</w:t>
       </w:r>
     </w:p>
     <w:p>
       <w:pPr>
-        <w:spacing w:after="80"/>
-        <w:ind w:left="227"/>
-      </w:pPr>
-      <w:r>
-        <w:rPr>
-          <w:rFonts w:ascii="맑은 고딕" w:hAnsi="맑은 고딕" w:eastAsia="맑은 고딕"/>
-          <w:b/>
-          <w:color w:val="B48A2E"/>
-          <w:sz w:val="21"/>
-        </w:rPr>
-        <w:t xml:space="preserve">10.  </w:t>
-      </w:r>
+        <w:spacing w:after="60"/>
+        <w:ind w:left="283"/>
+      </w:pPr>
       <w:r>
         <w:rPr>
           <w:rFonts w:ascii="맑은 고딕" w:hAnsi="맑은 고딕" w:eastAsia="맑은 고딕"/>
           <w:sz w:val="21"/>
         </w:rPr>
-        <w:t>"내부 메모(비공개)"란과 "학부모 공유 요약"란에 서로 다른 내용을 각각 입력합니다 (예: 내부 메모="집중력 저하, 추가 관찰 필요", 공유 요약="이번 달 꾸준히 성장했습니다").</w:t>
+        <w:t>10.  “내부 메모(비공개)”란과 “학부모 공유 요약”란에 서로 다른 내용을 각각 입력합니다.</w:t>
       </w:r>
     </w:p>
     <w:p>
       <w:pPr>
-        <w:spacing w:after="80"/>
-        <w:ind w:left="227"/>
-      </w:pPr>
-      <w:r>
-        <w:rPr>
-          <w:rFonts w:ascii="맑은 고딕" w:hAnsi="맑은 고딕" w:eastAsia="맑은 고딕"/>
-          <w:b/>
-          <w:color w:val="B48A2E"/>
-          <w:sz w:val="21"/>
-        </w:rPr>
-        <w:t xml:space="preserve">11.  </w:t>
-      </w:r>
+        <w:spacing w:after="60"/>
+        <w:ind w:left="283"/>
+      </w:pPr>
       <w:r>
         <w:rPr>
           <w:rFonts w:ascii="맑은 고딕" w:hAnsi="맑은 고딕" w:eastAsia="맑은 고딕"/>
           <w:sz w:val="21"/>
         </w:rPr>
-        <w:t>액션플랜(내용/담당 강사/기한)도 함께 입력한 뒤 저장합니다.</w:t>
+        <w:t>11.  액션플랜(내용/담당 강사/기한)도 함께 입력한 뒤 저장합니다.</w:t>
+      </w:r>
+    </w:p>
+    <w:p>
+      <w:pPr>
+        <w:spacing w:before="80" w:after="40"/>
+        <w:jc w:val="center"/>
+      </w:pPr>
+      <w:r>
+        <w:drawing>
+          <wp:inline xmlns:a="http://schemas.openxmlformats.org/drawingml/2006/main" xmlns:pic="http://schemas.openxmlformats.org/drawingml/2006/picture">
+            <wp:extent cx="5760720" cy="2516668"/>
+            <wp:docPr id="12" name="Picture 12"/>
+            <wp:cNvGraphicFramePr>
+              <a:graphicFrameLocks noChangeAspect="1"/>
+            </wp:cNvGraphicFramePr>
+            <a:graphic>
+              <a:graphicData uri="http://schemas.openxmlformats.org/drawingml/2006/picture">
+                <pic:pic>
+                  <pic:nvPicPr>
+                    <pic:cNvPr id="0" name="12_counseling_input.jpg"/>
+                    <pic:cNvPicPr/>
+                  </pic:nvPicPr>
+                  <pic:blipFill>
+                    <a:blip r:embed="rId20"/>
+                    <a:stretch>
+                      <a:fillRect/>
+                    </a:stretch>
+                  </pic:blipFill>
+                  <pic:spPr>
+                    <a:xfrm>
+                      <a:off x="0" y="0"/>
+                      <a:ext cx="5760720" cy="2516668"/>
+                    </a:xfrm>
+                    <a:prstGeom prst="rect"/>
+                  </pic:spPr>
+                </pic:pic>
+              </a:graphicData>
+            </a:graphic>
+          </wp:inline>
+        </w:drawing>
+      </w:r>
+    </w:p>
+    <w:p>
+      <w:pPr>
+        <w:spacing w:after="240"/>
+        <w:jc w:val="center"/>
+      </w:pPr>
+      <w:r>
+        <w:rPr>
+          <w:rFonts w:ascii="맑은 고딕" w:hAnsi="맑은 고딕" w:eastAsia="맑은 고딕"/>
+          <w:color w:val="555555"/>
+          <w:sz w:val="18"/>
+        </w:rPr>
+        <w:t>▸ 상담 기록 작성 화면 — 내부 메모와 학부모 공유 요약을 서로 다르게 입력, 액션플랜 포함</w:t>
       </w:r>
     </w:p>
     <w:p>
@@ -2789,287 +2808,348 @@
     </w:p>
     <w:p>
       <w:pPr>
-        <w:pStyle w:val="Heading2"/>
+        <w:spacing w:after="120" w:before="280"/>
       </w:pPr>
       <w:r>
         <w:rPr>
           <w:rFonts w:ascii="맑은 고딕" w:hAnsi="맑은 고딕" w:eastAsia="맑은 고딕"/>
           <w:b/>
           <w:color w:val="1E293B"/>
-          <w:sz w:val="28"/>
+          <w:sz w:val="26"/>
         </w:rPr>
         <w:t>시나리오 6. 원장 화면에서 반영 확인 + 학부모 리포트 발송</w:t>
       </w:r>
     </w:p>
     <w:p>
       <w:pPr>
-        <w:spacing w:after="80"/>
-        <w:ind w:left="227"/>
-      </w:pPr>
-      <w:r>
-        <w:rPr>
-          <w:rFonts w:ascii="맑은 고딕" w:hAnsi="맑은 고딕" w:eastAsia="맑은 고딕"/>
-          <w:b/>
-          <w:color w:val="B48A2E"/>
-          <w:sz w:val="21"/>
-        </w:rPr>
-        <w:t xml:space="preserve">1.  </w:t>
-      </w:r>
+        <w:spacing w:after="60"/>
+        <w:ind w:left="283"/>
+      </w:pPr>
       <w:r>
         <w:rPr>
           <w:rFonts w:ascii="맑은 고딕" w:hAnsi="맑은 고딕" w:eastAsia="맑은 고딕"/>
           <w:sz w:val="21"/>
         </w:rPr>
-        <w:t>원장 계정으로 로그인 후 "학생 종합 현황"(/director)에서 시나리오 3의 학생을 선택합니다.</w:t>
+        <w:t>1.  원장 계정으로 로그인 후 “학생 종합 현황”(/director)에서 시나리오 3의 학생을 선택합니다.</w:t>
       </w:r>
     </w:p>
     <w:p>
       <w:pPr>
-        <w:spacing w:after="60"/>
-        <w:ind w:left="454"/>
+        <w:spacing w:before="80" w:after="40"/>
+        <w:jc w:val="center"/>
       </w:pPr>
       <w:r>
-        <w:rPr>
-          <w:rFonts w:ascii="맑은 고딕" w:hAnsi="맑은 고딕" w:eastAsia="맑은 고딕"/>
-          <w:b/>
-          <w:color w:val="1E7A4A"/>
-          <w:sz w:val="20"/>
-        </w:rPr>
-        <w:t xml:space="preserve">☐  </w:t>
+        <w:drawing>
+          <wp:inline xmlns:a="http://schemas.openxmlformats.org/drawingml/2006/main" xmlns:pic="http://schemas.openxmlformats.org/drawingml/2006/picture">
+            <wp:extent cx="5760720" cy="2516668"/>
+            <wp:docPr id="13" name="Picture 13"/>
+            <wp:cNvGraphicFramePr>
+              <a:graphicFrameLocks noChangeAspect="1"/>
+            </wp:cNvGraphicFramePr>
+            <a:graphic>
+              <a:graphicData uri="http://schemas.openxmlformats.org/drawingml/2006/picture">
+                <pic:pic>
+                  <pic:nvPicPr>
+                    <pic:cNvPr id="0" name="13_director_dashboard_filled.jpg"/>
+                    <pic:cNvPicPr/>
+                  </pic:nvPicPr>
+                  <pic:blipFill>
+                    <a:blip r:embed="rId21"/>
+                    <a:stretch>
+                      <a:fillRect/>
+                    </a:stretch>
+                  </pic:blipFill>
+                  <pic:spPr>
+                    <a:xfrm>
+                      <a:off x="0" y="0"/>
+                      <a:ext cx="5760720" cy="2516668"/>
+                    </a:xfrm>
+                    <a:prstGeom prst="rect"/>
+                  </pic:spPr>
+                </pic:pic>
+              </a:graphicData>
+            </a:graphic>
+          </wp:inline>
+        </w:drawing>
       </w:r>
+    </w:p>
+    <w:p>
+      <w:pPr>
+        <w:spacing w:after="240"/>
+        <w:jc w:val="center"/>
+      </w:pPr>
       <w:r>
         <w:rPr>
           <w:rFonts w:ascii="맑은 고딕" w:hAnsi="맑은 고딕" w:eastAsia="맑은 고딕"/>
           <w:color w:val="555555"/>
-          <w:sz w:val="20"/>
+          <w:sz w:val="18"/>
         </w:rPr>
-        <w:t>"핵심 4과목 vs 목표 기준"에 방금 입력한 점수와 목표가 반영되어 있다.</w:t>
+        <w:t>▸ 원장 화면 — 시나리오 5에서 입력한 준비도·목표·로드맵이 모두 실시간으로 반영된 상태</w:t>
       </w:r>
     </w:p>
     <w:p>
       <w:pPr>
         <w:spacing w:after="60"/>
-        <w:ind w:left="454"/>
+        <w:ind w:left="283"/>
       </w:pPr>
       <w:r>
         <w:rPr>
           <w:rFonts w:ascii="맑은 고딕" w:hAnsi="맑은 고딕" w:eastAsia="맑은 고딕"/>
-          <w:b/>
-          <w:color w:val="1E7A4A"/>
-          <w:sz w:val="20"/>
+          <w:i w:val="0"/>
+          <w:color w:val="3A5A2A"/>
+          <w:sz w:val="21"/>
         </w:rPr>
-        <w:t xml:space="preserve">☐  </w:t>
+        <w:t>☐  “핵심 4과목 vs 목표 기준”에 방금 입력한 점수와 목표가 반영되어 있다.</w:t>
       </w:r>
+    </w:p>
+    <w:p>
+      <w:pPr>
+        <w:spacing w:after="60"/>
+        <w:ind w:left="283"/>
+      </w:pPr>
       <w:r>
         <w:rPr>
           <w:rFonts w:ascii="맑은 고딕" w:hAnsi="맑은 고딕" w:eastAsia="맑은 고딕"/>
-          <w:color w:val="555555"/>
-          <w:sz w:val="20"/>
+          <w:i w:val="0"/>
+          <w:color w:val="3A5A2A"/>
+          <w:sz w:val="21"/>
         </w:rPr>
-        <w:t>"갭 분석 · 추천 액션"에 부족한 과목이 자동으로 표시된다.</w:t>
+        <w:t>☐  “갭 분석 · 추천 액션”에 부족한 과목이 자동으로 표시된다.</w:t>
       </w:r>
     </w:p>
     <w:p>
       <w:pPr>
         <w:spacing w:after="60"/>
-        <w:ind w:left="454"/>
+        <w:ind w:left="283"/>
       </w:pPr>
       <w:r>
         <w:rPr>
           <w:rFonts w:ascii="맑은 고딕" w:hAnsi="맑은 고딕" w:eastAsia="맑은 고딕"/>
-          <w:b/>
-          <w:color w:val="1E7A4A"/>
-          <w:sz w:val="20"/>
+          <w:i w:val="0"/>
+          <w:color w:val="3A5A2A"/>
+          <w:sz w:val="21"/>
         </w:rPr>
-        <w:t xml:space="preserve">☐  </w:t>
+        <w:t>☐  “상담 기록 · 진행 중 액션플랜”에 방금 작성한 상담과 액션플랜이 보인다.</w:t>
       </w:r>
+    </w:p>
+    <w:p>
+      <w:pPr>
+        <w:spacing w:after="60"/>
+        <w:ind w:left="283"/>
+      </w:pPr>
       <w:r>
         <w:rPr>
           <w:rFonts w:ascii="맑은 고딕" w:hAnsi="맑은 고딕" w:eastAsia="맑은 고딕"/>
-          <w:color w:val="555555"/>
-          <w:sz w:val="20"/>
+          <w:i w:val="0"/>
+          <w:color w:val="3A5A2A"/>
+          <w:sz w:val="21"/>
         </w:rPr>
-        <w:t>"상담 기록 · 진행 중 액션플랜"에 방금 작성한 상담과 액션플랜이 보인다.</w:t>
+        <w:t>☐  “목표 변경 히스토리”에 시나리오 5에서 입력한 목표가 보인다.</w:t>
       </w:r>
     </w:p>
     <w:p>
       <w:pPr>
         <w:spacing w:after="60"/>
-        <w:ind w:left="454"/>
-      </w:pPr>
-      <w:r>
-        <w:rPr>
-          <w:rFonts w:ascii="맑은 고딕" w:hAnsi="맑은 고딕" w:eastAsia="맑은 고딕"/>
-          <w:b/>
-          <w:color w:val="1E7A4A"/>
-          <w:sz w:val="20"/>
-        </w:rPr>
-        <w:t xml:space="preserve">☐  </w:t>
-      </w:r>
-      <w:r>
-        <w:rPr>
-          <w:rFonts w:ascii="맑은 고딕" w:hAnsi="맑은 고딕" w:eastAsia="맑은 고딕"/>
-          <w:color w:val="555555"/>
-          <w:sz w:val="20"/>
-        </w:rPr>
-        <w:t>"목표 변경 히스토리"에 시나리오 5에서 입력한 목표가 보인다.</w:t>
-      </w:r>
-    </w:p>
-    <w:p>
-      <w:pPr>
-        <w:spacing w:after="80"/>
-        <w:ind w:left="227"/>
-      </w:pPr>
-      <w:r>
-        <w:rPr>
-          <w:rFonts w:ascii="맑은 고딕" w:hAnsi="맑은 고딕" w:eastAsia="맑은 고딕"/>
-          <w:b/>
-          <w:color w:val="B48A2E"/>
-          <w:sz w:val="21"/>
-        </w:rPr>
-        <w:t xml:space="preserve">2.  </w:t>
-      </w:r>
+        <w:ind w:left="283"/>
+      </w:pPr>
       <w:r>
         <w:rPr>
           <w:rFonts w:ascii="맑은 고딕" w:hAnsi="맑은 고딕" w:eastAsia="맑은 고딕"/>
           <w:sz w:val="21"/>
         </w:rPr>
-        <w:t>[학부모 리포트 생성] 버튼을 클릭합니다.</w:t>
+        <w:t>2.  [학부모 리포트 생성] 버튼을 클릭합니다.</w:t>
       </w:r>
     </w:p>
     <w:p>
       <w:pPr>
-        <w:spacing w:after="60"/>
-        <w:ind w:left="454"/>
+        <w:spacing w:before="80" w:after="40"/>
+        <w:jc w:val="center"/>
       </w:pPr>
       <w:r>
-        <w:rPr>
-          <w:rFonts w:ascii="맑은 고딕" w:hAnsi="맑은 고딕" w:eastAsia="맑은 고딕"/>
-          <w:b/>
-          <w:color w:val="1E7A4A"/>
-          <w:sz w:val="20"/>
-        </w:rPr>
-        <w:t xml:space="preserve">☐  </w:t>
+        <w:drawing>
+          <wp:inline xmlns:a="http://schemas.openxmlformats.org/drawingml/2006/main" xmlns:pic="http://schemas.openxmlformats.org/drawingml/2006/picture">
+            <wp:extent cx="5760720" cy="2516668"/>
+            <wp:docPr id="14" name="Picture 14"/>
+            <wp:cNvGraphicFramePr>
+              <a:graphicFrameLocks noChangeAspect="1"/>
+            </wp:cNvGraphicFramePr>
+            <a:graphic>
+              <a:graphicData uri="http://schemas.openxmlformats.org/drawingml/2006/picture">
+                <pic:pic>
+                  <pic:nvPicPr>
+                    <pic:cNvPr id="0" name="14_report_generate.jpg"/>
+                    <pic:cNvPicPr/>
+                  </pic:nvPicPr>
+                  <pic:blipFill>
+                    <a:blip r:embed="rId22"/>
+                    <a:stretch>
+                      <a:fillRect/>
+                    </a:stretch>
+                  </pic:blipFill>
+                  <pic:spPr>
+                    <a:xfrm>
+                      <a:off x="0" y="0"/>
+                      <a:ext cx="5760720" cy="2516668"/>
+                    </a:xfrm>
+                    <a:prstGeom prst="rect"/>
+                  </pic:spPr>
+                </pic:pic>
+              </a:graphicData>
+            </a:graphic>
+          </wp:inline>
+        </w:drawing>
       </w:r>
+    </w:p>
+    <w:p>
+      <w:pPr>
+        <w:spacing w:after="240"/>
+        <w:jc w:val="center"/>
+      </w:pPr>
       <w:r>
         <w:rPr>
           <w:rFonts w:ascii="맑은 고딕" w:hAnsi="맑은 고딕" w:eastAsia="맑은 고딕"/>
           <w:color w:val="555555"/>
-          <w:sz w:val="20"/>
+          <w:sz w:val="18"/>
         </w:rPr>
-        <w:t>리포트 조립 화면 상단에 표시되는 생성일이 오늘 날짜/시간으로 표시된다.</w:t>
+        <w:t>▸ 학부모 리포트 생성 화면 — 발송 옵션과 자동 조립된 리포트 미리보기</w:t>
       </w:r>
     </w:p>
     <w:p>
       <w:pPr>
         <w:spacing w:after="60"/>
-        <w:ind w:left="454"/>
+        <w:ind w:left="283"/>
       </w:pPr>
       <w:r>
         <w:rPr>
           <w:rFonts w:ascii="맑은 고딕" w:hAnsi="맑은 고딕" w:eastAsia="맑은 고딕"/>
-          <w:b/>
-          <w:color w:val="1E7A4A"/>
-          <w:sz w:val="20"/>
+          <w:i w:val="0"/>
+          <w:color w:val="3A5A2A"/>
+          <w:sz w:val="21"/>
         </w:rPr>
-        <w:t xml:space="preserve">☐  </w:t>
+        <w:t>☐  리포트 조립 화면 상단에 표시되는 생성일이 오늘 날짜/시간으로 표시된다.</w:t>
       </w:r>
+    </w:p>
+    <w:p>
+      <w:pPr>
+        <w:spacing w:after="60"/>
+        <w:ind w:left="283"/>
+      </w:pPr>
       <w:r>
         <w:rPr>
           <w:rFonts w:ascii="맑은 고딕" w:hAnsi="맑은 고딕" w:eastAsia="맑은 고딕"/>
-          <w:color w:val="555555"/>
-          <w:sz w:val="20"/>
+          <w:i w:val="0"/>
+          <w:color w:val="3A5A2A"/>
+          <w:sz w:val="21"/>
         </w:rPr>
-        <w:t>최종 진학 목표, 성적 그래프 등이 방금 입력한 실제 값으로 채워져 있다.</w:t>
+        <w:t>☐  최종 진학 목표, 성적 그래프 등이 방금 입력한 실제 값으로 채워져 있다.</w:t>
       </w:r>
     </w:p>
     <w:p>
       <w:pPr>
-        <w:spacing w:after="80"/>
-        <w:ind w:left="227"/>
-      </w:pPr>
-      <w:r>
-        <w:rPr>
-          <w:rFonts w:ascii="맑은 고딕" w:hAnsi="맑은 고딕" w:eastAsia="맑은 고딕"/>
-          <w:b/>
-          <w:color w:val="B48A2E"/>
-          <w:sz w:val="21"/>
-        </w:rPr>
-        <w:t xml:space="preserve">3.  </w:t>
-      </w:r>
+        <w:spacing w:after="60"/>
+        <w:ind w:left="283"/>
+      </w:pPr>
       <w:r>
         <w:rPr>
           <w:rFonts w:ascii="맑은 고딕" w:hAnsi="맑은 고딕" w:eastAsia="맑은 고딕"/>
           <w:sz w:val="21"/>
         </w:rPr>
-        <w:t>필요 시 담임 메시지를 작성/수정합니다.</w:t>
+        <w:t>3.  필요 시 담임 메시지를 작성/수정합니다.</w:t>
       </w:r>
     </w:p>
     <w:p>
       <w:pPr>
-        <w:spacing w:after="80"/>
-        <w:ind w:left="227"/>
-      </w:pPr>
-      <w:r>
-        <w:rPr>
-          <w:rFonts w:ascii="맑은 고딕" w:hAnsi="맑은 고딕" w:eastAsia="맑은 고딕"/>
-          <w:b/>
-          <w:color w:val="B48A2E"/>
-          <w:sz w:val="21"/>
-        </w:rPr>
-        <w:t xml:space="preserve">4.  </w:t>
-      </w:r>
+        <w:spacing w:after="60"/>
+        <w:ind w:left="283"/>
+      </w:pPr>
       <w:r>
         <w:rPr>
           <w:rFonts w:ascii="맑은 고딕" w:hAnsi="맑은 고딕" w:eastAsia="맑은 고딕"/>
           <w:sz w:val="21"/>
         </w:rPr>
-        <w:t>[학부모 화면 미리보기]로 학부모 입장에서 보이는 모습을 먼저 확인합니다.</w:t>
+        <w:t>4.  [학부모 화면 미리보기]로 학부모 입장에서 보이는 모습을 먼저 확인합니다.</w:t>
       </w:r>
     </w:p>
     <w:p>
       <w:pPr>
-        <w:spacing w:after="80"/>
-        <w:ind w:left="227"/>
-      </w:pPr>
-      <w:r>
-        <w:rPr>
-          <w:rFonts w:ascii="맑은 고딕" w:hAnsi="맑은 고딕" w:eastAsia="맑은 고딕"/>
-          <w:b/>
-          <w:color w:val="B48A2E"/>
-          <w:sz w:val="21"/>
-        </w:rPr>
-        <w:t xml:space="preserve">5.  </w:t>
-      </w:r>
+        <w:spacing w:after="60"/>
+        <w:ind w:left="283"/>
+      </w:pPr>
       <w:r>
         <w:rPr>
           <w:rFonts w:ascii="맑은 고딕" w:hAnsi="맑은 고딕" w:eastAsia="맑은 고딕"/>
           <w:sz w:val="21"/>
         </w:rPr>
-        <w:t>[학부모께 발송하기] 버튼을 클릭합니다.</w:t>
+        <w:t>5.  [학부모께 발송하기] 버튼을 클릭합니다.</w:t>
       </w:r>
     </w:p>
     <w:p>
       <w:pPr>
-        <w:spacing w:after="60"/>
-        <w:ind w:left="454"/>
+        <w:spacing w:before="80" w:after="40"/>
+        <w:jc w:val="center"/>
       </w:pPr>
       <w:r>
-        <w:rPr>
-          <w:rFonts w:ascii="맑은 고딕" w:hAnsi="맑은 고딕" w:eastAsia="맑은 고딕"/>
-          <w:b/>
-          <w:color w:val="1E7A4A"/>
-          <w:sz w:val="20"/>
-        </w:rPr>
-        <w:t xml:space="preserve">☐  </w:t>
+        <w:drawing>
+          <wp:inline xmlns:a="http://schemas.openxmlformats.org/drawingml/2006/main" xmlns:pic="http://schemas.openxmlformats.org/drawingml/2006/picture">
+            <wp:extent cx="5760720" cy="2516668"/>
+            <wp:docPr id="15" name="Picture 15"/>
+            <wp:cNvGraphicFramePr>
+              <a:graphicFrameLocks noChangeAspect="1"/>
+            </wp:cNvGraphicFramePr>
+            <a:graphic>
+              <a:graphicData uri="http://schemas.openxmlformats.org/drawingml/2006/picture">
+                <pic:pic>
+                  <pic:nvPicPr>
+                    <pic:cNvPr id="0" name="15_report_sent.jpg"/>
+                    <pic:cNvPicPr/>
+                  </pic:nvPicPr>
+                  <pic:blipFill>
+                    <a:blip r:embed="rId23"/>
+                    <a:stretch>
+                      <a:fillRect/>
+                    </a:stretch>
+                  </pic:blipFill>
+                  <pic:spPr>
+                    <a:xfrm>
+                      <a:off x="0" y="0"/>
+                      <a:ext cx="5760720" cy="2516668"/>
+                    </a:xfrm>
+                    <a:prstGeom prst="rect"/>
+                  </pic:spPr>
+                </pic:pic>
+              </a:graphicData>
+            </a:graphic>
+          </wp:inline>
+        </w:drawing>
       </w:r>
+    </w:p>
+    <w:p>
+      <w:pPr>
+        <w:spacing w:after="240"/>
+        <w:jc w:val="center"/>
+      </w:pPr>
       <w:r>
         <w:rPr>
           <w:rFonts w:ascii="맑은 고딕" w:hAnsi="맑은 고딕" w:eastAsia="맑은 고딕"/>
           <w:color w:val="555555"/>
-          <w:sz w:val="20"/>
+          <w:sz w:val="18"/>
         </w:rPr>
-        <w:t>발송 완료 후 오류 없이 처리된다.</w:t>
+        <w:t>▸ 발송 완료 화면 — 발송 시각과 함께 처리 결과 확인</w:t>
+      </w:r>
+    </w:p>
+    <w:p>
+      <w:pPr>
+        <w:spacing w:after="60"/>
+        <w:ind w:left="283"/>
+      </w:pPr>
+      <w:r>
+        <w:rPr>
+          <w:rFonts w:ascii="맑은 고딕" w:hAnsi="맑은 고딕" w:eastAsia="맑은 고딕"/>
+          <w:i w:val="0"/>
+          <w:color w:val="3A5A2A"/>
+          <w:sz w:val="21"/>
+        </w:rPr>
+        <w:t>☐  발송 완료 후 오류 없이 처리된다.</w:t>
       </w:r>
     </w:p>
     <w:p>
@@ -3079,151 +3159,154 @@
     </w:p>
     <w:p>
       <w:pPr>
-        <w:pStyle w:val="Heading2"/>
+        <w:spacing w:after="120" w:before="280"/>
       </w:pPr>
       <w:r>
         <w:rPr>
           <w:rFonts w:ascii="맑은 고딕" w:hAnsi="맑은 고딕" w:eastAsia="맑은 고딕"/>
           <w:b/>
           <w:color w:val="1E293B"/>
-          <w:sz w:val="28"/>
+          <w:sz w:val="26"/>
         </w:rPr>
         <w:t>시나리오 7. 학부모 화면에서 리포트 확인</w:t>
       </w:r>
     </w:p>
     <w:p>
       <w:pPr>
-        <w:spacing w:after="80"/>
-        <w:ind w:left="227"/>
-      </w:pPr>
-      <w:r>
-        <w:rPr>
-          <w:rFonts w:ascii="맑은 고딕" w:hAnsi="맑은 고딕" w:eastAsia="맑은 고딕"/>
-          <w:b/>
-          <w:color w:val="B48A2E"/>
-          <w:sz w:val="21"/>
-        </w:rPr>
-        <w:t xml:space="preserve">1.  </w:t>
-      </w:r>
+        <w:spacing w:after="60"/>
+        <w:ind w:left="283"/>
+      </w:pPr>
       <w:r>
         <w:rPr>
           <w:rFonts w:ascii="맑은 고딕" w:hAnsi="맑은 고딕" w:eastAsia="맑은 고딕"/>
           <w:sz w:val="21"/>
         </w:rPr>
-        <w:t>학부모 계정으로 로그인(또는 새로고침)합니다.</w:t>
+        <w:t>1.  학부모 계정으로 로그인(또는 새로고침)합니다.</w:t>
       </w:r>
     </w:p>
     <w:p>
       <w:pPr>
-        <w:spacing w:after="80"/>
-        <w:ind w:left="227"/>
-      </w:pPr>
-      <w:r>
-        <w:rPr>
-          <w:rFonts w:ascii="맑은 고딕" w:hAnsi="맑은 고딕" w:eastAsia="맑은 고딕"/>
-          <w:b/>
-          <w:color w:val="B48A2E"/>
-          <w:sz w:val="21"/>
-        </w:rPr>
-        <w:t xml:space="preserve">2.  </w:t>
-      </w:r>
+        <w:spacing w:after="60"/>
+        <w:ind w:left="283"/>
+      </w:pPr>
       <w:r>
         <w:rPr>
           <w:rFonts w:ascii="맑은 고딕" w:hAnsi="맑은 고딕" w:eastAsia="맑은 고딕"/>
           <w:sz w:val="21"/>
         </w:rPr>
-        <w:t>"월간 리포트" 섹션을 확인합니다.</w:t>
+        <w:t>2.  “월간 리포트” 섹션을 확인합니다.</w:t>
       </w:r>
     </w:p>
     <w:p>
       <w:pPr>
-        <w:spacing w:after="60"/>
-        <w:ind w:left="454"/>
+        <w:spacing w:before="80" w:after="40"/>
+        <w:jc w:val="center"/>
       </w:pPr>
       <w:r>
-        <w:rPr>
-          <w:rFonts w:ascii="맑은 고딕" w:hAnsi="맑은 고딕" w:eastAsia="맑은 고딕"/>
-          <w:b/>
-          <w:color w:val="1E7A4A"/>
-          <w:sz w:val="20"/>
-        </w:rPr>
-        <w:t xml:space="preserve">☐  </w:t>
+        <w:drawing>
+          <wp:inline xmlns:a="http://schemas.openxmlformats.org/drawingml/2006/main" xmlns:pic="http://schemas.openxmlformats.org/drawingml/2006/picture">
+            <wp:extent cx="5760720" cy="2516668"/>
+            <wp:docPr id="16" name="Picture 16"/>
+            <wp:cNvGraphicFramePr>
+              <a:graphicFrameLocks noChangeAspect="1"/>
+            </wp:cNvGraphicFramePr>
+            <a:graphic>
+              <a:graphicData uri="http://schemas.openxmlformats.org/drawingml/2006/picture">
+                <pic:pic>
+                  <pic:nvPicPr>
+                    <pic:cNvPr id="0" name="17_parent_report_appt.jpg"/>
+                    <pic:cNvPicPr/>
+                  </pic:nvPicPr>
+                  <pic:blipFill>
+                    <a:blip r:embed="rId24"/>
+                    <a:stretch>
+                      <a:fillRect/>
+                    </a:stretch>
+                  </pic:blipFill>
+                  <pic:spPr>
+                    <a:xfrm>
+                      <a:off x="0" y="0"/>
+                      <a:ext cx="5760720" cy="2516668"/>
+                    </a:xfrm>
+                    <a:prstGeom prst="rect"/>
+                  </pic:spPr>
+                </pic:pic>
+              </a:graphicData>
+            </a:graphic>
+          </wp:inline>
+        </w:drawing>
       </w:r>
+    </w:p>
+    <w:p>
+      <w:pPr>
+        <w:spacing w:after="240"/>
+        <w:jc w:val="center"/>
+      </w:pPr>
       <w:r>
         <w:rPr>
           <w:rFonts w:ascii="맑은 고딕" w:hAnsi="맑은 고딕" w:eastAsia="맑은 고딕"/>
           <w:color w:val="555555"/>
-          <w:sz w:val="20"/>
+          <w:sz w:val="18"/>
         </w:rPr>
-        <w:t>시나리오 6에서 발송한 리포트가 목록에 나타난다 (기간, 발송일 표시).</w:t>
+        <w:t>▸ 학부모 화면 — 발송된 월간 리포트 목록(기간·발송일 표시)과 “담임 강사와 연락하기” 카드</w:t>
       </w:r>
     </w:p>
     <w:p>
       <w:pPr>
-        <w:spacing w:after="80"/>
-        <w:ind w:left="227"/>
+        <w:spacing w:after="60"/>
+        <w:ind w:left="283"/>
       </w:pPr>
       <w:r>
         <w:rPr>
           <w:rFonts w:ascii="맑은 고딕" w:hAnsi="맑은 고딕" w:eastAsia="맑은 고딕"/>
-          <w:b/>
-          <w:color w:val="B48A2E"/>
+          <w:i w:val="0"/>
+          <w:color w:val="3A5A2A"/>
           <w:sz w:val="21"/>
         </w:rPr>
-        <w:t xml:space="preserve">3.  </w:t>
+        <w:t>☐  시나리오 6에서 발송한 리포트가 목록에 나타난다 (기간, 발송일 표시).</w:t>
       </w:r>
+    </w:p>
+    <w:p>
+      <w:pPr>
+        <w:spacing w:after="60"/>
+        <w:ind w:left="283"/>
+      </w:pPr>
       <w:r>
         <w:rPr>
           <w:rFonts w:ascii="맑은 고딕" w:hAnsi="맑은 고딕" w:eastAsia="맑은 고딕"/>
           <w:sz w:val="21"/>
         </w:rPr>
-        <w:t>리포트 항목을 클릭해 [열기] 합니다.</w:t>
+        <w:t>3.  리포트 항목을 클릭해 [열기] 합니다.</w:t>
       </w:r>
     </w:p>
     <w:p>
       <w:pPr>
         <w:spacing w:after="60"/>
-        <w:ind w:left="454"/>
+        <w:ind w:left="283"/>
       </w:pPr>
       <w:r>
         <w:rPr>
           <w:rFonts w:ascii="맑은 고딕" w:hAnsi="맑은 고딕" w:eastAsia="맑은 고딕"/>
-          <w:b/>
-          <w:color w:val="1E7A4A"/>
-          <w:sz w:val="20"/>
+          <w:i w:val="0"/>
+          <w:color w:val="3A5A2A"/>
+          <w:sz w:val="21"/>
         </w:rPr>
-        <w:t xml:space="preserve">☐  </w:t>
+        <w:t>☐  리포트 모달이 열리고 담임 메시지, 성적, 진학 목표 등이 정상적으로 표시된다.</w:t>
       </w:r>
+    </w:p>
+    <w:p>
+      <w:pPr>
+        <w:spacing w:after="60"/>
+        <w:ind w:left="283"/>
+      </w:pPr>
       <w:r>
         <w:rPr>
           <w:rFonts w:ascii="맑은 고딕" w:hAnsi="맑은 고딕" w:eastAsia="맑은 고딕"/>
-          <w:color w:val="555555"/>
-          <w:sz w:val="20"/>
+          <w:i w:val="0"/>
+          <w:color w:val="3A5A2A"/>
+          <w:sz w:val="21"/>
         </w:rPr>
-        <w:t>리포트 모달이 열리고 담임 메시지, 성적, 진학 목표 등이 정상적으로 표시된다.</w:t>
-      </w:r>
-    </w:p>
-    <w:p>
-      <w:pPr>
-        <w:spacing w:after="60"/>
-        <w:ind w:left="454"/>
-      </w:pPr>
-      <w:r>
-        <w:rPr>
-          <w:rFonts w:ascii="맑은 고딕" w:hAnsi="맑은 고딕" w:eastAsia="맑은 고딕"/>
-          <w:b/>
-          <w:color w:val="1E7A4A"/>
-          <w:sz w:val="20"/>
-        </w:rPr>
-        <w:t xml:space="preserve">☐  </w:t>
-      </w:r>
-      <w:r>
-        <w:rPr>
-          <w:rFonts w:ascii="맑은 고딕" w:hAnsi="맑은 고딕" w:eastAsia="맑은 고딕"/>
-          <w:color w:val="555555"/>
-          <w:sz w:val="20"/>
-        </w:rPr>
-        <w:t>모달을 닫은 뒤 리포트 목록에 "열람됨" 표시가 추가된다.</w:t>
+        <w:t>☐  모달을 닫은 뒤 리포트 목록에 “열람됨” 표시가 추가된다.</w:t>
       </w:r>
     </w:p>
     <w:p>
@@ -3233,559 +3316,651 @@
     </w:p>
     <w:p>
       <w:pPr>
-        <w:pStyle w:val="Heading2"/>
+        <w:spacing w:after="120" w:before="280"/>
       </w:pPr>
       <w:r>
         <w:rPr>
           <w:rFonts w:ascii="맑은 고딕" w:hAnsi="맑은 고딕" w:eastAsia="맑은 고딕"/>
           <w:b/>
           <w:color w:val="1E293B"/>
-          <w:sz w:val="28"/>
+          <w:sz w:val="26"/>
         </w:rPr>
         <w:t>시나리오 8. 상담 예약 요청 (학부모 ↔ 강사)</w:t>
       </w:r>
     </w:p>
     <w:p>
       <w:pPr>
-        <w:spacing w:after="120"/>
+        <w:spacing w:after="160" w:before="0"/>
       </w:pPr>
       <w:r>
         <w:rPr>
           <w:rFonts w:ascii="맑은 고딕" w:hAnsi="맑은 고딕" w:eastAsia="맑은 고딕"/>
           <w:b w:val="0"/>
-          <w:i w:val="0"/>
-          <w:sz w:val="21"/>
+          <w:color w:val="555555"/>
+          <w:sz w:val="19"/>
         </w:rPr>
         <w:t>학부모가 상담을 요청하고, 강사가 이를 확인·처리하는 신기능 흐름을 검증합니다.</w:t>
       </w:r>
     </w:p>
     <w:p>
       <w:pPr>
-        <w:pStyle w:val="Heading3"/>
+        <w:spacing w:after="80" w:before="200"/>
       </w:pPr>
       <w:r>
         <w:rPr>
           <w:rFonts w:ascii="맑은 고딕" w:hAnsi="맑은 고딕" w:eastAsia="맑은 고딕"/>
           <w:b/>
-          <w:color w:val="1E293B"/>
-          <w:sz w:val="24"/>
+          <w:color w:val="92400E"/>
+          <w:sz w:val="23"/>
         </w:rPr>
         <w:t>8-1. 학부모 — 전화 상담 예약 요청</w:t>
       </w:r>
     </w:p>
     <w:p>
       <w:pPr>
-        <w:spacing w:after="80"/>
-        <w:ind w:left="227"/>
-      </w:pPr>
-      <w:r>
-        <w:rPr>
-          <w:rFonts w:ascii="맑은 고딕" w:hAnsi="맑은 고딕" w:eastAsia="맑은 고딕"/>
-          <w:b/>
-          <w:color w:val="B48A2E"/>
-          <w:sz w:val="21"/>
-        </w:rPr>
-        <w:t xml:space="preserve">1.  </w:t>
-      </w:r>
+        <w:spacing w:after="60"/>
+        <w:ind w:left="283"/>
+      </w:pPr>
       <w:r>
         <w:rPr>
           <w:rFonts w:ascii="맑은 고딕" w:hAnsi="맑은 고딕" w:eastAsia="맑은 고딕"/>
           <w:sz w:val="21"/>
         </w:rPr>
-        <w:t>학부모 계정으로 로그인한 상태에서 "담임 강사와 연락하기" 카드를 확인합니다.</w:t>
+        <w:t>1.  학부모 계정으로 로그인한 상태에서 “담임 강사와 연락하기” 카드를 확인합니다.</w:t>
       </w:r>
     </w:p>
     <w:p>
       <w:pPr>
         <w:spacing w:after="60"/>
-        <w:ind w:left="454"/>
+        <w:ind w:left="283"/>
       </w:pPr>
       <w:r>
         <w:rPr>
           <w:rFonts w:ascii="맑은 고딕" w:hAnsi="맑은 고딕" w:eastAsia="맑은 고딕"/>
-          <w:b/>
-          <w:color w:val="1E7A4A"/>
-          <w:sz w:val="20"/>
+          <w:i w:val="0"/>
+          <w:color w:val="3A5A2A"/>
+          <w:sz w:val="21"/>
         </w:rPr>
-        <w:t xml:space="preserve">☐  </w:t>
-      </w:r>
-      <w:r>
-        <w:rPr>
-          <w:rFonts w:ascii="맑은 고딕" w:hAnsi="맑은 고딕" w:eastAsia="맑은 고딕"/>
-          <w:color w:val="555555"/>
-          <w:sz w:val="20"/>
-        </w:rPr>
-        <w:t>"메시지 보내기" 버튼은 존재하지 않고, "상담 전화 예약"과 "대면 상담 예약" 두 개만 보인다.</w:t>
+        <w:t>☐  “메시지 보내기” 버튼은 존재하지 않고, “상담 전화 예약”과 “대면 상담 예약” 두 개만 보인다.</w:t>
       </w:r>
     </w:p>
     <w:p>
       <w:pPr>
-        <w:spacing w:after="80"/>
-        <w:ind w:left="227"/>
-      </w:pPr>
-      <w:r>
-        <w:rPr>
-          <w:rFonts w:ascii="맑은 고딕" w:hAnsi="맑은 고딕" w:eastAsia="맑은 고딕"/>
-          <w:b/>
-          <w:color w:val="B48A2E"/>
-          <w:sz w:val="21"/>
-        </w:rPr>
-        <w:t xml:space="preserve">2.  </w:t>
-      </w:r>
+        <w:spacing w:after="60"/>
+        <w:ind w:left="283"/>
+      </w:pPr>
       <w:r>
         <w:rPr>
           <w:rFonts w:ascii="맑은 고딕" w:hAnsi="맑은 고딕" w:eastAsia="맑은 고딕"/>
           <w:sz w:val="21"/>
         </w:rPr>
-        <w:t>[상담 전화 예약] 버튼을 클릭합니다.</w:t>
+        <w:t>2.  [상담 전화 예약] 버튼을 클릭합니다.</w:t>
       </w:r>
     </w:p>
     <w:p>
       <w:pPr>
         <w:spacing w:after="60"/>
-        <w:ind w:left="454"/>
+        <w:ind w:left="283"/>
       </w:pPr>
       <w:r>
         <w:rPr>
           <w:rFonts w:ascii="맑은 고딕" w:hAnsi="맑은 고딕" w:eastAsia="맑은 고딕"/>
-          <w:b/>
-          <w:color w:val="1E7A4A"/>
-          <w:sz w:val="20"/>
+          <w:i w:val="0"/>
+          <w:color w:val="3A5A2A"/>
+          <w:sz w:val="21"/>
         </w:rPr>
-        <w:t xml:space="preserve">☐  </w:t>
-      </w:r>
-      <w:r>
-        <w:rPr>
-          <w:rFonts w:ascii="맑은 고딕" w:hAnsi="맑은 고딕" w:eastAsia="맑은 고딕"/>
-          <w:color w:val="555555"/>
-          <w:sz w:val="20"/>
-        </w:rPr>
-        <w:t>희망 일시 3개(각각 날짜+시간)를 입력하는 팝업이 뜬다.</w:t>
+        <w:t>☐  희망 일시 3개(각각 날짜+시간)를 입력하는 팝업이 뜬다.</w:t>
       </w:r>
     </w:p>
     <w:p>
       <w:pPr>
-        <w:spacing w:after="80"/>
-        <w:ind w:left="227"/>
-      </w:pPr>
-      <w:r>
-        <w:rPr>
-          <w:rFonts w:ascii="맑은 고딕" w:hAnsi="맑은 고딕" w:eastAsia="맑은 고딕"/>
-          <w:b/>
-          <w:color w:val="B48A2E"/>
-          <w:sz w:val="21"/>
-        </w:rPr>
-        <w:t xml:space="preserve">3.  </w:t>
-      </w:r>
+        <w:spacing w:after="60"/>
+        <w:ind w:left="283"/>
+      </w:pPr>
       <w:r>
         <w:rPr>
           <w:rFonts w:ascii="맑은 고딕" w:hAnsi="맑은 고딕" w:eastAsia="맑은 고딕"/>
           <w:sz w:val="21"/>
         </w:rPr>
-        <w:t>희망 일시 1·2·3을 서로 다른 날짜/시간으로 입력합니다 (오늘 이후 날짜만 선택 가능).</w:t>
+        <w:t>3.  희망 일시 1·2·3을 서로 다른 날짜/시간으로 입력합니다 (오늘 이후 날짜만 선택 가능).</w:t>
       </w:r>
     </w:p>
     <w:p>
       <w:pPr>
-        <w:spacing w:after="80"/>
-        <w:ind w:left="227"/>
-      </w:pPr>
-      <w:r>
-        <w:rPr>
-          <w:rFonts w:ascii="맑은 고딕" w:hAnsi="맑은 고딕" w:eastAsia="맑은 고딕"/>
-          <w:b/>
-          <w:color w:val="B48A2E"/>
-          <w:sz w:val="21"/>
-        </w:rPr>
-        <w:t xml:space="preserve">4.  </w:t>
-      </w:r>
+        <w:spacing w:after="60"/>
+        <w:ind w:left="283"/>
+      </w:pPr>
       <w:r>
         <w:rPr>
           <w:rFonts w:ascii="맑은 고딕" w:hAnsi="맑은 고딕" w:eastAsia="맑은 고딕"/>
           <w:sz w:val="21"/>
         </w:rPr>
-        <w:t>[예약 요청 보내기] 버튼을 클릭합니다.</w:t>
+        <w:t>4.  [예약 요청 보내기] 버튼을 클릭합니다.</w:t>
       </w:r>
     </w:p>
     <w:p>
       <w:pPr>
+        <w:spacing w:before="80" w:after="40"/>
+        <w:jc w:val="center"/>
+      </w:pPr>
+      <w:r>
+        <w:drawing>
+          <wp:inline xmlns:a="http://schemas.openxmlformats.org/drawingml/2006/main" xmlns:pic="http://schemas.openxmlformats.org/drawingml/2006/picture">
+            <wp:extent cx="5760720" cy="2516668"/>
+            <wp:docPr id="17" name="Picture 17"/>
+            <wp:cNvGraphicFramePr>
+              <a:graphicFrameLocks noChangeAspect="1"/>
+            </wp:cNvGraphicFramePr>
+            <a:graphic>
+              <a:graphicData uri="http://schemas.openxmlformats.org/drawingml/2006/picture">
+                <pic:pic>
+                  <pic:nvPicPr>
+                    <pic:cNvPr id="0" name="18_appt_phone_request.jpg"/>
+                    <pic:cNvPicPr/>
+                  </pic:nvPicPr>
+                  <pic:blipFill>
+                    <a:blip r:embed="rId25"/>
+                    <a:stretch>
+                      <a:fillRect/>
+                    </a:stretch>
+                  </pic:blipFill>
+                  <pic:spPr>
+                    <a:xfrm>
+                      <a:off x="0" y="0"/>
+                      <a:ext cx="5760720" cy="2516668"/>
+                    </a:xfrm>
+                    <a:prstGeom prst="rect"/>
+                  </pic:spPr>
+                </pic:pic>
+              </a:graphicData>
+            </a:graphic>
+          </wp:inline>
+        </w:drawing>
+      </w:r>
+    </w:p>
+    <w:p>
+      <w:pPr>
+        <w:spacing w:after="240"/>
+        <w:jc w:val="center"/>
+      </w:pPr>
+      <w:r>
+        <w:rPr>
+          <w:rFonts w:ascii="맑은 고딕" w:hAnsi="맑은 고딕" w:eastAsia="맑은 고딕"/>
+          <w:color w:val="555555"/>
+          <w:sz w:val="18"/>
+        </w:rPr>
+        <w:t>▸ 상담 전화 예약 팝업 — 희망 일시 3개를 모두 입력한 상태</w:t>
+      </w:r>
+    </w:p>
+    <w:p>
+      <w:pPr>
         <w:spacing w:after="60"/>
-        <w:ind w:left="454"/>
+        <w:ind w:left="283"/>
+      </w:pPr>
+      <w:r>
+        <w:rPr>
+          <w:rFonts w:ascii="맑은 고딕" w:hAnsi="맑은 고딕" w:eastAsia="맑은 고딕"/>
+          <w:i w:val="0"/>
+          <w:color w:val="3A5A2A"/>
+          <w:sz w:val="21"/>
+        </w:rPr>
+        <w:t>☐  팝업이 닫히고, “예약 요청 내역”에 “전화 · {희망일시1}”과 “검토 중” 배지가 새로 표시된다.</w:t>
+      </w:r>
+    </w:p>
+    <w:p>
+      <w:pPr>
+        <w:spacing w:after="80" w:before="200"/>
       </w:pPr>
       <w:r>
         <w:rPr>
           <w:rFonts w:ascii="맑은 고딕" w:hAnsi="맑은 고딕" w:eastAsia="맑은 고딕"/>
           <w:b/>
-          <w:color w:val="1E7A4A"/>
-          <w:sz w:val="20"/>
-        </w:rPr>
-        <w:t xml:space="preserve">☐  </w:t>
-      </w:r>
-      <w:r>
-        <w:rPr>
-          <w:rFonts w:ascii="맑은 고딕" w:hAnsi="맑은 고딕" w:eastAsia="맑은 고딕"/>
-          <w:color w:val="555555"/>
-          <w:sz w:val="20"/>
-        </w:rPr>
-        <w:t>팝업이 닫히고, "예약 요청 내역"에 "전화 · {희망일시1}"과 "검토 중" 배지가 새로 표시된다.</w:t>
-      </w:r>
-    </w:p>
-    <w:p>
-      <w:pPr>
-        <w:pStyle w:val="Heading3"/>
-      </w:pPr>
-      <w:r>
-        <w:rPr>
-          <w:rFonts w:ascii="맑은 고딕" w:hAnsi="맑은 고딕" w:eastAsia="맑은 고딕"/>
-          <w:b/>
-          <w:color w:val="1E293B"/>
-          <w:sz w:val="24"/>
+          <w:color w:val="92400E"/>
+          <w:sz w:val="23"/>
         </w:rPr>
         <w:t>8-2. 학부모 — 대면 상담 예약 요청</w:t>
       </w:r>
     </w:p>
     <w:p>
       <w:pPr>
-        <w:spacing w:after="80"/>
-        <w:ind w:left="227"/>
-      </w:pPr>
-      <w:r>
-        <w:rPr>
-          <w:rFonts w:ascii="맑은 고딕" w:hAnsi="맑은 고딕" w:eastAsia="맑은 고딕"/>
-          <w:b/>
-          <w:color w:val="B48A2E"/>
-          <w:sz w:val="21"/>
-        </w:rPr>
-        <w:t xml:space="preserve">5.  </w:t>
-      </w:r>
+        <w:spacing w:after="60"/>
+        <w:ind w:left="283"/>
+      </w:pPr>
       <w:r>
         <w:rPr>
           <w:rFonts w:ascii="맑은 고딕" w:hAnsi="맑은 고딕" w:eastAsia="맑은 고딕"/>
           <w:sz w:val="21"/>
         </w:rPr>
-        <w:t>같은 방식으로 [대면 상담 예약] 버튼을 클릭해 희망 일시 3개를 입력하고 요청을 보냅니다.</w:t>
+        <w:t>5.  같은 방식으로 [대면 상담 예약] 버튼을 클릭해 희망 일시 3개를 입력하고 요청을 보냅니다.</w:t>
       </w:r>
     </w:p>
     <w:p>
       <w:pPr>
+        <w:spacing w:before="80" w:after="40"/>
+        <w:jc w:val="center"/>
+      </w:pPr>
+      <w:r>
+        <w:drawing>
+          <wp:inline xmlns:a="http://schemas.openxmlformats.org/drawingml/2006/main" xmlns:pic="http://schemas.openxmlformats.org/drawingml/2006/picture">
+            <wp:extent cx="5760720" cy="2516668"/>
+            <wp:docPr id="18" name="Picture 18"/>
+            <wp:cNvGraphicFramePr>
+              <a:graphicFrameLocks noChangeAspect="1"/>
+            </wp:cNvGraphicFramePr>
+            <a:graphic>
+              <a:graphicData uri="http://schemas.openxmlformats.org/drawingml/2006/picture">
+                <pic:pic>
+                  <pic:nvPicPr>
+                    <pic:cNvPr id="0" name="20_appt_inperson_request.jpg"/>
+                    <pic:cNvPicPr/>
+                  </pic:nvPicPr>
+                  <pic:blipFill>
+                    <a:blip r:embed="rId26"/>
+                    <a:stretch>
+                      <a:fillRect/>
+                    </a:stretch>
+                  </pic:blipFill>
+                  <pic:spPr>
+                    <a:xfrm>
+                      <a:off x="0" y="0"/>
+                      <a:ext cx="5760720" cy="2516668"/>
+                    </a:xfrm>
+                    <a:prstGeom prst="rect"/>
+                  </pic:spPr>
+                </pic:pic>
+              </a:graphicData>
+            </a:graphic>
+          </wp:inline>
+        </w:drawing>
+      </w:r>
+    </w:p>
+    <w:p>
+      <w:pPr>
+        <w:spacing w:after="240"/>
+        <w:jc w:val="center"/>
+      </w:pPr>
+      <w:r>
+        <w:rPr>
+          <w:rFonts w:ascii="맑은 고딕" w:hAnsi="맑은 고딕" w:eastAsia="맑은 고딕"/>
+          <w:color w:val="555555"/>
+          <w:sz w:val="18"/>
+        </w:rPr>
+        <w:t>▸ 대면 상담 예약 팝업 — 희망 일시 3개를 모두 입력한 상태</w:t>
+      </w:r>
+    </w:p>
+    <w:p>
+      <w:pPr>
         <w:spacing w:after="60"/>
-        <w:ind w:left="454"/>
+        <w:ind w:left="283"/>
+      </w:pPr>
+      <w:r>
+        <w:rPr>
+          <w:rFonts w:ascii="맑은 고딕" w:hAnsi="맑은 고딕" w:eastAsia="맑은 고딕"/>
+          <w:i w:val="0"/>
+          <w:color w:val="3A5A2A"/>
+          <w:sz w:val="21"/>
+        </w:rPr>
+        <w:t>☐  “예약 요청 내역”에 “대면 · {희망일시1}”과 “검토 중” 배지가 추가된다.</w:t>
+      </w:r>
+    </w:p>
+    <w:p>
+      <w:pPr>
+        <w:spacing w:before="80" w:after="40"/>
+        <w:jc w:val="center"/>
+      </w:pPr>
+      <w:r>
+        <w:drawing>
+          <wp:inline xmlns:a="http://schemas.openxmlformats.org/drawingml/2006/main" xmlns:pic="http://schemas.openxmlformats.org/drawingml/2006/picture">
+            <wp:extent cx="5760720" cy="2516668"/>
+            <wp:docPr id="19" name="Picture 19"/>
+            <wp:cNvGraphicFramePr>
+              <a:graphicFrameLocks noChangeAspect="1"/>
+            </wp:cNvGraphicFramePr>
+            <a:graphic>
+              <a:graphicData uri="http://schemas.openxmlformats.org/drawingml/2006/picture">
+                <pic:pic>
+                  <pic:nvPicPr>
+                    <pic:cNvPr id="0" name="21_appt_two_pending.jpg"/>
+                    <pic:cNvPicPr/>
+                  </pic:nvPicPr>
+                  <pic:blipFill>
+                    <a:blip r:embed="rId27"/>
+                    <a:stretch>
+                      <a:fillRect/>
+                    </a:stretch>
+                  </pic:blipFill>
+                  <pic:spPr>
+                    <a:xfrm>
+                      <a:off x="0" y="0"/>
+                      <a:ext cx="5760720" cy="2516668"/>
+                    </a:xfrm>
+                    <a:prstGeom prst="rect"/>
+                  </pic:spPr>
+                </pic:pic>
+              </a:graphicData>
+            </a:graphic>
+          </wp:inline>
+        </w:drawing>
+      </w:r>
+    </w:p>
+    <w:p>
+      <w:pPr>
+        <w:spacing w:after="240"/>
+        <w:jc w:val="center"/>
+      </w:pPr>
+      <w:r>
+        <w:rPr>
+          <w:rFonts w:ascii="맑은 고딕" w:hAnsi="맑은 고딕" w:eastAsia="맑은 고딕"/>
+          <w:color w:val="555555"/>
+          <w:sz w:val="18"/>
+        </w:rPr>
+        <w:t>▸ 학부모 화면 — 전화·대면 두 건의 예약 요청이 모두 “검토중” 상태로 표시됨</w:t>
+      </w:r>
+    </w:p>
+    <w:p>
+      <w:pPr>
+        <w:spacing w:after="80" w:before="200"/>
       </w:pPr>
       <w:r>
         <w:rPr>
           <w:rFonts w:ascii="맑은 고딕" w:hAnsi="맑은 고딕" w:eastAsia="맑은 고딕"/>
           <w:b/>
-          <w:color w:val="1E7A4A"/>
-          <w:sz w:val="20"/>
-        </w:rPr>
-        <w:t xml:space="preserve">☐  </w:t>
-      </w:r>
-      <w:r>
-        <w:rPr>
-          <w:rFonts w:ascii="맑은 고딕" w:hAnsi="맑은 고딕" w:eastAsia="맑은 고딕"/>
-          <w:color w:val="555555"/>
-          <w:sz w:val="20"/>
-        </w:rPr>
-        <w:t>"예약 요청 내역"에 "대면 · {희망일시1}"과 "검토 중" 배지가 추가된다.</w:t>
-      </w:r>
-    </w:p>
-    <w:p>
-      <w:pPr>
-        <w:pStyle w:val="Heading3"/>
-      </w:pPr>
-      <w:r>
-        <w:rPr>
-          <w:rFonts w:ascii="맑은 고딕" w:hAnsi="맑은 고딕" w:eastAsia="맑은 고딕"/>
-          <w:b/>
-          <w:color w:val="1E293B"/>
-          <w:sz w:val="24"/>
+          <w:color w:val="92400E"/>
+          <w:sz w:val="23"/>
         </w:rPr>
         <w:t>8-3. 강사 — 요청 확인 및 처리</w:t>
       </w:r>
     </w:p>
     <w:p>
       <w:pPr>
-        <w:spacing w:after="80"/>
-        <w:ind w:left="227"/>
-      </w:pPr>
-      <w:r>
-        <w:rPr>
-          <w:rFonts w:ascii="맑은 고딕" w:hAnsi="맑은 고딕" w:eastAsia="맑은 고딕"/>
-          <w:b/>
-          <w:color w:val="B48A2E"/>
-          <w:sz w:val="21"/>
-        </w:rPr>
-        <w:t xml:space="preserve">6.  </w:t>
-      </w:r>
+        <w:spacing w:after="60"/>
+        <w:ind w:left="283"/>
+      </w:pPr>
       <w:r>
         <w:rPr>
           <w:rFonts w:ascii="맑은 고딕" w:hAnsi="맑은 고딕" w:eastAsia="맑은 고딕"/>
           <w:sz w:val="21"/>
         </w:rPr>
-        <w:t>강사 계정으로 로그인(또는 새로고침)합니다.</w:t>
+        <w:t>6.  강사 계정으로 로그인(또는 새로고침)합니다.</w:t>
       </w:r>
     </w:p>
     <w:p>
       <w:pPr>
-        <w:spacing w:after="80"/>
-        <w:ind w:left="227"/>
-      </w:pPr>
-      <w:r>
-        <w:rPr>
-          <w:rFonts w:ascii="맑은 고딕" w:hAnsi="맑은 고딕" w:eastAsia="맑은 고딕"/>
-          <w:b/>
-          <w:color w:val="B48A2E"/>
-          <w:sz w:val="21"/>
-        </w:rPr>
-        <w:t xml:space="preserve">7.  </w:t>
-      </w:r>
+        <w:spacing w:after="60"/>
+        <w:ind w:left="283"/>
+      </w:pPr>
       <w:r>
         <w:rPr>
           <w:rFonts w:ascii="맑은 고딕" w:hAnsi="맑은 고딕" w:eastAsia="맑은 고딕"/>
           <w:sz w:val="21"/>
         </w:rPr>
-        <w:t>"상담 예약 요청" 섹션을 확인합니다.</w:t>
+        <w:t>7.  “상담 예약 요청” 섹션을 확인합니다.</w:t>
       </w:r>
     </w:p>
     <w:p>
       <w:pPr>
-        <w:spacing w:after="60"/>
-        <w:ind w:left="454"/>
+        <w:spacing w:before="80" w:after="40"/>
+        <w:jc w:val="center"/>
       </w:pPr>
       <w:r>
-        <w:rPr>
-          <w:rFonts w:ascii="맑은 고딕" w:hAnsi="맑은 고딕" w:eastAsia="맑은 고딕"/>
-          <w:b/>
-          <w:color w:val="1E7A4A"/>
-          <w:sz w:val="20"/>
-        </w:rPr>
-        <w:t xml:space="preserve">☐  </w:t>
+        <w:drawing>
+          <wp:inline xmlns:a="http://schemas.openxmlformats.org/drawingml/2006/main" xmlns:pic="http://schemas.openxmlformats.org/drawingml/2006/picture">
+            <wp:extent cx="5760720" cy="2516668"/>
+            <wp:docPr id="20" name="Picture 20"/>
+            <wp:cNvGraphicFramePr>
+              <a:graphicFrameLocks noChangeAspect="1"/>
+            </wp:cNvGraphicFramePr>
+            <a:graphic>
+              <a:graphicData uri="http://schemas.openxmlformats.org/drawingml/2006/picture">
+                <pic:pic>
+                  <pic:nvPicPr>
+                    <pic:cNvPr id="0" name="22_instructor_appt_pending.jpg"/>
+                    <pic:cNvPicPr/>
+                  </pic:nvPicPr>
+                  <pic:blipFill>
+                    <a:blip r:embed="rId28"/>
+                    <a:stretch>
+                      <a:fillRect/>
+                    </a:stretch>
+                  </pic:blipFill>
+                  <pic:spPr>
+                    <a:xfrm>
+                      <a:off x="0" y="0"/>
+                      <a:ext cx="5760720" cy="2516668"/>
+                    </a:xfrm>
+                    <a:prstGeom prst="rect"/>
+                  </pic:spPr>
+                </pic:pic>
+              </a:graphicData>
+            </a:graphic>
+          </wp:inline>
+        </w:drawing>
       </w:r>
+    </w:p>
+    <w:p>
+      <w:pPr>
+        <w:spacing w:after="240"/>
+        <w:jc w:val="center"/>
+      </w:pPr>
       <w:r>
         <w:rPr>
           <w:rFonts w:ascii="맑은 고딕" w:hAnsi="맑은 고딕" w:eastAsia="맑은 고딕"/>
           <w:color w:val="555555"/>
-          <w:sz w:val="20"/>
+          <w:sz w:val="18"/>
         </w:rPr>
-        <w:t>우측 상단에 "대기 2건" 배지가 표시된다.</w:t>
+        <w:t>▸ 강사 화면 — “대기 2건” 배지, 두 요청 모두 학생명·유형·3개 희망 일시·[거절] 버튼이 보임</w:t>
       </w:r>
     </w:p>
     <w:p>
       <w:pPr>
         <w:spacing w:after="60"/>
-        <w:ind w:left="454"/>
+        <w:ind w:left="283"/>
       </w:pPr>
       <w:r>
         <w:rPr>
           <w:rFonts w:ascii="맑은 고딕" w:hAnsi="맑은 고딕" w:eastAsia="맑은 고딕"/>
-          <w:b/>
-          <w:color w:val="1E7A4A"/>
-          <w:sz w:val="20"/>
+          <w:i w:val="0"/>
+          <w:color w:val="3A5A2A"/>
+          <w:sz w:val="21"/>
         </w:rPr>
-        <w:t xml:space="preserve">☐  </w:t>
+        <w:t>☐  우측 상단에 “대기 2건” 배지가 표시된다.</w:t>
       </w:r>
+    </w:p>
+    <w:p>
+      <w:pPr>
+        <w:spacing w:after="60"/>
+        <w:ind w:left="283"/>
+      </w:pPr>
       <w:r>
         <w:rPr>
           <w:rFonts w:ascii="맑은 고딕" w:hAnsi="맑은 고딕" w:eastAsia="맑은 고딕"/>
-          <w:color w:val="555555"/>
-          <w:sz w:val="20"/>
+          <w:i w:val="0"/>
+          <w:color w:val="3A5A2A"/>
+          <w:sz w:val="21"/>
         </w:rPr>
-        <w:t>두 요청 모두 학생명, 유형(전화/대면), 3개의 희망 일시 버튼, [거절] 버튼이 함께 보인다.</w:t>
+        <w:t>☐  두 요청 모두 학생명, 유형(전화/대면), 3개의 희망 일시 버튼, [거절] 버튼이 함께 보인다.</w:t>
       </w:r>
     </w:p>
     <w:p>
       <w:pPr>
-        <w:spacing w:after="80"/>
-        <w:ind w:left="227"/>
-      </w:pPr>
-      <w:r>
-        <w:rPr>
-          <w:rFonts w:ascii="맑은 고딕" w:hAnsi="맑은 고딕" w:eastAsia="맑은 고딕"/>
-          <w:b/>
-          <w:color w:val="B48A2E"/>
-          <w:sz w:val="21"/>
-        </w:rPr>
-        <w:t xml:space="preserve">8.  </w:t>
-      </w:r>
+        <w:spacing w:after="60"/>
+        <w:ind w:left="283"/>
+      </w:pPr>
       <w:r>
         <w:rPr>
           <w:rFonts w:ascii="맑은 고딕" w:hAnsi="맑은 고딕" w:eastAsia="맑은 고딕"/>
           <w:sz w:val="21"/>
         </w:rPr>
-        <w:t>전화 상담 요청에서 희망 일시 3개 중 하나를 클릭합니다(예: "희망 일시 2 확정").</w:t>
+        <w:t>8.  전화 상담 요청에서 희망 일시 3개 중 하나를 클릭합니다(예: “희망 일시 2 확정”).</w:t>
       </w:r>
     </w:p>
     <w:p>
       <w:pPr>
         <w:spacing w:after="60"/>
-        <w:ind w:left="454"/>
+        <w:ind w:left="283"/>
       </w:pPr>
       <w:r>
         <w:rPr>
           <w:rFonts w:ascii="맑은 고딕" w:hAnsi="맑은 고딕" w:eastAsia="맑은 고딕"/>
-          <w:b/>
-          <w:color w:val="1E7A4A"/>
-          <w:sz w:val="20"/>
+          <w:i w:val="0"/>
+          <w:color w:val="3A5A2A"/>
+          <w:sz w:val="21"/>
         </w:rPr>
-        <w:t xml:space="preserve">☐  </w:t>
-      </w:r>
-      <w:r>
-        <w:rPr>
-          <w:rFonts w:ascii="맑은 고딕" w:hAnsi="맑은 고딕" w:eastAsia="맑은 고딕"/>
-          <w:color w:val="555555"/>
-          <w:sz w:val="20"/>
-        </w:rPr>
-        <w:t>해당 카드가 즉시 "확정" 배지와 함께 "확정 일시 · {선택한 일시}"로 바뀐다.</w:t>
+        <w:t>☐  해당 카드가 즉시 “확정” 배지와 함께 “확정 일시 · {선택한 일시}”로 바뀐다.</w:t>
       </w:r>
     </w:p>
     <w:p>
       <w:pPr>
-        <w:spacing w:after="80"/>
-        <w:ind w:left="227"/>
-      </w:pPr>
-      <w:r>
-        <w:rPr>
-          <w:rFonts w:ascii="맑은 고딕" w:hAnsi="맑은 고딕" w:eastAsia="맑은 고딕"/>
-          <w:b/>
-          <w:color w:val="B48A2E"/>
-          <w:sz w:val="21"/>
-        </w:rPr>
-        <w:t xml:space="preserve">9.  </w:t>
-      </w:r>
+        <w:spacing w:after="60"/>
+        <w:ind w:left="283"/>
+      </w:pPr>
       <w:r>
         <w:rPr>
           <w:rFonts w:ascii="맑은 고딕" w:hAnsi="맑은 고딕" w:eastAsia="맑은 고딕"/>
           <w:sz w:val="21"/>
         </w:rPr>
-        <w:t>대면 상담 요청에서는 [거절] 버튼을 클릭합니다.</w:t>
+        <w:t>9.  대면 상담 요청에서는 [거절] 버튼을 클릭합니다.</w:t>
       </w:r>
     </w:p>
     <w:p>
       <w:pPr>
+        <w:spacing w:before="80" w:after="40"/>
+        <w:jc w:val="center"/>
+      </w:pPr>
+      <w:r>
+        <w:drawing>
+          <wp:inline xmlns:a="http://schemas.openxmlformats.org/drawingml/2006/main" xmlns:pic="http://schemas.openxmlformats.org/drawingml/2006/picture">
+            <wp:extent cx="5760720" cy="2516668"/>
+            <wp:docPr id="21" name="Picture 21"/>
+            <wp:cNvGraphicFramePr>
+              <a:graphicFrameLocks noChangeAspect="1"/>
+            </wp:cNvGraphicFramePr>
+            <a:graphic>
+              <a:graphicData uri="http://schemas.openxmlformats.org/drawingml/2006/picture">
+                <pic:pic>
+                  <pic:nvPicPr>
+                    <pic:cNvPr id="0" name="23_instructor_appt_resolved.jpg"/>
+                    <pic:cNvPicPr/>
+                  </pic:nvPicPr>
+                  <pic:blipFill>
+                    <a:blip r:embed="rId29"/>
+                    <a:stretch>
+                      <a:fillRect/>
+                    </a:stretch>
+                  </pic:blipFill>
+                  <pic:spPr>
+                    <a:xfrm>
+                      <a:off x="0" y="0"/>
+                      <a:ext cx="5760720" cy="2516668"/>
+                    </a:xfrm>
+                    <a:prstGeom prst="rect"/>
+                  </pic:spPr>
+                </pic:pic>
+              </a:graphicData>
+            </a:graphic>
+          </wp:inline>
+        </w:drawing>
+      </w:r>
+    </w:p>
+    <w:p>
+      <w:pPr>
+        <w:spacing w:after="240"/>
+        <w:jc w:val="center"/>
+      </w:pPr>
+      <w:r>
+        <w:rPr>
+          <w:rFonts w:ascii="맑은 고딕" w:hAnsi="맑은 고딕" w:eastAsia="맑은 고딕"/>
+          <w:color w:val="555555"/>
+          <w:sz w:val="18"/>
+        </w:rPr>
+        <w:t>▸ 강사 화면 — 대면 요청은 “거절됨”, 전화 요청은 “확정”으로 각각 처리 완료된 상태</w:t>
+      </w:r>
+    </w:p>
+    <w:p>
+      <w:pPr>
         <w:spacing w:after="60"/>
-        <w:ind w:left="454"/>
+        <w:ind w:left="283"/>
+      </w:pPr>
+      <w:r>
+        <w:rPr>
+          <w:rFonts w:ascii="맑은 고딕" w:hAnsi="맑은 고딕" w:eastAsia="맑은 고딕"/>
+          <w:i w:val="0"/>
+          <w:color w:val="3A5A2A"/>
+          <w:sz w:val="21"/>
+        </w:rPr>
+        <w:t>☐  해당 카드가 “거절됨” 배지와 함께 원래 요청했던 3개 일시 목록으로 바뀐다.</w:t>
+      </w:r>
+    </w:p>
+    <w:p>
+      <w:pPr>
+        <w:spacing w:after="60"/>
+        <w:ind w:left="283"/>
+      </w:pPr>
+      <w:r>
+        <w:rPr>
+          <w:rFonts w:ascii="맑은 고딕" w:hAnsi="맑은 고딕" w:eastAsia="맑은 고딕"/>
+          <w:i w:val="0"/>
+          <w:color w:val="3A5A2A"/>
+          <w:sz w:val="21"/>
+        </w:rPr>
+        <w:t>☐  대기 건수 배지가 “대기 2건” → 사라짐(또는 0건)으로 갱신된다.</w:t>
+      </w:r>
+    </w:p>
+    <w:p>
+      <w:pPr>
+        <w:spacing w:after="80" w:before="200"/>
       </w:pPr>
       <w:r>
         <w:rPr>
           <w:rFonts w:ascii="맑은 고딕" w:hAnsi="맑은 고딕" w:eastAsia="맑은 고딕"/>
           <w:b/>
-          <w:color w:val="1E7A4A"/>
-          <w:sz w:val="20"/>
-        </w:rPr>
-        <w:t xml:space="preserve">☐  </w:t>
-      </w:r>
-      <w:r>
-        <w:rPr>
-          <w:rFonts w:ascii="맑은 고딕" w:hAnsi="맑은 고딕" w:eastAsia="맑은 고딕"/>
-          <w:color w:val="555555"/>
-          <w:sz w:val="20"/>
-        </w:rPr>
-        <w:t>해당 카드가 "거절됨" 배지와 함께 원래 요청했던 3개 일시 목록으로 바뀐다.</w:t>
-      </w:r>
-    </w:p>
-    <w:p>
-      <w:pPr>
-        <w:spacing w:after="60"/>
-        <w:ind w:left="454"/>
-      </w:pPr>
-      <w:r>
-        <w:rPr>
-          <w:rFonts w:ascii="맑은 고딕" w:hAnsi="맑은 고딕" w:eastAsia="맑은 고딕"/>
-          <w:b/>
-          <w:color w:val="1E7A4A"/>
-          <w:sz w:val="20"/>
-        </w:rPr>
-        <w:t xml:space="preserve">☐  </w:t>
-      </w:r>
-      <w:r>
-        <w:rPr>
-          <w:rFonts w:ascii="맑은 고딕" w:hAnsi="맑은 고딕" w:eastAsia="맑은 고딕"/>
-          <w:color w:val="555555"/>
-          <w:sz w:val="20"/>
-        </w:rPr>
-        <w:t>대기 건수 배지가 "대기 2건" → 사라짐(또는 0건)으로 갱신된다.</w:t>
-      </w:r>
-    </w:p>
-    <w:p>
-      <w:pPr>
-        <w:pStyle w:val="Heading3"/>
-      </w:pPr>
-      <w:r>
-        <w:rPr>
-          <w:rFonts w:ascii="맑은 고딕" w:hAnsi="맑은 고딕" w:eastAsia="맑은 고딕"/>
-          <w:b/>
-          <w:color w:val="1E293B"/>
-          <w:sz w:val="24"/>
+          <w:color w:val="92400E"/>
+          <w:sz w:val="23"/>
         </w:rPr>
         <w:t>8-4. 학부모 — 처리 결과 재확인</w:t>
       </w:r>
     </w:p>
     <w:p>
       <w:pPr>
-        <w:spacing w:after="80"/>
-        <w:ind w:left="227"/>
-      </w:pPr>
-      <w:r>
-        <w:rPr>
-          <w:rFonts w:ascii="맑은 고딕" w:hAnsi="맑은 고딕" w:eastAsia="맑은 고딕"/>
-          <w:b/>
-          <w:color w:val="B48A2E"/>
-          <w:sz w:val="21"/>
-        </w:rPr>
-        <w:t xml:space="preserve">10.  </w:t>
-      </w:r>
+        <w:spacing w:after="60"/>
+        <w:ind w:left="283"/>
+      </w:pPr>
       <w:r>
         <w:rPr>
           <w:rFonts w:ascii="맑은 고딕" w:hAnsi="맑은 고딕" w:eastAsia="맑은 고딕"/>
           <w:sz w:val="21"/>
         </w:rPr>
-        <w:t>학부모 계정으로 다시 로그인(또는 새로고침)합니다.</w:t>
+        <w:t>10.  학부모 계정으로 다시 로그인(또는 새로고침)합니다.</w:t>
       </w:r>
     </w:p>
     <w:p>
       <w:pPr>
         <w:spacing w:after="60"/>
-        <w:ind w:left="454"/>
+        <w:ind w:left="283"/>
       </w:pPr>
       <w:r>
         <w:rPr>
           <w:rFonts w:ascii="맑은 고딕" w:hAnsi="맑은 고딕" w:eastAsia="맑은 고딕"/>
-          <w:b/>
-          <w:color w:val="1E7A4A"/>
-          <w:sz w:val="20"/>
+          <w:i w:val="0"/>
+          <w:color w:val="3A5A2A"/>
+          <w:sz w:val="21"/>
         </w:rPr>
-        <w:t xml:space="preserve">☐  </w:t>
+        <w:t>☐  전화 상담 항목이 “확정” 배지와 강사가 선택한 일시로 바뀌어 있다.</w:t>
       </w:r>
+    </w:p>
+    <w:p>
+      <w:pPr>
+        <w:spacing w:after="60"/>
+        <w:ind w:left="283"/>
+      </w:pPr>
       <w:r>
         <w:rPr>
           <w:rFonts w:ascii="맑은 고딕" w:hAnsi="맑은 고딕" w:eastAsia="맑은 고딕"/>
-          <w:color w:val="555555"/>
-          <w:sz w:val="20"/>
+          <w:i w:val="0"/>
+          <w:color w:val="3A5A2A"/>
+          <w:sz w:val="21"/>
         </w:rPr>
-        <w:t>전화 상담 항목이 "확정" 배지와 강사가 선택한 일시로 바뀌어 있다.</w:t>
-      </w:r>
-    </w:p>
-    <w:p>
-      <w:pPr>
-        <w:spacing w:after="60"/>
-        <w:ind w:left="454"/>
-      </w:pPr>
-      <w:r>
-        <w:rPr>
-          <w:rFonts w:ascii="맑은 고딕" w:hAnsi="맑은 고딕" w:eastAsia="맑은 고딕"/>
-          <w:b/>
-          <w:color w:val="1E7A4A"/>
-          <w:sz w:val="20"/>
-        </w:rPr>
-        <w:t xml:space="preserve">☐  </w:t>
-      </w:r>
-      <w:r>
-        <w:rPr>
-          <w:rFonts w:ascii="맑은 고딕" w:hAnsi="맑은 고딕" w:eastAsia="맑은 고딕"/>
-          <w:color w:val="555555"/>
-          <w:sz w:val="20"/>
-        </w:rPr>
-        <w:t>대면 상담 항목이 "조율 필요" 배지로 바뀌어 있다 (강사 화면의 "거절됨"과 같은 의미, 학부모 화면에서는 문구만 다르게 표시됨).</w:t>
+        <w:t>☐  대면 상담 항목이 “조율 필요” 배지로 바뀌어 있다 (강사 화면의 “거절됨”과 같은 의미, 학부모 화면에서는 문구만 다르게 표시됨).</w:t>
       </w:r>
     </w:p>
     <w:p>
@@ -3795,185 +3970,339 @@
     </w:p>
     <w:p>
       <w:pPr>
-        <w:pStyle w:val="Heading2"/>
+        <w:spacing w:after="120" w:before="280"/>
       </w:pPr>
       <w:r>
         <w:rPr>
           <w:rFonts w:ascii="맑은 고딕" w:hAnsi="맑은 고딕" w:eastAsia="맑은 고딕"/>
           <w:b/>
           <w:color w:val="1E293B"/>
-          <w:sz w:val="28"/>
+          <w:sz w:val="26"/>
         </w:rPr>
         <w:t>시나리오 9. 관리자(본사) 화면 훑어보기 (선택)</w:t>
       </w:r>
     </w:p>
     <w:p>
       <w:pPr>
-        <w:spacing w:after="120"/>
+        <w:spacing w:after="160" w:before="0"/>
       </w:pPr>
       <w:r>
         <w:rPr>
           <w:rFonts w:ascii="맑은 고딕" w:hAnsi="맑은 고딕" w:eastAsia="맑은 고딕"/>
           <w:b w:val="0"/>
-          <w:i w:val="0"/>
-          <w:sz w:val="21"/>
+          <w:color w:val="555555"/>
+          <w:sz w:val="19"/>
         </w:rPr>
         <w:t>필수는 아니지만, 전체 시스템 구조를 이해하려면 함께 확인해보는 것을 권장합니다.</w:t>
       </w:r>
     </w:p>
     <w:p>
       <w:pPr>
-        <w:spacing w:after="80"/>
-        <w:ind w:left="227"/>
-      </w:pPr>
-      <w:r>
-        <w:rPr>
-          <w:rFonts w:ascii="맑은 고딕" w:hAnsi="맑은 고딕" w:eastAsia="맑은 고딕"/>
-          <w:b/>
-          <w:color w:val="B48A2E"/>
-          <w:sz w:val="21"/>
-        </w:rPr>
-        <w:t xml:space="preserve">1.  </w:t>
-      </w:r>
+        <w:spacing w:after="60"/>
+        <w:ind w:left="283"/>
+      </w:pPr>
       <w:r>
         <w:rPr>
           <w:rFonts w:ascii="맑은 고딕" w:hAnsi="맑은 고딕" w:eastAsia="맑은 고딕"/>
           <w:sz w:val="21"/>
         </w:rPr>
-        <w:t>관리자 계정으로 로그인 후 "본사 관리"(/admin/hq)로 이동합니다.</w:t>
+        <w:t>1.  관리자 계정으로 로그인 후 “본사 관리”(/admin/hq)로 이동합니다.</w:t>
       </w:r>
     </w:p>
     <w:p>
       <w:pPr>
-        <w:spacing w:after="60"/>
-        <w:ind w:left="454"/>
+        <w:spacing w:before="80" w:after="40"/>
+        <w:jc w:val="center"/>
       </w:pPr>
       <w:r>
-        <w:rPr>
-          <w:rFonts w:ascii="맑은 고딕" w:hAnsi="맑은 고딕" w:eastAsia="맑은 고딕"/>
-          <w:b/>
-          <w:color w:val="1E7A4A"/>
-          <w:sz w:val="20"/>
-        </w:rPr>
-        <w:t xml:space="preserve">☐  </w:t>
+        <w:drawing>
+          <wp:inline xmlns:a="http://schemas.openxmlformats.org/drawingml/2006/main" xmlns:pic="http://schemas.openxmlformats.org/drawingml/2006/picture">
+            <wp:extent cx="5760720" cy="2516668"/>
+            <wp:docPr id="22" name="Picture 22"/>
+            <wp:cNvGraphicFramePr>
+              <a:graphicFrameLocks noChangeAspect="1"/>
+            </wp:cNvGraphicFramePr>
+            <a:graphic>
+              <a:graphicData uri="http://schemas.openxmlformats.org/drawingml/2006/picture">
+                <pic:pic>
+                  <pic:nvPicPr>
+                    <pic:cNvPr id="0" name="24_admin_hq_overview.jpg"/>
+                    <pic:cNvPicPr/>
+                  </pic:nvPicPr>
+                  <pic:blipFill>
+                    <a:blip r:embed="rId30"/>
+                    <a:stretch>
+                      <a:fillRect/>
+                    </a:stretch>
+                  </pic:blipFill>
+                  <pic:spPr>
+                    <a:xfrm>
+                      <a:off x="0" y="0"/>
+                      <a:ext cx="5760720" cy="2516668"/>
+                    </a:xfrm>
+                    <a:prstGeom prst="rect"/>
+                  </pic:spPr>
+                </pic:pic>
+              </a:graphicData>
+            </a:graphic>
+          </wp:inline>
+        </w:drawing>
       </w:r>
+    </w:p>
+    <w:p>
+      <w:pPr>
+        <w:spacing w:after="240"/>
+        <w:jc w:val="center"/>
+      </w:pPr>
       <w:r>
         <w:rPr>
           <w:rFonts w:ascii="맑은 고딕" w:hAnsi="맑은 고딕" w:eastAsia="맑은 고딕"/>
           <w:color w:val="555555"/>
-          <w:sz w:val="20"/>
+          <w:sz w:val="18"/>
         </w:rPr>
-        <w:t>상단 통계 카드(등록 지점/전체 강사/전체 재원생/입시DB 학교)에 실제 숫자가 표시된다.</w:t>
+        <w:t>▸ 본사 관리 개요 — 등록 지점/전체 강사/전체 재원생/입시DB 학교 통계 카드</w:t>
       </w:r>
     </w:p>
     <w:p>
       <w:pPr>
-        <w:spacing w:after="80"/>
-        <w:ind w:left="227"/>
+        <w:spacing w:after="60"/>
+        <w:ind w:left="283"/>
       </w:pPr>
       <w:r>
         <w:rPr>
           <w:rFonts w:ascii="맑은 고딕" w:hAnsi="맑은 고딕" w:eastAsia="맑은 고딕"/>
-          <w:b/>
-          <w:color w:val="B48A2E"/>
+          <w:i w:val="0"/>
+          <w:color w:val="3A5A2A"/>
           <w:sz w:val="21"/>
         </w:rPr>
-        <w:t xml:space="preserve">2.  </w:t>
+        <w:t>☐  상단 통계 카드(등록 지점/전체 강사/전체 재원생/입시DB 학교)에 실제 숫자가 표시된다.</w:t>
       </w:r>
+    </w:p>
+    <w:p>
+      <w:pPr>
+        <w:spacing w:after="60"/>
+        <w:ind w:left="283"/>
+      </w:pPr>
       <w:r>
         <w:rPr>
           <w:rFonts w:ascii="맑은 고딕" w:hAnsi="맑은 고딕" w:eastAsia="맑은 고딕"/>
           <w:sz w:val="21"/>
         </w:rPr>
-        <w:t>[입시기준 DB] 탭 → [학교 추가] 버튼으로 임의의 학교를 하나 등록해봅니다.</w:t>
+        <w:t>2.  [입시기준 DB] 탭 → [학교 추가] 버튼으로 임의의 학교를 하나 등록해봅니다.</w:t>
       </w:r>
     </w:p>
     <w:p>
       <w:pPr>
-        <w:spacing w:after="80"/>
-        <w:ind w:left="227"/>
-      </w:pPr>
-      <w:r>
-        <w:rPr>
-          <w:rFonts w:ascii="맑은 고딕" w:hAnsi="맑은 고딕" w:eastAsia="맑은 고딕"/>
-          <w:b/>
-          <w:color w:val="B48A2E"/>
-          <w:sz w:val="21"/>
-        </w:rPr>
-        <w:t xml:space="preserve">3.  </w:t>
-      </w:r>
+        <w:spacing w:after="60"/>
+        <w:ind w:left="283"/>
+      </w:pPr>
       <w:r>
         <w:rPr>
           <w:rFonts w:ascii="맑은 고딕" w:hAnsi="맑은 고딕" w:eastAsia="맑은 고딕"/>
           <w:sz w:val="21"/>
         </w:rPr>
-        <w:t>[지점·계정 관리] 탭에서 지점 목록과 신규 가입 신청 테이블을 확인합니다.</w:t>
+        <w:t>3.  [지점·계정 관리] 탭에서 지점 목록과 신규 가입 신청 테이블을 확인합니다.</w:t>
       </w:r>
     </w:p>
     <w:p>
       <w:pPr>
-        <w:spacing w:after="80"/>
-        <w:ind w:left="227"/>
+        <w:spacing w:before="80" w:after="40"/>
+        <w:jc w:val="center"/>
+      </w:pPr>
+      <w:r>
+        <w:drawing>
+          <wp:inline xmlns:a="http://schemas.openxmlformats.org/drawingml/2006/main" xmlns:pic="http://schemas.openxmlformats.org/drawingml/2006/picture">
+            <wp:extent cx="5760720" cy="2516668"/>
+            <wp:docPr id="23" name="Picture 23"/>
+            <wp:cNvGraphicFramePr>
+              <a:graphicFrameLocks noChangeAspect="1"/>
+            </wp:cNvGraphicFramePr>
+            <a:graphic>
+              <a:graphicData uri="http://schemas.openxmlformats.org/drawingml/2006/picture">
+                <pic:pic>
+                  <pic:nvPicPr>
+                    <pic:cNvPr id="0" name="25_admin_branch_accounts.jpg"/>
+                    <pic:cNvPicPr/>
+                  </pic:nvPicPr>
+                  <pic:blipFill>
+                    <a:blip r:embed="rId31"/>
+                    <a:stretch>
+                      <a:fillRect/>
+                    </a:stretch>
+                  </pic:blipFill>
+                  <pic:spPr>
+                    <a:xfrm>
+                      <a:off x="0" y="0"/>
+                      <a:ext cx="5760720" cy="2516668"/>
+                    </a:xfrm>
+                    <a:prstGeom prst="rect"/>
+                  </pic:spPr>
+                </pic:pic>
+              </a:graphicData>
+            </a:graphic>
+          </wp:inline>
+        </w:drawing>
+      </w:r>
+    </w:p>
+    <w:p>
+      <w:pPr>
+        <w:spacing w:after="240"/>
+        <w:jc w:val="center"/>
       </w:pPr>
       <w:r>
         <w:rPr>
           <w:rFonts w:ascii="맑은 고딕" w:hAnsi="맑은 고딕" w:eastAsia="맑은 고딕"/>
-          <w:b/>
-          <w:color w:val="B48A2E"/>
-          <w:sz w:val="21"/>
+          <w:color w:val="555555"/>
+          <w:sz w:val="18"/>
         </w:rPr>
-        <w:t xml:space="preserve">4.  </w:t>
+        <w:t>▸ 지점·계정 관리 탭 — 등록된 지점과 신규 가입 신청 현황</w:t>
       </w:r>
+    </w:p>
+    <w:p>
+      <w:pPr>
+        <w:spacing w:after="60"/>
+        <w:ind w:left="283"/>
+      </w:pPr>
       <w:r>
         <w:rPr>
           <w:rFonts w:ascii="맑은 고딕" w:hAnsi="맑은 고딕" w:eastAsia="맑은 고딕"/>
           <w:sz w:val="21"/>
         </w:rPr>
-        <w:t>[프랜차이즈 표준] 탭에서 항목을 클릭해 값을 수정해보고, 포커스를 벗어났을 때 자동 저장되는지 확인합니다.</w:t>
+        <w:t>4.  [프랜차이즈 표준] 탭에서 항목을 클릭해 값을 수정해보고, 포커스를 벗어났을 때 자동 저장되는지 확인합니다.</w:t>
       </w:r>
     </w:p>
     <w:p>
       <w:pPr>
-        <w:spacing w:after="80"/>
-        <w:ind w:left="227"/>
+        <w:spacing w:before="80" w:after="40"/>
+        <w:jc w:val="center"/>
+      </w:pPr>
+      <w:r>
+        <w:drawing>
+          <wp:inline xmlns:a="http://schemas.openxmlformats.org/drawingml/2006/main" xmlns:pic="http://schemas.openxmlformats.org/drawingml/2006/picture">
+            <wp:extent cx="5760720" cy="2516668"/>
+            <wp:docPr id="24" name="Picture 24"/>
+            <wp:cNvGraphicFramePr>
+              <a:graphicFrameLocks noChangeAspect="1"/>
+            </wp:cNvGraphicFramePr>
+            <a:graphic>
+              <a:graphicData uri="http://schemas.openxmlformats.org/drawingml/2006/picture">
+                <pic:pic>
+                  <pic:nvPicPr>
+                    <pic:cNvPr id="0" name="26_admin_franchise_standards.jpg"/>
+                    <pic:cNvPicPr/>
+                  </pic:nvPicPr>
+                  <pic:blipFill>
+                    <a:blip r:embed="rId32"/>
+                    <a:stretch>
+                      <a:fillRect/>
+                    </a:stretch>
+                  </pic:blipFill>
+                  <pic:spPr>
+                    <a:xfrm>
+                      <a:off x="0" y="0"/>
+                      <a:ext cx="5760720" cy="2516668"/>
+                    </a:xfrm>
+                    <a:prstGeom prst="rect"/>
+                  </pic:spPr>
+                </pic:pic>
+              </a:graphicData>
+            </a:graphic>
+          </wp:inline>
+        </w:drawing>
+      </w:r>
+    </w:p>
+    <w:p>
+      <w:pPr>
+        <w:spacing w:after="240"/>
+        <w:jc w:val="center"/>
       </w:pPr>
       <w:r>
         <w:rPr>
           <w:rFonts w:ascii="맑은 고딕" w:hAnsi="맑은 고딕" w:eastAsia="맑은 고딕"/>
-          <w:b/>
-          <w:color w:val="B48A2E"/>
-          <w:sz w:val="21"/>
+          <w:color w:val="555555"/>
+          <w:sz w:val="18"/>
         </w:rPr>
-        <w:t xml:space="preserve">5.  </w:t>
+        <w:t>▸ 프랜차이즈 표준 탭 — 가맹비, 월 로열티 등 전사 표준 정책</w:t>
       </w:r>
+    </w:p>
+    <w:p>
+      <w:pPr>
+        <w:spacing w:after="60"/>
+        <w:ind w:left="283"/>
+      </w:pPr>
       <w:r>
         <w:rPr>
           <w:rFonts w:ascii="맑은 고딕" w:hAnsi="맑은 고딕" w:eastAsia="맑은 고딕"/>
           <w:sz w:val="21"/>
         </w:rPr>
-        <w:t>[전국 통계] 탭에서 지점별 평균 준비도 그래프를 확인합니다.</w:t>
+        <w:t>5.  [전국 통계] 탭에서 지점별 평균 준비도 그래프를 확인합니다.</w:t>
       </w:r>
     </w:p>
     <w:p>
       <w:pPr>
-        <w:spacing w:after="80"/>
-        <w:ind w:left="227"/>
-      </w:pPr>
-      <w:r>
-        <w:rPr>
-          <w:rFonts w:ascii="맑은 고딕" w:hAnsi="맑은 고딕" w:eastAsia="맑은 고딕"/>
-          <w:b/>
-          <w:color w:val="B48A2E"/>
-          <w:sz w:val="21"/>
-        </w:rPr>
-        <w:t xml:space="preserve">6.  </w:t>
-      </w:r>
+        <w:spacing w:after="60"/>
+        <w:ind w:left="283"/>
+      </w:pPr>
       <w:r>
         <w:rPr>
           <w:rFonts w:ascii="맑은 고딕" w:hAnsi="맑은 고딕" w:eastAsia="맑은 고딕"/>
           <w:sz w:val="21"/>
         </w:rPr>
-        <w:t>"학생 관리", "회원 관리", "상담 기록 관리", "모의고사 데이터 관리" 메뉴도 차례로 열어봅니다.</w:t>
+        <w:t>6.  “학생 관리”, “회원 관리”, “상담 기록 관리”, “모의고사 데이터 관리” 메뉴도 차례로 열어봅니다.</w:t>
+      </w:r>
+    </w:p>
+    <w:p>
+      <w:pPr>
+        <w:spacing w:before="80" w:after="40"/>
+        <w:jc w:val="center"/>
+      </w:pPr>
+      <w:r>
+        <w:drawing>
+          <wp:inline xmlns:a="http://schemas.openxmlformats.org/drawingml/2006/main" xmlns:pic="http://schemas.openxmlformats.org/drawingml/2006/picture">
+            <wp:extent cx="5760720" cy="2516668"/>
+            <wp:docPr id="25" name="Picture 25"/>
+            <wp:cNvGraphicFramePr>
+              <a:graphicFrameLocks noChangeAspect="1"/>
+            </wp:cNvGraphicFramePr>
+            <a:graphic>
+              <a:graphicData uri="http://schemas.openxmlformats.org/drawingml/2006/picture">
+                <pic:pic>
+                  <pic:nvPicPr>
+                    <pic:cNvPr id="0" name="27_admin_national_stats.jpg"/>
+                    <pic:cNvPicPr/>
+                  </pic:nvPicPr>
+                  <pic:blipFill>
+                    <a:blip r:embed="rId33"/>
+                    <a:stretch>
+                      <a:fillRect/>
+                    </a:stretch>
+                  </pic:blipFill>
+                  <pic:spPr>
+                    <a:xfrm>
+                      <a:off x="0" y="0"/>
+                      <a:ext cx="5760720" cy="2516668"/>
+                    </a:xfrm>
+                    <a:prstGeom prst="rect"/>
+                  </pic:spPr>
+                </pic:pic>
+              </a:graphicData>
+            </a:graphic>
+          </wp:inline>
+        </w:drawing>
+      </w:r>
+    </w:p>
+    <w:p>
+      <w:pPr>
+        <w:spacing w:after="240"/>
+        <w:jc w:val="center"/>
+      </w:pPr>
+      <w:r>
+        <w:rPr>
+          <w:rFonts w:ascii="맑은 고딕" w:hAnsi="맑은 고딕" w:eastAsia="맑은 고딕"/>
+          <w:color w:val="555555"/>
+          <w:sz w:val="18"/>
+        </w:rPr>
+        <w:t>▸ 전국 통계 탭 — 지점별 평균 준비도, 전사 재원 안정성 지표</w:t>
       </w:r>
     </w:p>
     <w:p>
@@ -3983,27 +4312,29 @@
     </w:p>
     <w:p>
       <w:pPr>
-        <w:pStyle w:val="Heading1"/>
+        <w:spacing w:after="160" w:before="360"/>
+        <w:pBdr>
+          <w:bottom w:val="single" w:sz="6" w:space="4" w:color="1e293b"/>
+        </w:pBdr>
       </w:pPr>
       <w:r>
         <w:rPr>
           <w:rFonts w:ascii="맑은 고딕" w:hAnsi="맑은 고딕" w:eastAsia="맑은 고딕"/>
           <w:b/>
           <w:color w:val="1E293B"/>
-          <w:sz w:val="36"/>
+          <w:sz w:val="32"/>
         </w:rPr>
         <w:t>4. 최종 점검 체크리스트</w:t>
       </w:r>
     </w:p>
     <w:p>
       <w:pPr>
-        <w:spacing w:after="120"/>
+        <w:spacing w:after="120" w:before="0"/>
       </w:pPr>
       <w:r>
         <w:rPr>
           <w:rFonts w:ascii="맑은 고딕" w:hAnsi="맑은 고딕" w:eastAsia="맑은 고딕"/>
           <w:b w:val="0"/>
-          <w:i w:val="0"/>
           <w:sz w:val="21"/>
         </w:rPr>
         <w:t>테스트를 마친 뒤 아래 항목을 한 번에 훑어보며 빠진 부분이 없는지 확인하세요.</w:t>
@@ -4012,271 +4343,181 @@
     <w:p>
       <w:pPr>
         <w:spacing w:after="60"/>
-        <w:ind w:left="227"/>
+        <w:ind w:left="283"/>
       </w:pPr>
       <w:r>
         <w:rPr>
           <w:rFonts w:ascii="맑은 고딕" w:hAnsi="맑은 고딕" w:eastAsia="맑은 고딕"/>
-          <w:b/>
-          <w:color w:val="1E7A4A"/>
+          <w:i w:val="0"/>
+          <w:color w:val="3A5A2A"/>
           <w:sz w:val="21"/>
         </w:rPr>
-        <w:t xml:space="preserve">☐  </w:t>
+        <w:t>☐  원장/강사/학부모 회원가입 → 승인 흐름이 모두 정상 동작했다.</w:t>
       </w:r>
+    </w:p>
+    <w:p>
+      <w:pPr>
+        <w:spacing w:after="60"/>
+        <w:ind w:left="283"/>
+      </w:pPr>
       <w:r>
         <w:rPr>
           <w:rFonts w:ascii="맑은 고딕" w:hAnsi="맑은 고딕" w:eastAsia="맑은 고딕"/>
-          <w:color w:val="555555"/>
+          <w:i w:val="0"/>
+          <w:color w:val="3A5A2A"/>
           <w:sz w:val="21"/>
         </w:rPr>
-        <w:t>원장/강사/학부모 회원가입 → 승인 흐름이 모두 정상 동작했다.</w:t>
+        <w:t>☐  학생 등록이 정상 동작하고, 등록한 학생이 원장/강사 화면에 즉시 보인다.</w:t>
       </w:r>
     </w:p>
     <w:p>
       <w:pPr>
         <w:spacing w:after="60"/>
-        <w:ind w:left="227"/>
+        <w:ind w:left="283"/>
       </w:pPr>
       <w:r>
         <w:rPr>
           <w:rFonts w:ascii="맑은 고딕" w:hAnsi="맑은 고딕" w:eastAsia="맑은 고딕"/>
-          <w:b/>
-          <w:color w:val="1E7A4A"/>
+          <w:i w:val="0"/>
+          <w:color w:val="3A5A2A"/>
           <w:sz w:val="21"/>
         </w:rPr>
-        <w:t xml:space="preserve">☐  </w:t>
+        <w:t>☐  목표 입력 시 히스토리가 누적되고, 이전 값이 사라지지 않는다.</w:t>
       </w:r>
+    </w:p>
+    <w:p>
+      <w:pPr>
+        <w:spacing w:after="60"/>
+        <w:ind w:left="283"/>
+      </w:pPr>
       <w:r>
         <w:rPr>
           <w:rFonts w:ascii="맑은 고딕" w:hAnsi="맑은 고딕" w:eastAsia="맑은 고딕"/>
-          <w:color w:val="555555"/>
+          <w:i w:val="0"/>
+          <w:color w:val="3A5A2A"/>
           <w:sz w:val="21"/>
         </w:rPr>
-        <w:t>학생 등록이 정상 동작하고, 등록한 학생이 원장/강사 화면에 즉시 보인다.</w:t>
+        <w:t>☐  모의고사 점수 입력 시 평균이 자동 계산된다.</w:t>
       </w:r>
     </w:p>
     <w:p>
       <w:pPr>
         <w:spacing w:after="60"/>
-        <w:ind w:left="227"/>
+        <w:ind w:left="283"/>
       </w:pPr>
       <w:r>
         <w:rPr>
           <w:rFonts w:ascii="맑은 고딕" w:hAnsi="맑은 고딕" w:eastAsia="맑은 고딕"/>
-          <w:b/>
-          <w:color w:val="1E7A4A"/>
+          <w:i w:val="0"/>
+          <w:color w:val="3A5A2A"/>
           <w:sz w:val="21"/>
         </w:rPr>
-        <w:t xml:space="preserve">☐  </w:t>
+        <w:t>☐  상담 기록의 “내부 메모”는 학부모 화면에 노출되지 않고, “학부모 공유 요약”만 노출된다.</w:t>
       </w:r>
+    </w:p>
+    <w:p>
+      <w:pPr>
+        <w:spacing w:after="60"/>
+        <w:ind w:left="283"/>
+      </w:pPr>
       <w:r>
         <w:rPr>
           <w:rFonts w:ascii="맑은 고딕" w:hAnsi="맑은 고딕" w:eastAsia="맑은 고딕"/>
-          <w:color w:val="555555"/>
+          <w:i w:val="0"/>
+          <w:color w:val="3A5A2A"/>
           <w:sz w:val="21"/>
         </w:rPr>
-        <w:t>목표 입력 시 히스토리가 누적되고, 이전 값이 사라지지 않는다.</w:t>
+        <w:t>☐  원장 화면(학생 종합 현황)에 입력한 모든 값이 실시간으로 반영된다.</w:t>
       </w:r>
     </w:p>
     <w:p>
       <w:pPr>
         <w:spacing w:after="60"/>
-        <w:ind w:left="227"/>
+        <w:ind w:left="283"/>
       </w:pPr>
       <w:r>
         <w:rPr>
           <w:rFonts w:ascii="맑은 고딕" w:hAnsi="맑은 고딕" w:eastAsia="맑은 고딕"/>
-          <w:b/>
-          <w:color w:val="1E7A4A"/>
+          <w:i w:val="0"/>
+          <w:color w:val="3A5A2A"/>
           <w:sz w:val="21"/>
         </w:rPr>
-        <w:t xml:space="preserve">☐  </w:t>
+        <w:t>☐  학부모 리포트 발송 → 학부모 화면에서 정상 열람되고, 열람 시각이 기록된다.</w:t>
       </w:r>
+    </w:p>
+    <w:p>
+      <w:pPr>
+        <w:spacing w:after="60"/>
+        <w:ind w:left="283"/>
+      </w:pPr>
       <w:r>
         <w:rPr>
           <w:rFonts w:ascii="맑은 고딕" w:hAnsi="맑은 고딕" w:eastAsia="맑은 고딕"/>
-          <w:color w:val="555555"/>
+          <w:i w:val="0"/>
+          <w:color w:val="3A5A2A"/>
           <w:sz w:val="21"/>
         </w:rPr>
-        <w:t>모의고사 점수 입력 시 평균이 자동 계산된다.</w:t>
+        <w:t>☐  상담 전화 예약과 대면 상담 예약 모두 3개의 희망 일시를 입력해 요청할 수 있다.</w:t>
       </w:r>
     </w:p>
     <w:p>
       <w:pPr>
         <w:spacing w:after="60"/>
-        <w:ind w:left="227"/>
+        <w:ind w:left="283"/>
       </w:pPr>
       <w:r>
         <w:rPr>
           <w:rFonts w:ascii="맑은 고딕" w:hAnsi="맑은 고딕" w:eastAsia="맑은 고딕"/>
-          <w:b/>
-          <w:color w:val="1E7A4A"/>
+          <w:i w:val="0"/>
+          <w:color w:val="3A5A2A"/>
           <w:sz w:val="21"/>
         </w:rPr>
-        <w:t xml:space="preserve">☐  </w:t>
+        <w:t>☐  강사 화면에서 예약 요청을 확정(일시 선택) 또는 거절할 수 있다.</w:t>
       </w:r>
+    </w:p>
+    <w:p>
+      <w:pPr>
+        <w:spacing w:after="60"/>
+        <w:ind w:left="283"/>
+      </w:pPr>
       <w:r>
         <w:rPr>
           <w:rFonts w:ascii="맑은 고딕" w:hAnsi="맑은 고딕" w:eastAsia="맑은 고딕"/>
-          <w:color w:val="555555"/>
+          <w:i w:val="0"/>
+          <w:color w:val="3A5A2A"/>
           <w:sz w:val="21"/>
         </w:rPr>
-        <w:t>상담 기록의 "내부 메모"는 학부모 화면에 노출되지 않고, "학부모 공유 요약"만 노출된다.</w:t>
+        <w:t>☐  확정/거절 처리 결과가 학부모 화면에 즉시(재접속 시) 반영된다.</w:t>
       </w:r>
     </w:p>
     <w:p>
       <w:pPr>
         <w:spacing w:after="60"/>
-        <w:ind w:left="227"/>
+        <w:ind w:left="283"/>
       </w:pPr>
       <w:r>
         <w:rPr>
           <w:rFonts w:ascii="맑은 고딕" w:hAnsi="맑은 고딕" w:eastAsia="맑은 고딕"/>
-          <w:b/>
-          <w:color w:val="1E7A4A"/>
+          <w:i w:val="0"/>
+          <w:color w:val="3A5A2A"/>
           <w:sz w:val="21"/>
         </w:rPr>
-        <w:t xml:space="preserve">☐  </w:t>
-      </w:r>
-      <w:r>
-        <w:rPr>
-          <w:rFonts w:ascii="맑은 고딕" w:hAnsi="맑은 고딕" w:eastAsia="맑은 고딕"/>
-          <w:color w:val="555555"/>
-          <w:sz w:val="21"/>
-        </w:rPr>
-        <w:t>원장 화면(학생 종합 현황)에 입력한 모든 값이 실시간으로 반영된다.</w:t>
+        <w:t>☐  데이터를 입력하지 않은 항목은 임의의 값이 아닌 “미설정/없음” 형태의 정직한 빈 상태로 표시된다.</w:t>
       </w:r>
     </w:p>
     <w:p>
       <w:pPr>
-        <w:spacing w:after="60"/>
-        <w:ind w:left="227"/>
-      </w:pPr>
-      <w:r>
-        <w:rPr>
-          <w:rFonts w:ascii="맑은 고딕" w:hAnsi="맑은 고딕" w:eastAsia="맑은 고딕"/>
-          <w:b/>
-          <w:color w:val="1E7A4A"/>
-          <w:sz w:val="21"/>
-        </w:rPr>
-        <w:t xml:space="preserve">☐  </w:t>
-      </w:r>
-      <w:r>
-        <w:rPr>
-          <w:rFonts w:ascii="맑은 고딕" w:hAnsi="맑은 고딕" w:eastAsia="맑은 고딕"/>
-          <w:color w:val="555555"/>
-          <w:sz w:val="21"/>
-        </w:rPr>
-        <w:t>학부모 리포트 발송 → 학부모 화면에서 정상 열람되고, 열람 시각이 기록된다.</w:t>
-      </w:r>
-    </w:p>
-    <w:p>
-      <w:pPr>
-        <w:spacing w:after="60"/>
-        <w:ind w:left="227"/>
-      </w:pPr>
-      <w:r>
-        <w:rPr>
-          <w:rFonts w:ascii="맑은 고딕" w:hAnsi="맑은 고딕" w:eastAsia="맑은 고딕"/>
-          <w:b/>
-          <w:color w:val="1E7A4A"/>
-          <w:sz w:val="21"/>
-        </w:rPr>
-        <w:t xml:space="preserve">☐  </w:t>
-      </w:r>
-      <w:r>
-        <w:rPr>
-          <w:rFonts w:ascii="맑은 고딕" w:hAnsi="맑은 고딕" w:eastAsia="맑은 고딕"/>
-          <w:color w:val="555555"/>
-          <w:sz w:val="21"/>
-        </w:rPr>
-        <w:t>상담 전화 예약과 대면 상담 예약 모두 3개의 희망 일시를 입력해 요청할 수 있다.</w:t>
-      </w:r>
-    </w:p>
-    <w:p>
-      <w:pPr>
-        <w:spacing w:after="60"/>
-        <w:ind w:left="227"/>
-      </w:pPr>
-      <w:r>
-        <w:rPr>
-          <w:rFonts w:ascii="맑은 고딕" w:hAnsi="맑은 고딕" w:eastAsia="맑은 고딕"/>
-          <w:b/>
-          <w:color w:val="1E7A4A"/>
-          <w:sz w:val="21"/>
-        </w:rPr>
-        <w:t xml:space="preserve">☐  </w:t>
-      </w:r>
-      <w:r>
-        <w:rPr>
-          <w:rFonts w:ascii="맑은 고딕" w:hAnsi="맑은 고딕" w:eastAsia="맑은 고딕"/>
-          <w:color w:val="555555"/>
-          <w:sz w:val="21"/>
-        </w:rPr>
-        <w:t>강사 화면에서 예약 요청을 확정(일시 선택) 또는 거절할 수 있다.</w:t>
-      </w:r>
-    </w:p>
-    <w:p>
-      <w:pPr>
-        <w:spacing w:after="60"/>
-        <w:ind w:left="227"/>
-      </w:pPr>
-      <w:r>
-        <w:rPr>
-          <w:rFonts w:ascii="맑은 고딕" w:hAnsi="맑은 고딕" w:eastAsia="맑은 고딕"/>
-          <w:b/>
-          <w:color w:val="1E7A4A"/>
-          <w:sz w:val="21"/>
-        </w:rPr>
-        <w:t xml:space="preserve">☐  </w:t>
-      </w:r>
-      <w:r>
-        <w:rPr>
-          <w:rFonts w:ascii="맑은 고딕" w:hAnsi="맑은 고딕" w:eastAsia="맑은 고딕"/>
-          <w:color w:val="555555"/>
-          <w:sz w:val="21"/>
-        </w:rPr>
-        <w:t>확정/거절 처리 결과가 학부모 화면에 즉시(재접속 시) 반영된다.</w:t>
-      </w:r>
-    </w:p>
-    <w:p>
-      <w:pPr>
-        <w:spacing w:after="60"/>
-        <w:ind w:left="227"/>
-      </w:pPr>
-      <w:r>
-        <w:rPr>
-          <w:rFonts w:ascii="맑은 고딕" w:hAnsi="맑은 고딕" w:eastAsia="맑은 고딕"/>
-          <w:b/>
-          <w:color w:val="1E7A4A"/>
-          <w:sz w:val="21"/>
-        </w:rPr>
-        <w:t xml:space="preserve">☐  </w:t>
-      </w:r>
-      <w:r>
-        <w:rPr>
-          <w:rFonts w:ascii="맑은 고딕" w:hAnsi="맑은 고딕" w:eastAsia="맑은 고딕"/>
-          <w:color w:val="555555"/>
-          <w:sz w:val="21"/>
-        </w:rPr>
-        <w:t>데이터를 입력하지 않은 항목은 임의의 값이 아닌 "미설정/없음" 형태의 정직한 빈 상태로 표시된다.</w:t>
-      </w:r>
-    </w:p>
-    <w:p>
-      <w:r>
-        <w:br w:type="page"/>
-      </w:r>
-    </w:p>
-    <w:p>
-      <w:pPr>
-        <w:pStyle w:val="Heading1"/>
+        <w:spacing w:after="160" w:before="360"/>
+        <w:pBdr>
+          <w:bottom w:val="single" w:sz="6" w:space="4" w:color="1e293b"/>
+        </w:pBdr>
       </w:pPr>
       <w:r>
         <w:rPr>
           <w:rFonts w:ascii="맑은 고딕" w:hAnsi="맑은 고딕" w:eastAsia="맑은 고딕"/>
           <w:b/>
           <w:color w:val="1E293B"/>
-          <w:sz w:val="36"/>
+          <w:sz w:val="32"/>
         </w:rPr>
         <w:t>5. 자주 발생하는 문제와 해결 방법</w:t>
       </w:r>
@@ -4289,14 +4530,14 @@
         <w:tblLook w:firstColumn="1" w:firstRow="1" w:lastColumn="0" w:lastRow="0" w:noHBand="0" w:noVBand="1" w:val="04A0"/>
       </w:tblPr>
       <w:tblGrid>
-        <w:gridCol w:w="4873"/>
-        <w:gridCol w:w="4873"/>
+        <w:gridCol w:w="4986"/>
+        <w:gridCol w:w="4986"/>
       </w:tblGrid>
       <w:tr>
         <w:tc>
           <w:tcPr>
-            <w:tcW w:type="dxa" w:w="3685"/>
-            <w:shd w:val="clear" w:color="auto" w:fill="1e293b"/>
+            <w:tcW w:type="dxa" w:w="4986"/>
+            <w:shd w:val="clear" w:fill="1e293b"/>
           </w:tcPr>
           <w:p>
             <w:pPr>
@@ -4316,8 +4557,8 @@
         </w:tc>
         <w:tc>
           <w:tcPr>
-            <w:tcW w:type="dxa" w:w="5386"/>
-            <w:shd w:val="clear" w:color="auto" w:fill="1e293b"/>
+            <w:tcW w:type="dxa" w:w="4986"/>
+            <w:shd w:val="clear" w:fill="1e293b"/>
           </w:tcPr>
           <w:p>
             <w:pPr>
@@ -4339,7 +4580,7 @@
       <w:tr>
         <w:tc>
           <w:tcPr>
-            <w:tcW w:type="dxa" w:w="3685"/>
+            <w:tcW w:type="dxa" w:w="4986"/>
           </w:tcPr>
           <w:p>
             <w:r/>
@@ -4354,7 +4595,7 @@
         </w:tc>
         <w:tc>
           <w:tcPr>
-            <w:tcW w:type="dxa" w:w="5386"/>
+            <w:tcW w:type="dxa" w:w="4986"/>
           </w:tcPr>
           <w:p>
             <w:r/>
@@ -4371,7 +4612,7 @@
       <w:tr>
         <w:tc>
           <w:tcPr>
-            <w:tcW w:type="dxa" w:w="3685"/>
+            <w:tcW w:type="dxa" w:w="4986"/>
           </w:tcPr>
           <w:p>
             <w:r/>
@@ -4380,13 +4621,13 @@
                 <w:rFonts w:ascii="맑은 고딕" w:hAnsi="맑은 고딕" w:eastAsia="맑은 고딕"/>
                 <w:sz w:val="19"/>
               </w:rPr>
-              <w:t>가입 후 계속 "승인 대기" 화면만 보인다</w:t>
+              <w:t>가입 후 계속 “승인 대기” 화면만 보인다</w:t>
             </w:r>
           </w:p>
         </w:tc>
         <w:tc>
           <w:tcPr>
-            <w:tcW w:type="dxa" w:w="5386"/>
+            <w:tcW w:type="dxa" w:w="4986"/>
           </w:tcPr>
           <w:p>
             <w:r/>
@@ -4403,7 +4644,7 @@
       <w:tr>
         <w:tc>
           <w:tcPr>
-            <w:tcW w:type="dxa" w:w="3685"/>
+            <w:tcW w:type="dxa" w:w="4986"/>
           </w:tcPr>
           <w:p>
             <w:r/>
@@ -4418,7 +4659,7 @@
         </w:tc>
         <w:tc>
           <w:tcPr>
-            <w:tcW w:type="dxa" w:w="5386"/>
+            <w:tcW w:type="dxa" w:w="4986"/>
           </w:tcPr>
           <w:p>
             <w:r/>
@@ -4427,7 +4668,7 @@
                 <w:rFonts w:ascii="맑은 고딕" w:hAnsi="맑은 고딕" w:eastAsia="맑은 고딕"/>
                 <w:sz w:val="19"/>
               </w:rPr>
-              <w:t>"연결할 학생"을 최소 1명 선택해야 승인 버튼이 활성화됩니다.</w:t>
+              <w:t>“연결할 학생”을 최소 1명 선택해야 승인 버튼이 활성화됩니다.</w:t>
             </w:r>
           </w:p>
         </w:tc>
@@ -4435,7 +4676,7 @@
       <w:tr>
         <w:tc>
           <w:tcPr>
-            <w:tcW w:type="dxa" w:w="3685"/>
+            <w:tcW w:type="dxa" w:w="4986"/>
           </w:tcPr>
           <w:p>
             <w:r/>
@@ -4450,7 +4691,7 @@
         </w:tc>
         <w:tc>
           <w:tcPr>
-            <w:tcW w:type="dxa" w:w="5386"/>
+            <w:tcW w:type="dxa" w:w="4986"/>
           </w:tcPr>
           <w:p>
             <w:r/>
@@ -4467,7 +4708,7 @@
       <w:tr>
         <w:tc>
           <w:tcPr>
-            <w:tcW w:type="dxa" w:w="3685"/>
+            <w:tcW w:type="dxa" w:w="4986"/>
           </w:tcPr>
           <w:p>
             <w:r/>
@@ -4482,7 +4723,7 @@
         </w:tc>
         <w:tc>
           <w:tcPr>
-            <w:tcW w:type="dxa" w:w="5386"/>
+            <w:tcW w:type="dxa" w:w="4986"/>
           </w:tcPr>
           <w:p>
             <w:r/>
@@ -4499,7 +4740,7 @@
       <w:tr>
         <w:tc>
           <w:tcPr>
-            <w:tcW w:type="dxa" w:w="3685"/>
+            <w:tcW w:type="dxa" w:w="4986"/>
           </w:tcPr>
           <w:p>
             <w:r/>
@@ -4514,7 +4755,7 @@
         </w:tc>
         <w:tc>
           <w:tcPr>
-            <w:tcW w:type="dxa" w:w="5386"/>
+            <w:tcW w:type="dxa" w:w="4986"/>
           </w:tcPr>
           <w:p>
             <w:r/>
@@ -4535,122 +4776,88 @@
       </w:pPr>
     </w:p>
     <w:p>
-      <w:r>
-        <w:br w:type="page"/>
-      </w:r>
-    </w:p>
-    <w:p>
-      <w:pPr>
-        <w:pStyle w:val="Heading1"/>
+      <w:pPr>
+        <w:spacing w:after="160" w:before="360"/>
+        <w:pBdr>
+          <w:bottom w:val="single" w:sz="6" w:space="4" w:color="1e293b"/>
+        </w:pBdr>
       </w:pPr>
       <w:r>
         <w:rPr>
           <w:rFonts w:ascii="맑은 고딕" w:hAnsi="맑은 고딕" w:eastAsia="맑은 고딕"/>
           <w:b/>
           <w:color w:val="1E293B"/>
-          <w:sz w:val="36"/>
+          <w:sz w:val="32"/>
         </w:rPr>
         <w:t>6. 테스트 종료 후 정리</w:t>
       </w:r>
     </w:p>
     <w:p>
       <w:pPr>
-        <w:spacing w:after="120"/>
+        <w:spacing w:after="120" w:before="0"/>
       </w:pPr>
       <w:r>
         <w:rPr>
           <w:rFonts w:ascii="맑은 고딕" w:hAnsi="맑은 고딕" w:eastAsia="맑은 고딕"/>
           <w:b w:val="0"/>
-          <w:i w:val="0"/>
           <w:sz w:val="21"/>
         </w:rPr>
-        <w:t>테스트를 위해 만든 계정(test_director_001 등)과 학생, 예약 요청 데이터는 실제 운영 데이터와 같은 데이터베이스에 저장됩니다. 테스트가 끝나면 아래와 같이 정리하는 것을 권장합니다.</w:t>
+        <w:t>테스트를 위해 만든 계정과 학생, 예약 요청 데이터는 실제 운영 데이터와 같은 데이터베이스에 저장됩니다. 테스트가 끝나면 아래와 같이 정리하는 것을 권장합니다.</w:t>
       </w:r>
     </w:p>
     <w:p>
       <w:pPr>
         <w:spacing w:after="60"/>
-        <w:ind w:left="454"/>
+        <w:ind w:left="283"/>
       </w:pPr>
       <w:r>
         <w:rPr>
           <w:rFonts w:ascii="맑은 고딕" w:hAnsi="맑은 고딕" w:eastAsia="맑은 고딕"/>
-          <w:b/>
-          <w:color w:val="1E7A4A"/>
-          <w:sz w:val="20"/>
+          <w:i w:val="0"/>
+          <w:color w:val="3A5A2A"/>
+          <w:sz w:val="21"/>
         </w:rPr>
-        <w:t xml:space="preserve">☐  </w:t>
+        <w:t>☐  테스트용으로 만든 계정 목록(아이디)을 관리자에게 전달해 삭제를 요청한다.</w:t>
       </w:r>
+    </w:p>
+    <w:p>
+      <w:pPr>
+        <w:spacing w:after="60"/>
+        <w:ind w:left="283"/>
+      </w:pPr>
       <w:r>
         <w:rPr>
           <w:rFonts w:ascii="맑은 고딕" w:hAnsi="맑은 고딕" w:eastAsia="맑은 고딕"/>
-          <w:color w:val="555555"/>
-          <w:sz w:val="20"/>
+          <w:i w:val="0"/>
+          <w:color w:val="3A5A2A"/>
+          <w:sz w:val="21"/>
         </w:rPr>
-        <w:t>테스트용으로 만든 계정 목록(아이디)을 관리자에게 전달해 삭제를 요청한다.</w:t>
+        <w:t>☐  테스트용으로 등록한 학생과 그에 딸린 성적/상담/리포트/예약 요청도 함께 삭제되었는지 확인한다.</w:t>
       </w:r>
     </w:p>
     <w:p>
       <w:pPr>
         <w:spacing w:after="60"/>
-        <w:ind w:left="454"/>
+        <w:ind w:left="283"/>
       </w:pPr>
       <w:r>
         <w:rPr>
           <w:rFonts w:ascii="맑은 고딕" w:hAnsi="맑은 고딕" w:eastAsia="맑은 고딕"/>
-          <w:b/>
-          <w:color w:val="1E7A4A"/>
-          <w:sz w:val="20"/>
+          <w:i w:val="0"/>
+          <w:color w:val="3A5A2A"/>
+          <w:sz w:val="21"/>
         </w:rPr>
-        <w:t xml:space="preserve">☐  </w:t>
-      </w:r>
-      <w:r>
-        <w:rPr>
-          <w:rFonts w:ascii="맑은 고딕" w:hAnsi="맑은 고딕" w:eastAsia="맑은 고딕"/>
-          <w:color w:val="555555"/>
-          <w:sz w:val="20"/>
-        </w:rPr>
-        <w:t>테스트용으로 등록한 학생과 그에 딸린 성적/상담/리포트/예약 요청도 함께 삭제되었는지 확인한다.</w:t>
+        <w:t>☐  실제 재원생 데이터에는 영향이 없었는지 최종적으로 한 번 더 확인한다.</w:t>
       </w:r>
     </w:p>
     <w:p>
       <w:pPr>
-        <w:spacing w:after="60"/>
-        <w:ind w:left="454"/>
-      </w:pPr>
-      <w:r>
-        <w:rPr>
-          <w:rFonts w:ascii="맑은 고딕" w:hAnsi="맑은 고딕" w:eastAsia="맑은 고딕"/>
-          <w:b/>
-          <w:color w:val="1E7A4A"/>
-          <w:sz w:val="20"/>
-        </w:rPr>
-        <w:t xml:space="preserve">☐  </w:t>
-      </w:r>
-      <w:r>
-        <w:rPr>
-          <w:rFonts w:ascii="맑은 고딕" w:hAnsi="맑은 고딕" w:eastAsia="맑은 고딕"/>
-          <w:color w:val="555555"/>
-          <w:sz w:val="20"/>
-        </w:rPr>
-        <w:t>실제 재원생 데이터에는 영향이 없었는지 최종적으로 한 번 더 확인한다.</w:t>
-      </w:r>
-    </w:p>
-    <w:p>
-      <w:pPr>
-        <w:spacing w:after="120"/>
-      </w:pPr>
-    </w:p>
-    <w:p>
-      <w:pPr>
-        <w:spacing w:after="120"/>
+        <w:spacing w:after="0" w:before="0"/>
       </w:pPr>
       <w:r>
         <w:rPr>
           <w:rFonts w:ascii="맑은 고딕" w:hAnsi="맑은 고딕" w:eastAsia="맑은 고딕"/>
           <w:b w:val="0"/>
-          <w:i w:val="0"/>
-          <w:color w:val="555555"/>
           <w:sz w:val="21"/>
         </w:rPr>
         <w:t>수고하셨습니다. 이 문서로 확인한 내용을 바탕으로 발견한 문제점이나 개선 아이디어는 담당자에게 별도로 전달해 주세요.</w:t>
@@ -4658,7 +4865,7 @@
     </w:p>
     <w:sectPr>
       <w:pgSz w:w="12240" w:h="15840"/>
-      <w:pgMar w:top="1134" w:right="1247" w:bottom="1134" w:left="1247" w:header="720" w:footer="720" w:gutter="0"/>
+      <w:pgMar w:top="1020" w:right="1134" w:bottom="1020" w:left="1134" w:header="720" w:footer="720" w:gutter="0"/>
       <w:cols w:space="720"/>
       <w:docGrid w:linePitch="360"/>
     </w:sectPr>
